--- a/publisher-submissions/ignatius/final-submission/sacrae-preces-volume-1-submission.docx
+++ b/publisher-submissions/ignatius/final-submission/sacrae-preces-volume-1-submission.docx
@@ -82,7 +82,23 @@
           <w:smallCaps w:val="0"/>
           <w:szCs w:val="24"/>
         </w:rPr>
-        <w:t>English &amp; Latin</w:t>
+        <w:t>English</w:t>
+      </w:r>
+      <w:r>
+        <w:rPr>
+          <w:rStyle w:val="SPCatechismrefCS"/>
+          <w:smallCaps w:val="0"/>
+          <w:szCs w:val="24"/>
+        </w:rPr>
+        <w:t xml:space="preserve"> &amp; </w:t>
+      </w:r>
+      <w:r>
+        <w:rPr>
+          <w:rStyle w:val="SPCatechismrefCS"/>
+          <w:smallCaps w:val="0"/>
+          <w:szCs w:val="24"/>
+        </w:rPr>
+        <w:t>Latin</w:t>
       </w:r>
     </w:p>
     <w:p>
@@ -181,7 +197,28 @@
           <w:sz w:val="24"/>
           <w:szCs w:val="24"/>
         </w:rPr>
-        <w:t xml:space="preserve">English &amp; Latin </w:t>
+        <w:t>English</w:t>
+      </w:r>
+      <w:r>
+        <w:rPr>
+          <w:sz w:val="24"/>
+          <w:szCs w:val="24"/>
+        </w:rPr>
+        <w:t xml:space="preserve"> &amp; </w:t>
+      </w:r>
+      <w:r>
+        <w:rPr>
+          <w:sz w:val="24"/>
+          <w:szCs w:val="24"/>
+        </w:rPr>
+        <w:t>Latin</w:t>
+      </w:r>
+      <w:r>
+        <w:rPr>
+          <w:sz w:val="24"/>
+          <w:szCs w:val="24"/>
+        </w:rPr>
+        <w:t xml:space="preserve"> </w:t>
       </w:r>
     </w:p>
     <w:p>
@@ -481,7 +518,7 @@
             </w:rPr>
             <w:fldChar w:fldCharType="separate"/>
           </w:r>
-          <w:hyperlink w:anchor="_Toc240789720" w:history="1">
+          <w:hyperlink w:anchor="_Toc240912922" w:history="1">
             <w:r>
               <w:rPr>
                 <w:rStyle w:val="Hyperlink"/>
@@ -508,7 +545,7 @@
                 <w:noProof/>
                 <w:webHidden/>
               </w:rPr>
-              <w:instrText xml:space="preserve"> PAGEREF _Toc240789720 \h </w:instrText>
+              <w:instrText xml:space="preserve"> PAGEREF _Toc240912922 \h </w:instrText>
             </w:r>
             <w:r>
               <w:rPr>
@@ -553,7 +590,7 @@
               <w:lang w:eastAsia="en-ZA"/>
             </w:rPr>
           </w:pPr>
-          <w:hyperlink w:anchor="_Toc240789721" w:history="1">
+          <w:hyperlink w:anchor="_Toc240912923" w:history="1">
             <w:r>
               <w:rPr>
                 <w:rStyle w:val="Hyperlink"/>
@@ -580,7 +617,7 @@
                 <w:noProof/>
                 <w:webHidden/>
               </w:rPr>
-              <w:instrText xml:space="preserve"> PAGEREF _Toc240789721 \h </w:instrText>
+              <w:instrText xml:space="preserve"> PAGEREF _Toc240912923 \h </w:instrText>
             </w:r>
             <w:r>
               <w:rPr>
@@ -625,7 +662,7 @@
               <w:lang w:eastAsia="en-ZA"/>
             </w:rPr>
           </w:pPr>
-          <w:hyperlink w:anchor="_Toc240789722" w:history="1">
+          <w:hyperlink w:anchor="_Toc240912924" w:history="1">
             <w:r>
               <w:rPr>
                 <w:rStyle w:val="Hyperlink"/>
@@ -652,7 +689,7 @@
                 <w:noProof/>
                 <w:webHidden/>
               </w:rPr>
-              <w:instrText xml:space="preserve"> PAGEREF _Toc240789722 \h </w:instrText>
+              <w:instrText xml:space="preserve"> PAGEREF _Toc240912924 \h </w:instrText>
             </w:r>
             <w:r>
               <w:rPr>
@@ -697,7 +734,7 @@
               <w:lang w:eastAsia="en-ZA"/>
             </w:rPr>
           </w:pPr>
-          <w:hyperlink w:anchor="_Toc240789723" w:history="1">
+          <w:hyperlink w:anchor="_Toc240912925" w:history="1">
             <w:r>
               <w:rPr>
                 <w:rStyle w:val="Hyperlink"/>
@@ -724,7 +761,7 @@
                 <w:noProof/>
                 <w:webHidden/>
               </w:rPr>
-              <w:instrText xml:space="preserve"> PAGEREF _Toc240789723 \h </w:instrText>
+              <w:instrText xml:space="preserve"> PAGEREF _Toc240912925 \h </w:instrText>
             </w:r>
             <w:r>
               <w:rPr>
@@ -769,7 +806,7 @@
               <w:lang w:eastAsia="en-ZA"/>
             </w:rPr>
           </w:pPr>
-          <w:hyperlink w:anchor="_Toc240789724" w:history="1">
+          <w:hyperlink w:anchor="_Toc240912926" w:history="1">
             <w:r>
               <w:rPr>
                 <w:rStyle w:val="Hyperlink"/>
@@ -796,7 +833,7 @@
                 <w:noProof/>
                 <w:webHidden/>
               </w:rPr>
-              <w:instrText xml:space="preserve"> PAGEREF _Toc240789724 \h </w:instrText>
+              <w:instrText xml:space="preserve"> PAGEREF _Toc240912926 \h </w:instrText>
             </w:r>
             <w:r>
               <w:rPr>
@@ -841,7 +878,7 @@
               <w:lang w:eastAsia="en-ZA"/>
             </w:rPr>
           </w:pPr>
-          <w:hyperlink w:anchor="_Toc240789725" w:history="1">
+          <w:hyperlink w:anchor="_Toc240912927" w:history="1">
             <w:r>
               <w:rPr>
                 <w:rStyle w:val="Hyperlink"/>
@@ -868,7 +905,7 @@
                 <w:noProof/>
                 <w:webHidden/>
               </w:rPr>
-              <w:instrText xml:space="preserve"> PAGEREF _Toc240789725 \h </w:instrText>
+              <w:instrText xml:space="preserve"> PAGEREF _Toc240912927 \h </w:instrText>
             </w:r>
             <w:r>
               <w:rPr>
@@ -913,7 +950,7 @@
               <w:lang w:eastAsia="en-ZA"/>
             </w:rPr>
           </w:pPr>
-          <w:hyperlink w:anchor="_Toc240789726" w:history="1">
+          <w:hyperlink w:anchor="_Toc240912928" w:history="1">
             <w:r>
               <w:rPr>
                 <w:rStyle w:val="Hyperlink"/>
@@ -940,7 +977,7 @@
                 <w:noProof/>
                 <w:webHidden/>
               </w:rPr>
-              <w:instrText xml:space="preserve"> PAGEREF _Toc240789726 \h </w:instrText>
+              <w:instrText xml:space="preserve"> PAGEREF _Toc240912928 \h </w:instrText>
             </w:r>
             <w:r>
               <w:rPr>
@@ -985,7 +1022,7 @@
               <w:lang w:eastAsia="en-ZA"/>
             </w:rPr>
           </w:pPr>
-          <w:hyperlink w:anchor="_Toc240789727" w:history="1">
+          <w:hyperlink w:anchor="_Toc240912929" w:history="1">
             <w:r>
               <w:rPr>
                 <w:rStyle w:val="Hyperlink"/>
@@ -1012,7 +1049,7 @@
                 <w:noProof/>
                 <w:webHidden/>
               </w:rPr>
-              <w:instrText xml:space="preserve"> PAGEREF _Toc240789727 \h </w:instrText>
+              <w:instrText xml:space="preserve"> PAGEREF _Toc240912929 \h </w:instrText>
             </w:r>
             <w:r>
               <w:rPr>
@@ -1050,16 +1087,20 @@
               <w:tab w:val="right" w:pos="5894"/>
             </w:tabs>
             <w:rPr>
+              <w:rFonts w:asciiTheme="minorHAnsi" w:eastAsiaTheme="minorEastAsia" w:hAnsiTheme="minorHAnsi"/>
               <w:noProof/>
+              <w:kern w:val="2"/>
+              <w:szCs w:val="24"/>
+              <w:lang w:eastAsia="en-ZA"/>
             </w:rPr>
           </w:pPr>
-          <w:hyperlink w:anchor="_Toc240789728" w:history="1">
+          <w:hyperlink w:anchor="_Toc240912930" w:history="1">
             <w:r>
               <w:rPr>
                 <w:rStyle w:val="Hyperlink"/>
                 <w:noProof/>
               </w:rPr>
-              <w:t>ENGLISH</w:t>
+              <w:t>English</w:t>
             </w:r>
             <w:r>
               <w:rPr>
@@ -1080,7 +1121,7 @@
                 <w:noProof/>
                 <w:webHidden/>
               </w:rPr>
-              <w:instrText xml:space="preserve"> PAGEREF _Toc240789728 \h </w:instrText>
+              <w:instrText xml:space="preserve"> PAGEREF _Toc240912930 \h </w:instrText>
             </w:r>
             <w:r>
               <w:rPr>
@@ -1118,16 +1159,20 @@
               <w:tab w:val="right" w:pos="5894"/>
             </w:tabs>
             <w:rPr>
+              <w:rFonts w:asciiTheme="minorHAnsi" w:eastAsiaTheme="minorEastAsia" w:hAnsiTheme="minorHAnsi"/>
               <w:noProof/>
+              <w:kern w:val="2"/>
+              <w:szCs w:val="24"/>
+              <w:lang w:eastAsia="en-ZA"/>
             </w:rPr>
           </w:pPr>
-          <w:hyperlink w:anchor="_Toc240789729" w:history="1">
+          <w:hyperlink w:anchor="_Toc240912931" w:history="1">
             <w:r>
               <w:rPr>
                 <w:rStyle w:val="Hyperlink"/>
                 <w:noProof/>
               </w:rPr>
-              <w:t>LATIN</w:t>
+              <w:t>Latin</w:t>
             </w:r>
             <w:r>
               <w:rPr>
@@ -1148,7 +1193,7 @@
                 <w:noProof/>
                 <w:webHidden/>
               </w:rPr>
-              <w:instrText xml:space="preserve"> PAGEREF _Toc240789729 \h </w:instrText>
+              <w:instrText xml:space="preserve"> PAGEREF _Toc240912931 \h </w:instrText>
             </w:r>
             <w:r>
               <w:rPr>
@@ -1186,10 +1231,14 @@
               <w:tab w:val="right" w:pos="5894"/>
             </w:tabs>
             <w:rPr>
+              <w:rFonts w:asciiTheme="minorHAnsi" w:eastAsiaTheme="minorEastAsia" w:hAnsiTheme="minorHAnsi"/>
               <w:noProof/>
+              <w:kern w:val="2"/>
+              <w:szCs w:val="24"/>
+              <w:lang w:eastAsia="en-ZA"/>
             </w:rPr>
           </w:pPr>
-          <w:hyperlink w:anchor="_Toc240789730" w:history="1">
+          <w:hyperlink w:anchor="_Toc240912932" w:history="1">
             <w:r>
               <w:rPr>
                 <w:rStyle w:val="Hyperlink"/>
@@ -1216,7 +1265,7 @@
                 <w:noProof/>
                 <w:webHidden/>
               </w:rPr>
-              <w:instrText xml:space="preserve"> PAGEREF _Toc240789730 \h </w:instrText>
+              <w:instrText xml:space="preserve"> PAGEREF _Toc240912932 \h </w:instrText>
             </w:r>
             <w:r>
               <w:rPr>
@@ -1254,10 +1303,14 @@
               <w:tab w:val="right" w:pos="5894"/>
             </w:tabs>
             <w:rPr>
+              <w:rFonts w:asciiTheme="minorHAnsi" w:eastAsiaTheme="minorEastAsia" w:hAnsiTheme="minorHAnsi"/>
               <w:noProof/>
+              <w:kern w:val="2"/>
+              <w:szCs w:val="24"/>
+              <w:lang w:eastAsia="en-ZA"/>
             </w:rPr>
           </w:pPr>
-          <w:hyperlink w:anchor="_Toc240789731" w:history="1">
+          <w:hyperlink w:anchor="_Toc240912933" w:history="1">
             <w:r>
               <w:rPr>
                 <w:rStyle w:val="Hyperlink"/>
@@ -1284,7 +1337,7 @@
                 <w:noProof/>
                 <w:webHidden/>
               </w:rPr>
-              <w:instrText xml:space="preserve"> PAGEREF _Toc240789731 \h </w:instrText>
+              <w:instrText xml:space="preserve"> PAGEREF _Toc240912933 \h </w:instrText>
             </w:r>
             <w:r>
               <w:rPr>
@@ -1329,7 +1382,7 @@
               <w:lang w:eastAsia="en-ZA"/>
             </w:rPr>
           </w:pPr>
-          <w:hyperlink w:anchor="_Toc240789732" w:history="1">
+          <w:hyperlink w:anchor="_Toc240912934" w:history="1">
             <w:r>
               <w:rPr>
                 <w:rStyle w:val="Hyperlink"/>
@@ -1356,7 +1409,7 @@
                 <w:noProof/>
                 <w:webHidden/>
               </w:rPr>
-              <w:instrText xml:space="preserve"> PAGEREF _Toc240789732 \h </w:instrText>
+              <w:instrText xml:space="preserve"> PAGEREF _Toc240912934 \h </w:instrText>
             </w:r>
             <w:r>
               <w:rPr>
@@ -1394,16 +1447,20 @@
               <w:tab w:val="right" w:pos="5894"/>
             </w:tabs>
             <w:rPr>
+              <w:rFonts w:asciiTheme="minorHAnsi" w:eastAsiaTheme="minorEastAsia" w:hAnsiTheme="minorHAnsi"/>
               <w:noProof/>
+              <w:kern w:val="2"/>
+              <w:szCs w:val="24"/>
+              <w:lang w:eastAsia="en-ZA"/>
             </w:rPr>
           </w:pPr>
-          <w:hyperlink w:anchor="_Toc240789733" w:history="1">
+          <w:hyperlink w:anchor="_Toc240912935" w:history="1">
             <w:r>
               <w:rPr>
                 <w:rStyle w:val="Hyperlink"/>
                 <w:noProof/>
               </w:rPr>
-              <w:t>ENGLISH</w:t>
+              <w:t>English</w:t>
             </w:r>
             <w:r>
               <w:rPr>
@@ -1424,7 +1481,7 @@
                 <w:noProof/>
                 <w:webHidden/>
               </w:rPr>
-              <w:instrText xml:space="preserve"> PAGEREF _Toc240789733 \h </w:instrText>
+              <w:instrText xml:space="preserve"> PAGEREF _Toc240912935 \h </w:instrText>
             </w:r>
             <w:r>
               <w:rPr>
@@ -1462,16 +1519,20 @@
               <w:tab w:val="right" w:pos="5894"/>
             </w:tabs>
             <w:rPr>
+              <w:rFonts w:asciiTheme="minorHAnsi" w:eastAsiaTheme="minorEastAsia" w:hAnsiTheme="minorHAnsi"/>
               <w:noProof/>
+              <w:kern w:val="2"/>
+              <w:szCs w:val="24"/>
+              <w:lang w:eastAsia="en-ZA"/>
             </w:rPr>
           </w:pPr>
-          <w:hyperlink w:anchor="_Toc240789734" w:history="1">
+          <w:hyperlink w:anchor="_Toc240912936" w:history="1">
             <w:r>
               <w:rPr>
                 <w:rStyle w:val="Hyperlink"/>
                 <w:noProof/>
               </w:rPr>
-              <w:t>LATIN</w:t>
+              <w:t>Latin</w:t>
             </w:r>
             <w:r>
               <w:rPr>
@@ -1492,7 +1553,7 @@
                 <w:noProof/>
                 <w:webHidden/>
               </w:rPr>
-              <w:instrText xml:space="preserve"> PAGEREF _Toc240789734 \h </w:instrText>
+              <w:instrText xml:space="preserve"> PAGEREF _Toc240912936 \h </w:instrText>
             </w:r>
             <w:r>
               <w:rPr>
@@ -1530,10 +1591,14 @@
               <w:tab w:val="right" w:pos="5894"/>
             </w:tabs>
             <w:rPr>
+              <w:rFonts w:asciiTheme="minorHAnsi" w:eastAsiaTheme="minorEastAsia" w:hAnsiTheme="minorHAnsi"/>
               <w:noProof/>
+              <w:kern w:val="2"/>
+              <w:szCs w:val="24"/>
+              <w:lang w:eastAsia="en-ZA"/>
             </w:rPr>
           </w:pPr>
-          <w:hyperlink w:anchor="_Toc240789735" w:history="1">
+          <w:hyperlink w:anchor="_Toc240912937" w:history="1">
             <w:r>
               <w:rPr>
                 <w:rStyle w:val="Hyperlink"/>
@@ -1560,7 +1625,7 @@
                 <w:noProof/>
                 <w:webHidden/>
               </w:rPr>
-              <w:instrText xml:space="preserve"> PAGEREF _Toc240789735 \h </w:instrText>
+              <w:instrText xml:space="preserve"> PAGEREF _Toc240912937 \h </w:instrText>
             </w:r>
             <w:r>
               <w:rPr>
@@ -1598,10 +1663,14 @@
               <w:tab w:val="right" w:pos="5894"/>
             </w:tabs>
             <w:rPr>
+              <w:rFonts w:asciiTheme="minorHAnsi" w:eastAsiaTheme="minorEastAsia" w:hAnsiTheme="minorHAnsi"/>
               <w:noProof/>
+              <w:kern w:val="2"/>
+              <w:szCs w:val="24"/>
+              <w:lang w:eastAsia="en-ZA"/>
             </w:rPr>
           </w:pPr>
-          <w:hyperlink w:anchor="_Toc240789736" w:history="1">
+          <w:hyperlink w:anchor="_Toc240912938" w:history="1">
             <w:r>
               <w:rPr>
                 <w:rStyle w:val="Hyperlink"/>
@@ -1628,7 +1697,7 @@
                 <w:noProof/>
                 <w:webHidden/>
               </w:rPr>
-              <w:instrText xml:space="preserve"> PAGEREF _Toc240789736 \h </w:instrText>
+              <w:instrText xml:space="preserve"> PAGEREF _Toc240912938 \h </w:instrText>
             </w:r>
             <w:r>
               <w:rPr>
@@ -1673,7 +1742,7 @@
               <w:lang w:eastAsia="en-ZA"/>
             </w:rPr>
           </w:pPr>
-          <w:hyperlink w:anchor="_Toc240789737" w:history="1">
+          <w:hyperlink w:anchor="_Toc240912939" w:history="1">
             <w:r>
               <w:rPr>
                 <w:rStyle w:val="Hyperlink"/>
@@ -1700,7 +1769,7 @@
                 <w:noProof/>
                 <w:webHidden/>
               </w:rPr>
-              <w:instrText xml:space="preserve"> PAGEREF _Toc240789737 \h </w:instrText>
+              <w:instrText xml:space="preserve"> PAGEREF _Toc240912939 \h </w:instrText>
             </w:r>
             <w:r>
               <w:rPr>
@@ -1738,16 +1807,20 @@
               <w:tab w:val="right" w:pos="5894"/>
             </w:tabs>
             <w:rPr>
+              <w:rFonts w:asciiTheme="minorHAnsi" w:eastAsiaTheme="minorEastAsia" w:hAnsiTheme="minorHAnsi"/>
               <w:noProof/>
+              <w:kern w:val="2"/>
+              <w:szCs w:val="24"/>
+              <w:lang w:eastAsia="en-ZA"/>
             </w:rPr>
           </w:pPr>
-          <w:hyperlink w:anchor="_Toc240789738" w:history="1">
+          <w:hyperlink w:anchor="_Toc240912940" w:history="1">
             <w:r>
               <w:rPr>
                 <w:rStyle w:val="Hyperlink"/>
                 <w:noProof/>
               </w:rPr>
-              <w:t>ENGLISH</w:t>
+              <w:t>English</w:t>
             </w:r>
             <w:r>
               <w:rPr>
@@ -1768,7 +1841,7 @@
                 <w:noProof/>
                 <w:webHidden/>
               </w:rPr>
-              <w:instrText xml:space="preserve"> PAGEREF _Toc240789738 \h </w:instrText>
+              <w:instrText xml:space="preserve"> PAGEREF _Toc240912940 \h </w:instrText>
             </w:r>
             <w:r>
               <w:rPr>
@@ -1806,16 +1879,20 @@
               <w:tab w:val="right" w:pos="5894"/>
             </w:tabs>
             <w:rPr>
+              <w:rFonts w:asciiTheme="minorHAnsi" w:eastAsiaTheme="minorEastAsia" w:hAnsiTheme="minorHAnsi"/>
               <w:noProof/>
+              <w:kern w:val="2"/>
+              <w:szCs w:val="24"/>
+              <w:lang w:eastAsia="en-ZA"/>
             </w:rPr>
           </w:pPr>
-          <w:hyperlink w:anchor="_Toc240789739" w:history="1">
+          <w:hyperlink w:anchor="_Toc240912941" w:history="1">
             <w:r>
               <w:rPr>
                 <w:rStyle w:val="Hyperlink"/>
                 <w:noProof/>
               </w:rPr>
-              <w:t>LATIN</w:t>
+              <w:t>Latin</w:t>
             </w:r>
             <w:r>
               <w:rPr>
@@ -1836,7 +1913,7 @@
                 <w:noProof/>
                 <w:webHidden/>
               </w:rPr>
-              <w:instrText xml:space="preserve"> PAGEREF _Toc240789739 \h </w:instrText>
+              <w:instrText xml:space="preserve"> PAGEREF _Toc240912941 \h </w:instrText>
             </w:r>
             <w:r>
               <w:rPr>
@@ -1874,10 +1951,14 @@
               <w:tab w:val="right" w:pos="5894"/>
             </w:tabs>
             <w:rPr>
+              <w:rFonts w:asciiTheme="minorHAnsi" w:eastAsiaTheme="minorEastAsia" w:hAnsiTheme="minorHAnsi"/>
               <w:noProof/>
+              <w:kern w:val="2"/>
+              <w:szCs w:val="24"/>
+              <w:lang w:eastAsia="en-ZA"/>
             </w:rPr>
           </w:pPr>
-          <w:hyperlink w:anchor="_Toc240789740" w:history="1">
+          <w:hyperlink w:anchor="_Toc240912942" w:history="1">
             <w:r>
               <w:rPr>
                 <w:rStyle w:val="Hyperlink"/>
@@ -1904,7 +1985,7 @@
                 <w:noProof/>
                 <w:webHidden/>
               </w:rPr>
-              <w:instrText xml:space="preserve"> PAGEREF _Toc240789740 \h </w:instrText>
+              <w:instrText xml:space="preserve"> PAGEREF _Toc240912942 \h </w:instrText>
             </w:r>
             <w:r>
               <w:rPr>
@@ -1942,10 +2023,14 @@
               <w:tab w:val="right" w:pos="5894"/>
             </w:tabs>
             <w:rPr>
+              <w:rFonts w:asciiTheme="minorHAnsi" w:eastAsiaTheme="minorEastAsia" w:hAnsiTheme="minorHAnsi"/>
               <w:noProof/>
+              <w:kern w:val="2"/>
+              <w:szCs w:val="24"/>
+              <w:lang w:eastAsia="en-ZA"/>
             </w:rPr>
           </w:pPr>
-          <w:hyperlink w:anchor="_Toc240789741" w:history="1">
+          <w:hyperlink w:anchor="_Toc240912943" w:history="1">
             <w:r>
               <w:rPr>
                 <w:rStyle w:val="Hyperlink"/>
@@ -1972,7 +2057,7 @@
                 <w:noProof/>
                 <w:webHidden/>
               </w:rPr>
-              <w:instrText xml:space="preserve"> PAGEREF _Toc240789741 \h </w:instrText>
+              <w:instrText xml:space="preserve"> PAGEREF _Toc240912943 \h </w:instrText>
             </w:r>
             <w:r>
               <w:rPr>
@@ -2017,7 +2102,7 @@
               <w:lang w:eastAsia="en-ZA"/>
             </w:rPr>
           </w:pPr>
-          <w:hyperlink w:anchor="_Toc240789742" w:history="1">
+          <w:hyperlink w:anchor="_Toc240912944" w:history="1">
             <w:r>
               <w:rPr>
                 <w:rStyle w:val="Hyperlink"/>
@@ -2044,7 +2129,7 @@
                 <w:noProof/>
                 <w:webHidden/>
               </w:rPr>
-              <w:instrText xml:space="preserve"> PAGEREF _Toc240789742 \h </w:instrText>
+              <w:instrText xml:space="preserve"> PAGEREF _Toc240912944 \h </w:instrText>
             </w:r>
             <w:r>
               <w:rPr>
@@ -2082,16 +2167,20 @@
               <w:tab w:val="right" w:pos="5894"/>
             </w:tabs>
             <w:rPr>
+              <w:rFonts w:asciiTheme="minorHAnsi" w:eastAsiaTheme="minorEastAsia" w:hAnsiTheme="minorHAnsi"/>
               <w:noProof/>
+              <w:kern w:val="2"/>
+              <w:szCs w:val="24"/>
+              <w:lang w:eastAsia="en-ZA"/>
             </w:rPr>
           </w:pPr>
-          <w:hyperlink w:anchor="_Toc240789743" w:history="1">
+          <w:hyperlink w:anchor="_Toc240912945" w:history="1">
             <w:r>
               <w:rPr>
                 <w:rStyle w:val="Hyperlink"/>
                 <w:noProof/>
               </w:rPr>
-              <w:t>ENGLISH</w:t>
+              <w:t>English</w:t>
             </w:r>
             <w:r>
               <w:rPr>
@@ -2112,7 +2201,7 @@
                 <w:noProof/>
                 <w:webHidden/>
               </w:rPr>
-              <w:instrText xml:space="preserve"> PAGEREF _Toc240789743 \h </w:instrText>
+              <w:instrText xml:space="preserve"> PAGEREF _Toc240912945 \h </w:instrText>
             </w:r>
             <w:r>
               <w:rPr>
@@ -2150,16 +2239,20 @@
               <w:tab w:val="right" w:pos="5894"/>
             </w:tabs>
             <w:rPr>
+              <w:rFonts w:asciiTheme="minorHAnsi" w:eastAsiaTheme="minorEastAsia" w:hAnsiTheme="minorHAnsi"/>
               <w:noProof/>
+              <w:kern w:val="2"/>
+              <w:szCs w:val="24"/>
+              <w:lang w:eastAsia="en-ZA"/>
             </w:rPr>
           </w:pPr>
-          <w:hyperlink w:anchor="_Toc240789744" w:history="1">
+          <w:hyperlink w:anchor="_Toc240912946" w:history="1">
             <w:r>
               <w:rPr>
                 <w:rStyle w:val="Hyperlink"/>
                 <w:noProof/>
               </w:rPr>
-              <w:t>LATIN</w:t>
+              <w:t>Latin</w:t>
             </w:r>
             <w:r>
               <w:rPr>
@@ -2180,7 +2273,7 @@
                 <w:noProof/>
                 <w:webHidden/>
               </w:rPr>
-              <w:instrText xml:space="preserve"> PAGEREF _Toc240789744 \h </w:instrText>
+              <w:instrText xml:space="preserve"> PAGEREF _Toc240912946 \h </w:instrText>
             </w:r>
             <w:r>
               <w:rPr>
@@ -2218,10 +2311,14 @@
               <w:tab w:val="right" w:pos="5894"/>
             </w:tabs>
             <w:rPr>
+              <w:rFonts w:asciiTheme="minorHAnsi" w:eastAsiaTheme="minorEastAsia" w:hAnsiTheme="minorHAnsi"/>
               <w:noProof/>
+              <w:kern w:val="2"/>
+              <w:szCs w:val="24"/>
+              <w:lang w:eastAsia="en-ZA"/>
             </w:rPr>
           </w:pPr>
-          <w:hyperlink w:anchor="_Toc240789745" w:history="1">
+          <w:hyperlink w:anchor="_Toc240912947" w:history="1">
             <w:r>
               <w:rPr>
                 <w:rStyle w:val="Hyperlink"/>
@@ -2248,7 +2345,7 @@
                 <w:noProof/>
                 <w:webHidden/>
               </w:rPr>
-              <w:instrText xml:space="preserve"> PAGEREF _Toc240789745 \h </w:instrText>
+              <w:instrText xml:space="preserve"> PAGEREF _Toc240912947 \h </w:instrText>
             </w:r>
             <w:r>
               <w:rPr>
@@ -2286,10 +2383,14 @@
               <w:tab w:val="right" w:pos="5894"/>
             </w:tabs>
             <w:rPr>
+              <w:rFonts w:asciiTheme="minorHAnsi" w:eastAsiaTheme="minorEastAsia" w:hAnsiTheme="minorHAnsi"/>
               <w:noProof/>
+              <w:kern w:val="2"/>
+              <w:szCs w:val="24"/>
+              <w:lang w:eastAsia="en-ZA"/>
             </w:rPr>
           </w:pPr>
-          <w:hyperlink w:anchor="_Toc240789746" w:history="1">
+          <w:hyperlink w:anchor="_Toc240912948" w:history="1">
             <w:r>
               <w:rPr>
                 <w:rStyle w:val="Hyperlink"/>
@@ -2316,7 +2417,7 @@
                 <w:noProof/>
                 <w:webHidden/>
               </w:rPr>
-              <w:instrText xml:space="preserve"> PAGEREF _Toc240789746 \h </w:instrText>
+              <w:instrText xml:space="preserve"> PAGEREF _Toc240912948 \h </w:instrText>
             </w:r>
             <w:r>
               <w:rPr>
@@ -2361,7 +2462,7 @@
               <w:lang w:eastAsia="en-ZA"/>
             </w:rPr>
           </w:pPr>
-          <w:hyperlink w:anchor="_Toc240789747" w:history="1">
+          <w:hyperlink w:anchor="_Toc240912949" w:history="1">
             <w:r>
               <w:rPr>
                 <w:rStyle w:val="Hyperlink"/>
@@ -2388,7 +2489,7 @@
                 <w:noProof/>
                 <w:webHidden/>
               </w:rPr>
-              <w:instrText xml:space="preserve"> PAGEREF _Toc240789747 \h </w:instrText>
+              <w:instrText xml:space="preserve"> PAGEREF _Toc240912949 \h </w:instrText>
             </w:r>
             <w:r>
               <w:rPr>
@@ -2426,16 +2527,20 @@
               <w:tab w:val="right" w:pos="5894"/>
             </w:tabs>
             <w:rPr>
+              <w:rFonts w:asciiTheme="minorHAnsi" w:eastAsiaTheme="minorEastAsia" w:hAnsiTheme="minorHAnsi"/>
               <w:noProof/>
+              <w:kern w:val="2"/>
+              <w:szCs w:val="24"/>
+              <w:lang w:eastAsia="en-ZA"/>
             </w:rPr>
           </w:pPr>
-          <w:hyperlink w:anchor="_Toc240789748" w:history="1">
+          <w:hyperlink w:anchor="_Toc240912950" w:history="1">
             <w:r>
               <w:rPr>
                 <w:rStyle w:val="Hyperlink"/>
                 <w:noProof/>
               </w:rPr>
-              <w:t>ENGLISH</w:t>
+              <w:t>English</w:t>
             </w:r>
             <w:r>
               <w:rPr>
@@ -2456,7 +2561,7 @@
                 <w:noProof/>
                 <w:webHidden/>
               </w:rPr>
-              <w:instrText xml:space="preserve"> PAGEREF _Toc240789748 \h </w:instrText>
+              <w:instrText xml:space="preserve"> PAGEREF _Toc240912950 \h </w:instrText>
             </w:r>
             <w:r>
               <w:rPr>
@@ -2494,16 +2599,20 @@
               <w:tab w:val="right" w:pos="5894"/>
             </w:tabs>
             <w:rPr>
+              <w:rFonts w:asciiTheme="minorHAnsi" w:eastAsiaTheme="minorEastAsia" w:hAnsiTheme="minorHAnsi"/>
               <w:noProof/>
+              <w:kern w:val="2"/>
+              <w:szCs w:val="24"/>
+              <w:lang w:eastAsia="en-ZA"/>
             </w:rPr>
           </w:pPr>
-          <w:hyperlink w:anchor="_Toc240789749" w:history="1">
+          <w:hyperlink w:anchor="_Toc240912951" w:history="1">
             <w:r>
               <w:rPr>
                 <w:rStyle w:val="Hyperlink"/>
                 <w:noProof/>
               </w:rPr>
-              <w:t>LATIN</w:t>
+              <w:t>Latin</w:t>
             </w:r>
             <w:r>
               <w:rPr>
@@ -2524,7 +2633,7 @@
                 <w:noProof/>
                 <w:webHidden/>
               </w:rPr>
-              <w:instrText xml:space="preserve"> PAGEREF _Toc240789749 \h </w:instrText>
+              <w:instrText xml:space="preserve"> PAGEREF _Toc240912951 \h </w:instrText>
             </w:r>
             <w:r>
               <w:rPr>
@@ -2562,10 +2671,14 @@
               <w:tab w:val="right" w:pos="5894"/>
             </w:tabs>
             <w:rPr>
+              <w:rFonts w:asciiTheme="minorHAnsi" w:eastAsiaTheme="minorEastAsia" w:hAnsiTheme="minorHAnsi"/>
               <w:noProof/>
+              <w:kern w:val="2"/>
+              <w:szCs w:val="24"/>
+              <w:lang w:eastAsia="en-ZA"/>
             </w:rPr>
           </w:pPr>
-          <w:hyperlink w:anchor="_Toc240789750" w:history="1">
+          <w:hyperlink w:anchor="_Toc240912952" w:history="1">
             <w:r>
               <w:rPr>
                 <w:rStyle w:val="Hyperlink"/>
@@ -2592,7 +2705,7 @@
                 <w:noProof/>
                 <w:webHidden/>
               </w:rPr>
-              <w:instrText xml:space="preserve"> PAGEREF _Toc240789750 \h </w:instrText>
+              <w:instrText xml:space="preserve"> PAGEREF _Toc240912952 \h </w:instrText>
             </w:r>
             <w:r>
               <w:rPr>
@@ -2630,10 +2743,14 @@
               <w:tab w:val="right" w:pos="5894"/>
             </w:tabs>
             <w:rPr>
+              <w:rFonts w:asciiTheme="minorHAnsi" w:eastAsiaTheme="minorEastAsia" w:hAnsiTheme="minorHAnsi"/>
               <w:noProof/>
+              <w:kern w:val="2"/>
+              <w:szCs w:val="24"/>
+              <w:lang w:eastAsia="en-ZA"/>
             </w:rPr>
           </w:pPr>
-          <w:hyperlink w:anchor="_Toc240789751" w:history="1">
+          <w:hyperlink w:anchor="_Toc240912953" w:history="1">
             <w:r>
               <w:rPr>
                 <w:rStyle w:val="Hyperlink"/>
@@ -2660,7 +2777,7 @@
                 <w:noProof/>
                 <w:webHidden/>
               </w:rPr>
-              <w:instrText xml:space="preserve"> PAGEREF _Toc240789751 \h </w:instrText>
+              <w:instrText xml:space="preserve"> PAGEREF _Toc240912953 \h </w:instrText>
             </w:r>
             <w:r>
               <w:rPr>
@@ -2705,7 +2822,7 @@
               <w:lang w:eastAsia="en-ZA"/>
             </w:rPr>
           </w:pPr>
-          <w:hyperlink w:anchor="_Toc240789752" w:history="1">
+          <w:hyperlink w:anchor="_Toc240912954" w:history="1">
             <w:r>
               <w:rPr>
                 <w:rStyle w:val="Hyperlink"/>
@@ -2732,7 +2849,7 @@
                 <w:noProof/>
                 <w:webHidden/>
               </w:rPr>
-              <w:instrText xml:space="preserve"> PAGEREF _Toc240789752 \h </w:instrText>
+              <w:instrText xml:space="preserve"> PAGEREF _Toc240912954 \h </w:instrText>
             </w:r>
             <w:r>
               <w:rPr>
@@ -2777,7 +2894,7 @@
               <w:lang w:eastAsia="en-ZA"/>
             </w:rPr>
           </w:pPr>
-          <w:hyperlink w:anchor="_Toc240789753" w:history="1">
+          <w:hyperlink w:anchor="_Toc240912955" w:history="1">
             <w:r>
               <w:rPr>
                 <w:rStyle w:val="Hyperlink"/>
@@ -2804,7 +2921,7 @@
                 <w:noProof/>
                 <w:webHidden/>
               </w:rPr>
-              <w:instrText xml:space="preserve"> PAGEREF _Toc240789753 \h </w:instrText>
+              <w:instrText xml:space="preserve"> PAGEREF _Toc240912955 \h </w:instrText>
             </w:r>
             <w:r>
               <w:rPr>
@@ -2842,16 +2959,20 @@
               <w:tab w:val="right" w:pos="5894"/>
             </w:tabs>
             <w:rPr>
+              <w:rFonts w:asciiTheme="minorHAnsi" w:eastAsiaTheme="minorEastAsia" w:hAnsiTheme="minorHAnsi"/>
               <w:noProof/>
+              <w:kern w:val="2"/>
+              <w:szCs w:val="24"/>
+              <w:lang w:eastAsia="en-ZA"/>
             </w:rPr>
           </w:pPr>
-          <w:hyperlink w:anchor="_Toc240789754" w:history="1">
+          <w:hyperlink w:anchor="_Toc240912956" w:history="1">
             <w:r>
               <w:rPr>
                 <w:rStyle w:val="Hyperlink"/>
                 <w:noProof/>
               </w:rPr>
-              <w:t>ENGLISH</w:t>
+              <w:t>English</w:t>
             </w:r>
             <w:r>
               <w:rPr>
@@ -2872,7 +2993,7 @@
                 <w:noProof/>
                 <w:webHidden/>
               </w:rPr>
-              <w:instrText xml:space="preserve"> PAGEREF _Toc240789754 \h </w:instrText>
+              <w:instrText xml:space="preserve"> PAGEREF _Toc240912956 \h </w:instrText>
             </w:r>
             <w:r>
               <w:rPr>
@@ -2910,16 +3031,20 @@
               <w:tab w:val="right" w:pos="5894"/>
             </w:tabs>
             <w:rPr>
+              <w:rFonts w:asciiTheme="minorHAnsi" w:eastAsiaTheme="minorEastAsia" w:hAnsiTheme="minorHAnsi"/>
               <w:noProof/>
+              <w:kern w:val="2"/>
+              <w:szCs w:val="24"/>
+              <w:lang w:eastAsia="en-ZA"/>
             </w:rPr>
           </w:pPr>
-          <w:hyperlink w:anchor="_Toc240789755" w:history="1">
+          <w:hyperlink w:anchor="_Toc240912957" w:history="1">
             <w:r>
               <w:rPr>
                 <w:rStyle w:val="Hyperlink"/>
                 <w:noProof/>
               </w:rPr>
-              <w:t>LATIN</w:t>
+              <w:t>Latin</w:t>
             </w:r>
             <w:r>
               <w:rPr>
@@ -2940,7 +3065,7 @@
                 <w:noProof/>
                 <w:webHidden/>
               </w:rPr>
-              <w:instrText xml:space="preserve"> PAGEREF _Toc240789755 \h </w:instrText>
+              <w:instrText xml:space="preserve"> PAGEREF _Toc240912957 \h </w:instrText>
             </w:r>
             <w:r>
               <w:rPr>
@@ -2978,16 +3103,20 @@
               <w:tab w:val="right" w:pos="5894"/>
             </w:tabs>
             <w:rPr>
+              <w:rFonts w:asciiTheme="minorHAnsi" w:eastAsiaTheme="minorEastAsia" w:hAnsiTheme="minorHAnsi"/>
               <w:noProof/>
+              <w:kern w:val="2"/>
+              <w:szCs w:val="24"/>
+              <w:lang w:eastAsia="en-ZA"/>
             </w:rPr>
           </w:pPr>
-          <w:hyperlink w:anchor="_Toc240789756" w:history="1">
+          <w:hyperlink w:anchor="_Toc240912958" w:history="1">
             <w:r>
               <w:rPr>
                 <w:rStyle w:val="Hyperlink"/>
                 <w:noProof/>
               </w:rPr>
-              <w:t>ENGLISH</w:t>
+              <w:t>Scripture</w:t>
             </w:r>
             <w:r>
               <w:rPr>
@@ -3008,7 +3137,7 @@
                 <w:noProof/>
                 <w:webHidden/>
               </w:rPr>
-              <w:instrText xml:space="preserve"> PAGEREF _Toc240789756 \h </w:instrText>
+              <w:instrText xml:space="preserve"> PAGEREF _Toc240912958 \h </w:instrText>
             </w:r>
             <w:r>
               <w:rPr>
@@ -3028,7 +3157,7 @@
                 <w:noProof/>
                 <w:webHidden/>
               </w:rPr>
-              <w:t>72</w:t>
+              <w:t>74</w:t>
             </w:r>
             <w:r>
               <w:rPr>
@@ -3046,16 +3175,20 @@
               <w:tab w:val="right" w:pos="5894"/>
             </w:tabs>
             <w:rPr>
+              <w:rFonts w:asciiTheme="minorHAnsi" w:eastAsiaTheme="minorEastAsia" w:hAnsiTheme="minorHAnsi"/>
               <w:noProof/>
+              <w:kern w:val="2"/>
+              <w:szCs w:val="24"/>
+              <w:lang w:eastAsia="en-ZA"/>
             </w:rPr>
           </w:pPr>
-          <w:hyperlink w:anchor="_Toc240789757" w:history="1">
+          <w:hyperlink w:anchor="_Toc240912959" w:history="1">
             <w:r>
               <w:rPr>
                 <w:rStyle w:val="Hyperlink"/>
                 <w:noProof/>
               </w:rPr>
-              <w:t>LATIN</w:t>
+              <w:t>Reflection</w:t>
             </w:r>
             <w:r>
               <w:rPr>
@@ -3076,143 +3209,7 @@
                 <w:noProof/>
                 <w:webHidden/>
               </w:rPr>
-              <w:instrText xml:space="preserve"> PAGEREF _Toc240789757 \h </w:instrText>
-            </w:r>
-            <w:r>
-              <w:rPr>
-                <w:noProof/>
-                <w:webHidden/>
-              </w:rPr>
-            </w:r>
-            <w:r>
-              <w:rPr>
-                <w:noProof/>
-                <w:webHidden/>
-              </w:rPr>
-              <w:fldChar w:fldCharType="separate"/>
-            </w:r>
-            <w:r>
-              <w:rPr>
-                <w:noProof/>
-                <w:webHidden/>
-              </w:rPr>
-              <w:t>73</w:t>
-            </w:r>
-            <w:r>
-              <w:rPr>
-                <w:noProof/>
-                <w:webHidden/>
-              </w:rPr>
-              <w:fldChar w:fldCharType="end"/>
-            </w:r>
-          </w:hyperlink>
-        </w:p>
-        <w:p>
-          <w:pPr>
-            <w:pStyle w:val="TOC3"/>
-            <w:tabs>
-              <w:tab w:val="right" w:pos="5894"/>
-            </w:tabs>
-            <w:rPr>
-              <w:noProof/>
-            </w:rPr>
-          </w:pPr>
-          <w:hyperlink w:anchor="_Toc240789758" w:history="1">
-            <w:r>
-              <w:rPr>
-                <w:rStyle w:val="Hyperlink"/>
-                <w:noProof/>
-              </w:rPr>
-              <w:t>Scripture</w:t>
-            </w:r>
-            <w:r>
-              <w:rPr>
-                <w:noProof/>
-                <w:webHidden/>
-              </w:rPr>
-              <w:tab/>
-            </w:r>
-            <w:r>
-              <w:rPr>
-                <w:noProof/>
-                <w:webHidden/>
-              </w:rPr>
-              <w:fldChar w:fldCharType="begin"/>
-            </w:r>
-            <w:r>
-              <w:rPr>
-                <w:noProof/>
-                <w:webHidden/>
-              </w:rPr>
-              <w:instrText xml:space="preserve"> PAGEREF _Toc240789758 \h </w:instrText>
-            </w:r>
-            <w:r>
-              <w:rPr>
-                <w:noProof/>
-                <w:webHidden/>
-              </w:rPr>
-            </w:r>
-            <w:r>
-              <w:rPr>
-                <w:noProof/>
-                <w:webHidden/>
-              </w:rPr>
-              <w:fldChar w:fldCharType="separate"/>
-            </w:r>
-            <w:r>
-              <w:rPr>
-                <w:noProof/>
-                <w:webHidden/>
-              </w:rPr>
-              <w:t>74</w:t>
-            </w:r>
-            <w:r>
-              <w:rPr>
-                <w:noProof/>
-                <w:webHidden/>
-              </w:rPr>
-              <w:fldChar w:fldCharType="end"/>
-            </w:r>
-          </w:hyperlink>
-        </w:p>
-        <w:p>
-          <w:pPr>
-            <w:pStyle w:val="TOC3"/>
-            <w:tabs>
-              <w:tab w:val="right" w:pos="5894"/>
-            </w:tabs>
-            <w:rPr>
-              <w:noProof/>
-            </w:rPr>
-          </w:pPr>
-          <w:hyperlink w:anchor="_Toc240789759" w:history="1">
-            <w:r>
-              <w:rPr>
-                <w:rStyle w:val="Hyperlink"/>
-                <w:noProof/>
-              </w:rPr>
-              <w:t>Reflection</w:t>
-            </w:r>
-            <w:r>
-              <w:rPr>
-                <w:noProof/>
-                <w:webHidden/>
-              </w:rPr>
-              <w:tab/>
-            </w:r>
-            <w:r>
-              <w:rPr>
-                <w:noProof/>
-                <w:webHidden/>
-              </w:rPr>
-              <w:fldChar w:fldCharType="begin"/>
-            </w:r>
-            <w:r>
-              <w:rPr>
-                <w:noProof/>
-                <w:webHidden/>
-              </w:rPr>
-              <w:instrText xml:space="preserve"> PAGEREF _Toc240789759 \h </w:instrText>
+              <w:instrText xml:space="preserve"> PAGEREF _Toc240912959 \h </w:instrText>
             </w:r>
             <w:r>
               <w:rPr>
@@ -3257,7 +3254,7 @@
               <w:lang w:eastAsia="en-ZA"/>
             </w:rPr>
           </w:pPr>
-          <w:hyperlink w:anchor="_Toc240789760" w:history="1">
+          <w:hyperlink w:anchor="_Toc240912960" w:history="1">
             <w:r>
               <w:rPr>
                 <w:rStyle w:val="Hyperlink"/>
@@ -3284,7 +3281,7 @@
                 <w:noProof/>
                 <w:webHidden/>
               </w:rPr>
-              <w:instrText xml:space="preserve"> PAGEREF _Toc240789760 \h </w:instrText>
+              <w:instrText xml:space="preserve"> PAGEREF _Toc240912960 \h </w:instrText>
             </w:r>
             <w:r>
               <w:rPr>
@@ -3322,16 +3319,20 @@
               <w:tab w:val="right" w:pos="5894"/>
             </w:tabs>
             <w:rPr>
+              <w:rFonts w:asciiTheme="minorHAnsi" w:eastAsiaTheme="minorEastAsia" w:hAnsiTheme="minorHAnsi"/>
               <w:noProof/>
+              <w:kern w:val="2"/>
+              <w:szCs w:val="24"/>
+              <w:lang w:eastAsia="en-ZA"/>
             </w:rPr>
           </w:pPr>
-          <w:hyperlink w:anchor="_Toc240789761" w:history="1">
+          <w:hyperlink w:anchor="_Toc240912961" w:history="1">
             <w:r>
               <w:rPr>
                 <w:rStyle w:val="Hyperlink"/>
                 <w:noProof/>
               </w:rPr>
-              <w:t>ENGLISH</w:t>
+              <w:t>English</w:t>
             </w:r>
             <w:r>
               <w:rPr>
@@ -3352,7 +3353,7 @@
                 <w:noProof/>
                 <w:webHidden/>
               </w:rPr>
-              <w:instrText xml:space="preserve"> PAGEREF _Toc240789761 \h </w:instrText>
+              <w:instrText xml:space="preserve"> PAGEREF _Toc240912961 \h </w:instrText>
             </w:r>
             <w:r>
               <w:rPr>
@@ -3390,16 +3391,20 @@
               <w:tab w:val="right" w:pos="5894"/>
             </w:tabs>
             <w:rPr>
+              <w:rFonts w:asciiTheme="minorHAnsi" w:eastAsiaTheme="minorEastAsia" w:hAnsiTheme="minorHAnsi"/>
               <w:noProof/>
+              <w:kern w:val="2"/>
+              <w:szCs w:val="24"/>
+              <w:lang w:eastAsia="en-ZA"/>
             </w:rPr>
           </w:pPr>
-          <w:hyperlink w:anchor="_Toc240789762" w:history="1">
+          <w:hyperlink w:anchor="_Toc240912962" w:history="1">
             <w:r>
               <w:rPr>
                 <w:rStyle w:val="Hyperlink"/>
                 <w:noProof/>
               </w:rPr>
-              <w:t>LATIN</w:t>
+              <w:t>Latin</w:t>
             </w:r>
             <w:r>
               <w:rPr>
@@ -3420,7 +3425,7 @@
                 <w:noProof/>
                 <w:webHidden/>
               </w:rPr>
-              <w:instrText xml:space="preserve"> PAGEREF _Toc240789762 \h </w:instrText>
+              <w:instrText xml:space="preserve"> PAGEREF _Toc240912962 \h </w:instrText>
             </w:r>
             <w:r>
               <w:rPr>
@@ -3458,16 +3463,20 @@
               <w:tab w:val="right" w:pos="5894"/>
             </w:tabs>
             <w:rPr>
+              <w:rFonts w:asciiTheme="minorHAnsi" w:eastAsiaTheme="minorEastAsia" w:hAnsiTheme="minorHAnsi"/>
               <w:noProof/>
+              <w:kern w:val="2"/>
+              <w:szCs w:val="24"/>
+              <w:lang w:eastAsia="en-ZA"/>
             </w:rPr>
           </w:pPr>
-          <w:hyperlink w:anchor="_Toc240789763" w:history="1">
+          <w:hyperlink w:anchor="_Toc240912963" w:history="1">
             <w:r>
               <w:rPr>
                 <w:rStyle w:val="Hyperlink"/>
                 <w:noProof/>
               </w:rPr>
-              <w:t>ENGLISH</w:t>
+              <w:t>Scripture</w:t>
             </w:r>
             <w:r>
               <w:rPr>
@@ -3488,7 +3497,7 @@
                 <w:noProof/>
                 <w:webHidden/>
               </w:rPr>
-              <w:instrText xml:space="preserve"> PAGEREF _Toc240789763 \h </w:instrText>
+              <w:instrText xml:space="preserve"> PAGEREF _Toc240912963 \h </w:instrText>
             </w:r>
             <w:r>
               <w:rPr>
@@ -3508,7 +3517,7 @@
                 <w:noProof/>
                 <w:webHidden/>
               </w:rPr>
-              <w:t>86</w:t>
+              <w:t>88</w:t>
             </w:r>
             <w:r>
               <w:rPr>
@@ -3526,16 +3535,20 @@
               <w:tab w:val="right" w:pos="5894"/>
             </w:tabs>
             <w:rPr>
+              <w:rFonts w:asciiTheme="minorHAnsi" w:eastAsiaTheme="minorEastAsia" w:hAnsiTheme="minorHAnsi"/>
               <w:noProof/>
+              <w:kern w:val="2"/>
+              <w:szCs w:val="24"/>
+              <w:lang w:eastAsia="en-ZA"/>
             </w:rPr>
           </w:pPr>
-          <w:hyperlink w:anchor="_Toc240789764" w:history="1">
+          <w:hyperlink w:anchor="_Toc240912964" w:history="1">
             <w:r>
               <w:rPr>
                 <w:rStyle w:val="Hyperlink"/>
                 <w:noProof/>
               </w:rPr>
-              <w:t>LATIN</w:t>
+              <w:t>Reflection</w:t>
             </w:r>
             <w:r>
               <w:rPr>
@@ -3556,143 +3569,7 @@
                 <w:noProof/>
                 <w:webHidden/>
               </w:rPr>
-              <w:instrText xml:space="preserve"> PAGEREF _Toc240789764 \h </w:instrText>
-            </w:r>
-            <w:r>
-              <w:rPr>
-                <w:noProof/>
-                <w:webHidden/>
-              </w:rPr>
-            </w:r>
-            <w:r>
-              <w:rPr>
-                <w:noProof/>
-                <w:webHidden/>
-              </w:rPr>
-              <w:fldChar w:fldCharType="separate"/>
-            </w:r>
-            <w:r>
-              <w:rPr>
-                <w:noProof/>
-                <w:webHidden/>
-              </w:rPr>
-              <w:t>87</w:t>
-            </w:r>
-            <w:r>
-              <w:rPr>
-                <w:noProof/>
-                <w:webHidden/>
-              </w:rPr>
-              <w:fldChar w:fldCharType="end"/>
-            </w:r>
-          </w:hyperlink>
-        </w:p>
-        <w:p>
-          <w:pPr>
-            <w:pStyle w:val="TOC3"/>
-            <w:tabs>
-              <w:tab w:val="right" w:pos="5894"/>
-            </w:tabs>
-            <w:rPr>
-              <w:noProof/>
-            </w:rPr>
-          </w:pPr>
-          <w:hyperlink w:anchor="_Toc240789765" w:history="1">
-            <w:r>
-              <w:rPr>
-                <w:rStyle w:val="Hyperlink"/>
-                <w:noProof/>
-              </w:rPr>
-              <w:t>Scripture</w:t>
-            </w:r>
-            <w:r>
-              <w:rPr>
-                <w:noProof/>
-                <w:webHidden/>
-              </w:rPr>
-              <w:tab/>
-            </w:r>
-            <w:r>
-              <w:rPr>
-                <w:noProof/>
-                <w:webHidden/>
-              </w:rPr>
-              <w:fldChar w:fldCharType="begin"/>
-            </w:r>
-            <w:r>
-              <w:rPr>
-                <w:noProof/>
-                <w:webHidden/>
-              </w:rPr>
-              <w:instrText xml:space="preserve"> PAGEREF _Toc240789765 \h </w:instrText>
-            </w:r>
-            <w:r>
-              <w:rPr>
-                <w:noProof/>
-                <w:webHidden/>
-              </w:rPr>
-            </w:r>
-            <w:r>
-              <w:rPr>
-                <w:noProof/>
-                <w:webHidden/>
-              </w:rPr>
-              <w:fldChar w:fldCharType="separate"/>
-            </w:r>
-            <w:r>
-              <w:rPr>
-                <w:noProof/>
-                <w:webHidden/>
-              </w:rPr>
-              <w:t>88</w:t>
-            </w:r>
-            <w:r>
-              <w:rPr>
-                <w:noProof/>
-                <w:webHidden/>
-              </w:rPr>
-              <w:fldChar w:fldCharType="end"/>
-            </w:r>
-          </w:hyperlink>
-        </w:p>
-        <w:p>
-          <w:pPr>
-            <w:pStyle w:val="TOC3"/>
-            <w:tabs>
-              <w:tab w:val="right" w:pos="5894"/>
-            </w:tabs>
-            <w:rPr>
-              <w:noProof/>
-            </w:rPr>
-          </w:pPr>
-          <w:hyperlink w:anchor="_Toc240789766" w:history="1">
-            <w:r>
-              <w:rPr>
-                <w:rStyle w:val="Hyperlink"/>
-                <w:noProof/>
-              </w:rPr>
-              <w:t>Reflection</w:t>
-            </w:r>
-            <w:r>
-              <w:rPr>
-                <w:noProof/>
-                <w:webHidden/>
-              </w:rPr>
-              <w:tab/>
-            </w:r>
-            <w:r>
-              <w:rPr>
-                <w:noProof/>
-                <w:webHidden/>
-              </w:rPr>
-              <w:fldChar w:fldCharType="begin"/>
-            </w:r>
-            <w:r>
-              <w:rPr>
-                <w:noProof/>
-                <w:webHidden/>
-              </w:rPr>
-              <w:instrText xml:space="preserve"> PAGEREF _Toc240789766 \h </w:instrText>
+              <w:instrText xml:space="preserve"> PAGEREF _Toc240912964 \h </w:instrText>
             </w:r>
             <w:r>
               <w:rPr>
@@ -3737,7 +3614,7 @@
               <w:lang w:eastAsia="en-ZA"/>
             </w:rPr>
           </w:pPr>
-          <w:hyperlink w:anchor="_Toc240789767" w:history="1">
+          <w:hyperlink w:anchor="_Toc240912965" w:history="1">
             <w:r>
               <w:rPr>
                 <w:rStyle w:val="Hyperlink"/>
@@ -3764,7 +3641,7 @@
                 <w:noProof/>
                 <w:webHidden/>
               </w:rPr>
-              <w:instrText xml:space="preserve"> PAGEREF _Toc240789767 \h </w:instrText>
+              <w:instrText xml:space="preserve"> PAGEREF _Toc240912965 \h </w:instrText>
             </w:r>
             <w:r>
               <w:rPr>
@@ -3802,16 +3679,20 @@
               <w:tab w:val="right" w:pos="5894"/>
             </w:tabs>
             <w:rPr>
+              <w:rFonts w:asciiTheme="minorHAnsi" w:eastAsiaTheme="minorEastAsia" w:hAnsiTheme="minorHAnsi"/>
               <w:noProof/>
+              <w:kern w:val="2"/>
+              <w:szCs w:val="24"/>
+              <w:lang w:eastAsia="en-ZA"/>
             </w:rPr>
           </w:pPr>
-          <w:hyperlink w:anchor="_Toc240789768" w:history="1">
+          <w:hyperlink w:anchor="_Toc240912966" w:history="1">
             <w:r>
               <w:rPr>
                 <w:rStyle w:val="Hyperlink"/>
                 <w:noProof/>
               </w:rPr>
-              <w:t>ENGLISH</w:t>
+              <w:t>English</w:t>
             </w:r>
             <w:r>
               <w:rPr>
@@ -3832,7 +3713,7 @@
                 <w:noProof/>
                 <w:webHidden/>
               </w:rPr>
-              <w:instrText xml:space="preserve"> PAGEREF _Toc240789768 \h </w:instrText>
+              <w:instrText xml:space="preserve"> PAGEREF _Toc240912966 \h </w:instrText>
             </w:r>
             <w:r>
               <w:rPr>
@@ -3870,16 +3751,20 @@
               <w:tab w:val="right" w:pos="5894"/>
             </w:tabs>
             <w:rPr>
+              <w:rFonts w:asciiTheme="minorHAnsi" w:eastAsiaTheme="minorEastAsia" w:hAnsiTheme="minorHAnsi"/>
               <w:noProof/>
+              <w:kern w:val="2"/>
+              <w:szCs w:val="24"/>
+              <w:lang w:eastAsia="en-ZA"/>
             </w:rPr>
           </w:pPr>
-          <w:hyperlink w:anchor="_Toc240789769" w:history="1">
+          <w:hyperlink w:anchor="_Toc240912967" w:history="1">
             <w:r>
               <w:rPr>
                 <w:rStyle w:val="Hyperlink"/>
                 <w:noProof/>
               </w:rPr>
-              <w:t>LATIN</w:t>
+              <w:t>Latin</w:t>
             </w:r>
             <w:r>
               <w:rPr>
@@ -3900,7 +3785,7 @@
                 <w:noProof/>
                 <w:webHidden/>
               </w:rPr>
-              <w:instrText xml:space="preserve"> PAGEREF _Toc240789769 \h </w:instrText>
+              <w:instrText xml:space="preserve"> PAGEREF _Toc240912967 \h </w:instrText>
             </w:r>
             <w:r>
               <w:rPr>
@@ -3938,10 +3823,14 @@
               <w:tab w:val="right" w:pos="5894"/>
             </w:tabs>
             <w:rPr>
+              <w:rFonts w:asciiTheme="minorHAnsi" w:eastAsiaTheme="minorEastAsia" w:hAnsiTheme="minorHAnsi"/>
               <w:noProof/>
+              <w:kern w:val="2"/>
+              <w:szCs w:val="24"/>
+              <w:lang w:eastAsia="en-ZA"/>
             </w:rPr>
           </w:pPr>
-          <w:hyperlink w:anchor="_Toc240789770" w:history="1">
+          <w:hyperlink w:anchor="_Toc240912968" w:history="1">
             <w:r>
               <w:rPr>
                 <w:rStyle w:val="Hyperlink"/>
@@ -3968,7 +3857,7 @@
                 <w:noProof/>
                 <w:webHidden/>
               </w:rPr>
-              <w:instrText xml:space="preserve"> PAGEREF _Toc240789770 \h </w:instrText>
+              <w:instrText xml:space="preserve"> PAGEREF _Toc240912968 \h </w:instrText>
             </w:r>
             <w:r>
               <w:rPr>
@@ -4006,10 +3895,14 @@
               <w:tab w:val="right" w:pos="5894"/>
             </w:tabs>
             <w:rPr>
+              <w:rFonts w:asciiTheme="minorHAnsi" w:eastAsiaTheme="minorEastAsia" w:hAnsiTheme="minorHAnsi"/>
               <w:noProof/>
+              <w:kern w:val="2"/>
+              <w:szCs w:val="24"/>
+              <w:lang w:eastAsia="en-ZA"/>
             </w:rPr>
           </w:pPr>
-          <w:hyperlink w:anchor="_Toc240789771" w:history="1">
+          <w:hyperlink w:anchor="_Toc240912969" w:history="1">
             <w:r>
               <w:rPr>
                 <w:rStyle w:val="Hyperlink"/>
@@ -4036,7 +3929,7 @@
                 <w:noProof/>
                 <w:webHidden/>
               </w:rPr>
-              <w:instrText xml:space="preserve"> PAGEREF _Toc240789771 \h </w:instrText>
+              <w:instrText xml:space="preserve"> PAGEREF _Toc240912969 \h </w:instrText>
             </w:r>
             <w:r>
               <w:rPr>
@@ -4081,7 +3974,7 @@
               <w:lang w:eastAsia="en-ZA"/>
             </w:rPr>
           </w:pPr>
-          <w:hyperlink w:anchor="_Toc240789772" w:history="1">
+          <w:hyperlink w:anchor="_Toc240912970" w:history="1">
             <w:r>
               <w:rPr>
                 <w:rStyle w:val="Hyperlink"/>
@@ -4108,7 +4001,7 @@
                 <w:noProof/>
                 <w:webHidden/>
               </w:rPr>
-              <w:instrText xml:space="preserve"> PAGEREF _Toc240789772 \h </w:instrText>
+              <w:instrText xml:space="preserve"> PAGEREF _Toc240912970 \h </w:instrText>
             </w:r>
             <w:r>
               <w:rPr>
@@ -4153,7 +4046,7 @@
               <w:lang w:eastAsia="en-ZA"/>
             </w:rPr>
           </w:pPr>
-          <w:hyperlink w:anchor="_Toc240789773" w:history="1">
+          <w:hyperlink w:anchor="_Toc240912971" w:history="1">
             <w:r>
               <w:rPr>
                 <w:rStyle w:val="Hyperlink"/>
@@ -4180,7 +4073,7 @@
                 <w:noProof/>
                 <w:webHidden/>
               </w:rPr>
-              <w:instrText xml:space="preserve"> PAGEREF _Toc240789773 \h </w:instrText>
+              <w:instrText xml:space="preserve"> PAGEREF _Toc240912971 \h </w:instrText>
             </w:r>
             <w:r>
               <w:rPr>
@@ -4225,7 +4118,7 @@
               <w:lang w:eastAsia="en-ZA"/>
             </w:rPr>
           </w:pPr>
-          <w:hyperlink w:anchor="_Toc240789774" w:history="1">
+          <w:hyperlink w:anchor="_Toc240912972" w:history="1">
             <w:r>
               <w:rPr>
                 <w:rStyle w:val="Hyperlink"/>
@@ -4252,7 +4145,7 @@
                 <w:noProof/>
                 <w:webHidden/>
               </w:rPr>
-              <w:instrText xml:space="preserve"> PAGEREF _Toc240789774 \h </w:instrText>
+              <w:instrText xml:space="preserve"> PAGEREF _Toc240912972 \h </w:instrText>
             </w:r>
             <w:r>
               <w:rPr>
@@ -4290,16 +4183,20 @@
               <w:tab w:val="right" w:pos="5894"/>
             </w:tabs>
             <w:rPr>
+              <w:rFonts w:asciiTheme="minorHAnsi" w:eastAsiaTheme="minorEastAsia" w:hAnsiTheme="minorHAnsi"/>
               <w:noProof/>
+              <w:kern w:val="2"/>
+              <w:szCs w:val="24"/>
+              <w:lang w:eastAsia="en-ZA"/>
             </w:rPr>
           </w:pPr>
-          <w:hyperlink w:anchor="_Toc240789775" w:history="1">
+          <w:hyperlink w:anchor="_Toc240912973" w:history="1">
             <w:r>
               <w:rPr>
                 <w:rStyle w:val="Hyperlink"/>
                 <w:noProof/>
               </w:rPr>
-              <w:t>ENGLISH</w:t>
+              <w:t>English</w:t>
             </w:r>
             <w:r>
               <w:rPr>
@@ -4320,7 +4217,7 @@
                 <w:noProof/>
                 <w:webHidden/>
               </w:rPr>
-              <w:instrText xml:space="preserve"> PAGEREF _Toc240789775 \h </w:instrText>
+              <w:instrText xml:space="preserve"> PAGEREF _Toc240912973 \h </w:instrText>
             </w:r>
             <w:r>
               <w:rPr>
@@ -4358,16 +4255,20 @@
               <w:tab w:val="right" w:pos="5894"/>
             </w:tabs>
             <w:rPr>
+              <w:rFonts w:asciiTheme="minorHAnsi" w:eastAsiaTheme="minorEastAsia" w:hAnsiTheme="minorHAnsi"/>
               <w:noProof/>
+              <w:kern w:val="2"/>
+              <w:szCs w:val="24"/>
+              <w:lang w:eastAsia="en-ZA"/>
             </w:rPr>
           </w:pPr>
-          <w:hyperlink w:anchor="_Toc240789776" w:history="1">
+          <w:hyperlink w:anchor="_Toc240912974" w:history="1">
             <w:r>
               <w:rPr>
                 <w:rStyle w:val="Hyperlink"/>
                 <w:noProof/>
               </w:rPr>
-              <w:t>LATIN</w:t>
+              <w:t>Latin</w:t>
             </w:r>
             <w:r>
               <w:rPr>
@@ -4388,7 +4289,7 @@
                 <w:noProof/>
                 <w:webHidden/>
               </w:rPr>
-              <w:instrText xml:space="preserve"> PAGEREF _Toc240789776 \h </w:instrText>
+              <w:instrText xml:space="preserve"> PAGEREF _Toc240912974 \h </w:instrText>
             </w:r>
             <w:r>
               <w:rPr>
@@ -4426,10 +4327,14 @@
               <w:tab w:val="right" w:pos="5894"/>
             </w:tabs>
             <w:rPr>
+              <w:rFonts w:asciiTheme="minorHAnsi" w:eastAsiaTheme="minorEastAsia" w:hAnsiTheme="minorHAnsi"/>
               <w:noProof/>
+              <w:kern w:val="2"/>
+              <w:szCs w:val="24"/>
+              <w:lang w:eastAsia="en-ZA"/>
             </w:rPr>
           </w:pPr>
-          <w:hyperlink w:anchor="_Toc240789777" w:history="1">
+          <w:hyperlink w:anchor="_Toc240912975" w:history="1">
             <w:r>
               <w:rPr>
                 <w:rStyle w:val="Hyperlink"/>
@@ -4456,7 +4361,7 @@
                 <w:noProof/>
                 <w:webHidden/>
               </w:rPr>
-              <w:instrText xml:space="preserve"> PAGEREF _Toc240789777 \h </w:instrText>
+              <w:instrText xml:space="preserve"> PAGEREF _Toc240912975 \h </w:instrText>
             </w:r>
             <w:r>
               <w:rPr>
@@ -4494,10 +4399,14 @@
               <w:tab w:val="right" w:pos="5894"/>
             </w:tabs>
             <w:rPr>
+              <w:rFonts w:asciiTheme="minorHAnsi" w:eastAsiaTheme="minorEastAsia" w:hAnsiTheme="minorHAnsi"/>
               <w:noProof/>
+              <w:kern w:val="2"/>
+              <w:szCs w:val="24"/>
+              <w:lang w:eastAsia="en-ZA"/>
             </w:rPr>
           </w:pPr>
-          <w:hyperlink w:anchor="_Toc240789778" w:history="1">
+          <w:hyperlink w:anchor="_Toc240912976" w:history="1">
             <w:r>
               <w:rPr>
                 <w:rStyle w:val="Hyperlink"/>
@@ -4524,7 +4433,7 @@
                 <w:noProof/>
                 <w:webHidden/>
               </w:rPr>
-              <w:instrText xml:space="preserve"> PAGEREF _Toc240789778 \h </w:instrText>
+              <w:instrText xml:space="preserve"> PAGEREF _Toc240912976 \h </w:instrText>
             </w:r>
             <w:r>
               <w:rPr>
@@ -4569,7 +4478,7 @@
               <w:lang w:eastAsia="en-ZA"/>
             </w:rPr>
           </w:pPr>
-          <w:hyperlink w:anchor="_Toc240789779" w:history="1">
+          <w:hyperlink w:anchor="_Toc240912977" w:history="1">
             <w:r>
               <w:rPr>
                 <w:rStyle w:val="Hyperlink"/>
@@ -4596,7 +4505,7 @@
                 <w:noProof/>
                 <w:webHidden/>
               </w:rPr>
-              <w:instrText xml:space="preserve"> PAGEREF _Toc240789779 \h </w:instrText>
+              <w:instrText xml:space="preserve"> PAGEREF _Toc240912977 \h </w:instrText>
             </w:r>
             <w:r>
               <w:rPr>
@@ -4634,16 +4543,20 @@
               <w:tab w:val="right" w:pos="5894"/>
             </w:tabs>
             <w:rPr>
+              <w:rFonts w:asciiTheme="minorHAnsi" w:eastAsiaTheme="minorEastAsia" w:hAnsiTheme="minorHAnsi"/>
               <w:noProof/>
+              <w:kern w:val="2"/>
+              <w:szCs w:val="24"/>
+              <w:lang w:eastAsia="en-ZA"/>
             </w:rPr>
           </w:pPr>
-          <w:hyperlink w:anchor="_Toc240789780" w:history="1">
+          <w:hyperlink w:anchor="_Toc240912978" w:history="1">
             <w:r>
               <w:rPr>
                 <w:rStyle w:val="Hyperlink"/>
                 <w:noProof/>
               </w:rPr>
-              <w:t>ENGLISH</w:t>
+              <w:t>English</w:t>
             </w:r>
             <w:r>
               <w:rPr>
@@ -4664,7 +4577,7 @@
                 <w:noProof/>
                 <w:webHidden/>
               </w:rPr>
-              <w:instrText xml:space="preserve"> PAGEREF _Toc240789780 \h </w:instrText>
+              <w:instrText xml:space="preserve"> PAGEREF _Toc240912978 \h </w:instrText>
             </w:r>
             <w:r>
               <w:rPr>
@@ -4702,16 +4615,20 @@
               <w:tab w:val="right" w:pos="5894"/>
             </w:tabs>
             <w:rPr>
+              <w:rFonts w:asciiTheme="minorHAnsi" w:eastAsiaTheme="minorEastAsia" w:hAnsiTheme="minorHAnsi"/>
               <w:noProof/>
+              <w:kern w:val="2"/>
+              <w:szCs w:val="24"/>
+              <w:lang w:eastAsia="en-ZA"/>
             </w:rPr>
           </w:pPr>
-          <w:hyperlink w:anchor="_Toc240789781" w:history="1">
+          <w:hyperlink w:anchor="_Toc240912979" w:history="1">
             <w:r>
               <w:rPr>
                 <w:rStyle w:val="Hyperlink"/>
                 <w:noProof/>
               </w:rPr>
-              <w:t>LATIN</w:t>
+              <w:t>Latin</w:t>
             </w:r>
             <w:r>
               <w:rPr>
@@ -4732,7 +4649,7 @@
                 <w:noProof/>
                 <w:webHidden/>
               </w:rPr>
-              <w:instrText xml:space="preserve"> PAGEREF _Toc240789781 \h </w:instrText>
+              <w:instrText xml:space="preserve"> PAGEREF _Toc240912979 \h </w:instrText>
             </w:r>
             <w:r>
               <w:rPr>
@@ -4770,16 +4687,20 @@
               <w:tab w:val="right" w:pos="5894"/>
             </w:tabs>
             <w:rPr>
+              <w:rFonts w:asciiTheme="minorHAnsi" w:eastAsiaTheme="minorEastAsia" w:hAnsiTheme="minorHAnsi"/>
               <w:noProof/>
+              <w:kern w:val="2"/>
+              <w:szCs w:val="24"/>
+              <w:lang w:eastAsia="en-ZA"/>
             </w:rPr>
           </w:pPr>
-          <w:hyperlink w:anchor="_Toc240789782" w:history="1">
+          <w:hyperlink w:anchor="_Toc240912980" w:history="1">
             <w:r>
               <w:rPr>
                 <w:rStyle w:val="Hyperlink"/>
                 <w:noProof/>
               </w:rPr>
-              <w:t>ENGLISH</w:t>
+              <w:t>Scripture</w:t>
             </w:r>
             <w:r>
               <w:rPr>
@@ -4800,7 +4721,7 @@
                 <w:noProof/>
                 <w:webHidden/>
               </w:rPr>
-              <w:instrText xml:space="preserve"> PAGEREF _Toc240789782 \h </w:instrText>
+              <w:instrText xml:space="preserve"> PAGEREF _Toc240912980 \h </w:instrText>
             </w:r>
             <w:r>
               <w:rPr>
@@ -4820,7 +4741,7 @@
                 <w:noProof/>
                 <w:webHidden/>
               </w:rPr>
-              <w:t>120</w:t>
+              <w:t>122</w:t>
             </w:r>
             <w:r>
               <w:rPr>
@@ -4838,16 +4759,20 @@
               <w:tab w:val="right" w:pos="5894"/>
             </w:tabs>
             <w:rPr>
+              <w:rFonts w:asciiTheme="minorHAnsi" w:eastAsiaTheme="minorEastAsia" w:hAnsiTheme="minorHAnsi"/>
               <w:noProof/>
+              <w:kern w:val="2"/>
+              <w:szCs w:val="24"/>
+              <w:lang w:eastAsia="en-ZA"/>
             </w:rPr>
           </w:pPr>
-          <w:hyperlink w:anchor="_Toc240789783" w:history="1">
+          <w:hyperlink w:anchor="_Toc240912981" w:history="1">
             <w:r>
               <w:rPr>
                 <w:rStyle w:val="Hyperlink"/>
                 <w:noProof/>
               </w:rPr>
-              <w:t>LATIN</w:t>
+              <w:t>Reflection</w:t>
             </w:r>
             <w:r>
               <w:rPr>
@@ -4868,143 +4793,7 @@
                 <w:noProof/>
                 <w:webHidden/>
               </w:rPr>
-              <w:instrText xml:space="preserve"> PAGEREF _Toc240789783 \h </w:instrText>
-            </w:r>
-            <w:r>
-              <w:rPr>
-                <w:noProof/>
-                <w:webHidden/>
-              </w:rPr>
-            </w:r>
-            <w:r>
-              <w:rPr>
-                <w:noProof/>
-                <w:webHidden/>
-              </w:rPr>
-              <w:fldChar w:fldCharType="separate"/>
-            </w:r>
-            <w:r>
-              <w:rPr>
-                <w:noProof/>
-                <w:webHidden/>
-              </w:rPr>
-              <w:t>121</w:t>
-            </w:r>
-            <w:r>
-              <w:rPr>
-                <w:noProof/>
-                <w:webHidden/>
-              </w:rPr>
-              <w:fldChar w:fldCharType="end"/>
-            </w:r>
-          </w:hyperlink>
-        </w:p>
-        <w:p>
-          <w:pPr>
-            <w:pStyle w:val="TOC3"/>
-            <w:tabs>
-              <w:tab w:val="right" w:pos="5894"/>
-            </w:tabs>
-            <w:rPr>
-              <w:noProof/>
-            </w:rPr>
-          </w:pPr>
-          <w:hyperlink w:anchor="_Toc240789784" w:history="1">
-            <w:r>
-              <w:rPr>
-                <w:rStyle w:val="Hyperlink"/>
-                <w:noProof/>
-              </w:rPr>
-              <w:t>Scripture</w:t>
-            </w:r>
-            <w:r>
-              <w:rPr>
-                <w:noProof/>
-                <w:webHidden/>
-              </w:rPr>
-              <w:tab/>
-            </w:r>
-            <w:r>
-              <w:rPr>
-                <w:noProof/>
-                <w:webHidden/>
-              </w:rPr>
-              <w:fldChar w:fldCharType="begin"/>
-            </w:r>
-            <w:r>
-              <w:rPr>
-                <w:noProof/>
-                <w:webHidden/>
-              </w:rPr>
-              <w:instrText xml:space="preserve"> PAGEREF _Toc240789784 \h </w:instrText>
-            </w:r>
-            <w:r>
-              <w:rPr>
-                <w:noProof/>
-                <w:webHidden/>
-              </w:rPr>
-            </w:r>
-            <w:r>
-              <w:rPr>
-                <w:noProof/>
-                <w:webHidden/>
-              </w:rPr>
-              <w:fldChar w:fldCharType="separate"/>
-            </w:r>
-            <w:r>
-              <w:rPr>
-                <w:noProof/>
-                <w:webHidden/>
-              </w:rPr>
-              <w:t>122</w:t>
-            </w:r>
-            <w:r>
-              <w:rPr>
-                <w:noProof/>
-                <w:webHidden/>
-              </w:rPr>
-              <w:fldChar w:fldCharType="end"/>
-            </w:r>
-          </w:hyperlink>
-        </w:p>
-        <w:p>
-          <w:pPr>
-            <w:pStyle w:val="TOC3"/>
-            <w:tabs>
-              <w:tab w:val="right" w:pos="5894"/>
-            </w:tabs>
-            <w:rPr>
-              <w:noProof/>
-            </w:rPr>
-          </w:pPr>
-          <w:hyperlink w:anchor="_Toc240789785" w:history="1">
-            <w:r>
-              <w:rPr>
-                <w:rStyle w:val="Hyperlink"/>
-                <w:noProof/>
-              </w:rPr>
-              <w:t>Reflection</w:t>
-            </w:r>
-            <w:r>
-              <w:rPr>
-                <w:noProof/>
-                <w:webHidden/>
-              </w:rPr>
-              <w:tab/>
-            </w:r>
-            <w:r>
-              <w:rPr>
-                <w:noProof/>
-                <w:webHidden/>
-              </w:rPr>
-              <w:fldChar w:fldCharType="begin"/>
-            </w:r>
-            <w:r>
-              <w:rPr>
-                <w:noProof/>
-                <w:webHidden/>
-              </w:rPr>
-              <w:instrText xml:space="preserve"> PAGEREF _Toc240789785 \h </w:instrText>
+              <w:instrText xml:space="preserve"> PAGEREF _Toc240912981 \h </w:instrText>
             </w:r>
             <w:r>
               <w:rPr>
@@ -5049,7 +4838,7 @@
               <w:lang w:eastAsia="en-ZA"/>
             </w:rPr>
           </w:pPr>
-          <w:hyperlink w:anchor="_Toc240789786" w:history="1">
+          <w:hyperlink w:anchor="_Toc240912982" w:history="1">
             <w:r>
               <w:rPr>
                 <w:rStyle w:val="Hyperlink"/>
@@ -5076,7 +4865,7 @@
                 <w:noProof/>
                 <w:webHidden/>
               </w:rPr>
-              <w:instrText xml:space="preserve"> PAGEREF _Toc240789786 \h </w:instrText>
+              <w:instrText xml:space="preserve"> PAGEREF _Toc240912982 \h </w:instrText>
             </w:r>
             <w:r>
               <w:rPr>
@@ -5114,16 +4903,20 @@
               <w:tab w:val="right" w:pos="5894"/>
             </w:tabs>
             <w:rPr>
+              <w:rFonts w:asciiTheme="minorHAnsi" w:eastAsiaTheme="minorEastAsia" w:hAnsiTheme="minorHAnsi"/>
               <w:noProof/>
+              <w:kern w:val="2"/>
+              <w:szCs w:val="24"/>
+              <w:lang w:eastAsia="en-ZA"/>
             </w:rPr>
           </w:pPr>
-          <w:hyperlink w:anchor="_Toc240789787" w:history="1">
+          <w:hyperlink w:anchor="_Toc240912983" w:history="1">
             <w:r>
               <w:rPr>
                 <w:rStyle w:val="Hyperlink"/>
                 <w:noProof/>
               </w:rPr>
-              <w:t>ENGLISH</w:t>
+              <w:t>English</w:t>
             </w:r>
             <w:r>
               <w:rPr>
@@ -5144,7 +4937,7 @@
                 <w:noProof/>
                 <w:webHidden/>
               </w:rPr>
-              <w:instrText xml:space="preserve"> PAGEREF _Toc240789787 \h </w:instrText>
+              <w:instrText xml:space="preserve"> PAGEREF _Toc240912983 \h </w:instrText>
             </w:r>
             <w:r>
               <w:rPr>
@@ -5182,16 +4975,20 @@
               <w:tab w:val="right" w:pos="5894"/>
             </w:tabs>
             <w:rPr>
+              <w:rFonts w:asciiTheme="minorHAnsi" w:eastAsiaTheme="minorEastAsia" w:hAnsiTheme="minorHAnsi"/>
               <w:noProof/>
+              <w:kern w:val="2"/>
+              <w:szCs w:val="24"/>
+              <w:lang w:eastAsia="en-ZA"/>
             </w:rPr>
           </w:pPr>
-          <w:hyperlink w:anchor="_Toc240789788" w:history="1">
+          <w:hyperlink w:anchor="_Toc240912984" w:history="1">
             <w:r>
               <w:rPr>
                 <w:rStyle w:val="Hyperlink"/>
                 <w:noProof/>
               </w:rPr>
-              <w:t>LATIN</w:t>
+              <w:t>Latin</w:t>
             </w:r>
             <w:r>
               <w:rPr>
@@ -5212,7 +5009,7 @@
                 <w:noProof/>
                 <w:webHidden/>
               </w:rPr>
-              <w:instrText xml:space="preserve"> PAGEREF _Toc240789788 \h </w:instrText>
+              <w:instrText xml:space="preserve"> PAGEREF _Toc240912984 \h </w:instrText>
             </w:r>
             <w:r>
               <w:rPr>
@@ -5250,10 +5047,14 @@
               <w:tab w:val="right" w:pos="5894"/>
             </w:tabs>
             <w:rPr>
+              <w:rFonts w:asciiTheme="minorHAnsi" w:eastAsiaTheme="minorEastAsia" w:hAnsiTheme="minorHAnsi"/>
               <w:noProof/>
+              <w:kern w:val="2"/>
+              <w:szCs w:val="24"/>
+              <w:lang w:eastAsia="en-ZA"/>
             </w:rPr>
           </w:pPr>
-          <w:hyperlink w:anchor="_Toc240789789" w:history="1">
+          <w:hyperlink w:anchor="_Toc240912985" w:history="1">
             <w:r>
               <w:rPr>
                 <w:rStyle w:val="Hyperlink"/>
@@ -5280,7 +5081,7 @@
                 <w:noProof/>
                 <w:webHidden/>
               </w:rPr>
-              <w:instrText xml:space="preserve"> PAGEREF _Toc240789789 \h </w:instrText>
+              <w:instrText xml:space="preserve"> PAGEREF _Toc240912985 \h </w:instrText>
             </w:r>
             <w:r>
               <w:rPr>
@@ -5318,10 +5119,14 @@
               <w:tab w:val="right" w:pos="5894"/>
             </w:tabs>
             <w:rPr>
+              <w:rFonts w:asciiTheme="minorHAnsi" w:eastAsiaTheme="minorEastAsia" w:hAnsiTheme="minorHAnsi"/>
               <w:noProof/>
+              <w:kern w:val="2"/>
+              <w:szCs w:val="24"/>
+              <w:lang w:eastAsia="en-ZA"/>
             </w:rPr>
           </w:pPr>
-          <w:hyperlink w:anchor="_Toc240789790" w:history="1">
+          <w:hyperlink w:anchor="_Toc240912986" w:history="1">
             <w:r>
               <w:rPr>
                 <w:rStyle w:val="Hyperlink"/>
@@ -5348,7 +5153,7 @@
                 <w:noProof/>
                 <w:webHidden/>
               </w:rPr>
-              <w:instrText xml:space="preserve"> PAGEREF _Toc240789790 \h </w:instrText>
+              <w:instrText xml:space="preserve"> PAGEREF _Toc240912986 \h </w:instrText>
             </w:r>
             <w:r>
               <w:rPr>
@@ -5393,7 +5198,7 @@
               <w:lang w:eastAsia="en-ZA"/>
             </w:rPr>
           </w:pPr>
-          <w:hyperlink w:anchor="_Toc240789791" w:history="1">
+          <w:hyperlink w:anchor="_Toc240912987" w:history="1">
             <w:r>
               <w:rPr>
                 <w:rStyle w:val="Hyperlink"/>
@@ -5420,7 +5225,7 @@
                 <w:noProof/>
                 <w:webHidden/>
               </w:rPr>
-              <w:instrText xml:space="preserve"> PAGEREF _Toc240789791 \h </w:instrText>
+              <w:instrText xml:space="preserve"> PAGEREF _Toc240912987 \h </w:instrText>
             </w:r>
             <w:r>
               <w:rPr>
@@ -5458,16 +5263,20 @@
               <w:tab w:val="right" w:pos="5894"/>
             </w:tabs>
             <w:rPr>
+              <w:rFonts w:asciiTheme="minorHAnsi" w:eastAsiaTheme="minorEastAsia" w:hAnsiTheme="minorHAnsi"/>
               <w:noProof/>
+              <w:kern w:val="2"/>
+              <w:szCs w:val="24"/>
+              <w:lang w:eastAsia="en-ZA"/>
             </w:rPr>
           </w:pPr>
-          <w:hyperlink w:anchor="_Toc240789792" w:history="1">
+          <w:hyperlink w:anchor="_Toc240912988" w:history="1">
             <w:r>
               <w:rPr>
                 <w:rStyle w:val="Hyperlink"/>
                 <w:noProof/>
               </w:rPr>
-              <w:t>ENGLISH</w:t>
+              <w:t>English</w:t>
             </w:r>
             <w:r>
               <w:rPr>
@@ -5488,7 +5297,7 @@
                 <w:noProof/>
                 <w:webHidden/>
               </w:rPr>
-              <w:instrText xml:space="preserve"> PAGEREF _Toc240789792 \h </w:instrText>
+              <w:instrText xml:space="preserve"> PAGEREF _Toc240912988 \h </w:instrText>
             </w:r>
             <w:r>
               <w:rPr>
@@ -5526,16 +5335,20 @@
               <w:tab w:val="right" w:pos="5894"/>
             </w:tabs>
             <w:rPr>
+              <w:rFonts w:asciiTheme="minorHAnsi" w:eastAsiaTheme="minorEastAsia" w:hAnsiTheme="minorHAnsi"/>
               <w:noProof/>
+              <w:kern w:val="2"/>
+              <w:szCs w:val="24"/>
+              <w:lang w:eastAsia="en-ZA"/>
             </w:rPr>
           </w:pPr>
-          <w:hyperlink w:anchor="_Toc240789793" w:history="1">
+          <w:hyperlink w:anchor="_Toc240912989" w:history="1">
             <w:r>
               <w:rPr>
                 <w:rStyle w:val="Hyperlink"/>
                 <w:noProof/>
               </w:rPr>
-              <w:t>LATIN</w:t>
+              <w:t>Latin</w:t>
             </w:r>
             <w:r>
               <w:rPr>
@@ -5556,7 +5369,7 @@
                 <w:noProof/>
                 <w:webHidden/>
               </w:rPr>
-              <w:instrText xml:space="preserve"> PAGEREF _Toc240789793 \h </w:instrText>
+              <w:instrText xml:space="preserve"> PAGEREF _Toc240912989 \h </w:instrText>
             </w:r>
             <w:r>
               <w:rPr>
@@ -5594,16 +5407,20 @@
               <w:tab w:val="right" w:pos="5894"/>
             </w:tabs>
             <w:rPr>
+              <w:rFonts w:asciiTheme="minorHAnsi" w:eastAsiaTheme="minorEastAsia" w:hAnsiTheme="minorHAnsi"/>
               <w:noProof/>
+              <w:kern w:val="2"/>
+              <w:szCs w:val="24"/>
+              <w:lang w:eastAsia="en-ZA"/>
             </w:rPr>
           </w:pPr>
-          <w:hyperlink w:anchor="_Toc240789794" w:history="1">
+          <w:hyperlink w:anchor="_Toc240912990" w:history="1">
             <w:r>
               <w:rPr>
                 <w:rStyle w:val="Hyperlink"/>
                 <w:noProof/>
               </w:rPr>
-              <w:t>SCRIPTURE</w:t>
+              <w:t>Scripture</w:t>
             </w:r>
             <w:r>
               <w:rPr>
@@ -5624,7 +5441,7 @@
                 <w:noProof/>
                 <w:webHidden/>
               </w:rPr>
-              <w:instrText xml:space="preserve"> PAGEREF _Toc240789794 \h </w:instrText>
+              <w:instrText xml:space="preserve"> PAGEREF _Toc240912990 \h </w:instrText>
             </w:r>
             <w:r>
               <w:rPr>
@@ -5662,16 +5479,20 @@
               <w:tab w:val="right" w:pos="5894"/>
             </w:tabs>
             <w:rPr>
+              <w:rFonts w:asciiTheme="minorHAnsi" w:eastAsiaTheme="minorEastAsia" w:hAnsiTheme="minorHAnsi"/>
               <w:noProof/>
+              <w:kern w:val="2"/>
+              <w:szCs w:val="24"/>
+              <w:lang w:eastAsia="en-ZA"/>
             </w:rPr>
           </w:pPr>
-          <w:hyperlink w:anchor="_Toc240789795" w:history="1">
+          <w:hyperlink w:anchor="_Toc240912991" w:history="1">
             <w:r>
               <w:rPr>
                 <w:rStyle w:val="Hyperlink"/>
                 <w:noProof/>
               </w:rPr>
-              <w:t>REFLECTION</w:t>
+              <w:t>Reflection</w:t>
             </w:r>
             <w:r>
               <w:rPr>
@@ -5692,7 +5513,7 @@
                 <w:noProof/>
                 <w:webHidden/>
               </w:rPr>
-              <w:instrText xml:space="preserve"> PAGEREF _Toc240789795 \h </w:instrText>
+              <w:instrText xml:space="preserve"> PAGEREF _Toc240912991 \h </w:instrText>
             </w:r>
             <w:r>
               <w:rPr>
@@ -5737,7 +5558,7 @@
               <w:lang w:eastAsia="en-ZA"/>
             </w:rPr>
           </w:pPr>
-          <w:hyperlink w:anchor="_Toc240789796" w:history="1">
+          <w:hyperlink w:anchor="_Toc240912992" w:history="1">
             <w:r>
               <w:rPr>
                 <w:rStyle w:val="Hyperlink"/>
@@ -5764,7 +5585,7 @@
                 <w:noProof/>
                 <w:webHidden/>
               </w:rPr>
-              <w:instrText xml:space="preserve"> PAGEREF _Toc240789796 \h </w:instrText>
+              <w:instrText xml:space="preserve"> PAGEREF _Toc240912992 \h </w:instrText>
             </w:r>
             <w:r>
               <w:rPr>
@@ -5802,16 +5623,20 @@
               <w:tab w:val="right" w:pos="5894"/>
             </w:tabs>
             <w:rPr>
+              <w:rFonts w:asciiTheme="minorHAnsi" w:eastAsiaTheme="minorEastAsia" w:hAnsiTheme="minorHAnsi"/>
               <w:noProof/>
+              <w:kern w:val="2"/>
+              <w:szCs w:val="24"/>
+              <w:lang w:eastAsia="en-ZA"/>
             </w:rPr>
           </w:pPr>
-          <w:hyperlink w:anchor="_Toc240789797" w:history="1">
+          <w:hyperlink w:anchor="_Toc240912993" w:history="1">
             <w:r>
               <w:rPr>
                 <w:rStyle w:val="Hyperlink"/>
                 <w:noProof/>
               </w:rPr>
-              <w:t>ENGLISH</w:t>
+              <w:t>English</w:t>
             </w:r>
             <w:r>
               <w:rPr>
@@ -5832,7 +5657,7 @@
                 <w:noProof/>
                 <w:webHidden/>
               </w:rPr>
-              <w:instrText xml:space="preserve"> PAGEREF _Toc240789797 \h </w:instrText>
+              <w:instrText xml:space="preserve"> PAGEREF _Toc240912993 \h </w:instrText>
             </w:r>
             <w:r>
               <w:rPr>
@@ -5870,16 +5695,20 @@
               <w:tab w:val="right" w:pos="5894"/>
             </w:tabs>
             <w:rPr>
+              <w:rFonts w:asciiTheme="minorHAnsi" w:eastAsiaTheme="minorEastAsia" w:hAnsiTheme="minorHAnsi"/>
               <w:noProof/>
+              <w:kern w:val="2"/>
+              <w:szCs w:val="24"/>
+              <w:lang w:eastAsia="en-ZA"/>
             </w:rPr>
           </w:pPr>
-          <w:hyperlink w:anchor="_Toc240789798" w:history="1">
+          <w:hyperlink w:anchor="_Toc240912994" w:history="1">
             <w:r>
               <w:rPr>
                 <w:rStyle w:val="Hyperlink"/>
                 <w:noProof/>
               </w:rPr>
-              <w:t>LATIN</w:t>
+              <w:t>Latin</w:t>
             </w:r>
             <w:r>
               <w:rPr>
@@ -5900,7 +5729,7 @@
                 <w:noProof/>
                 <w:webHidden/>
               </w:rPr>
-              <w:instrText xml:space="preserve"> PAGEREF _Toc240789798 \h </w:instrText>
+              <w:instrText xml:space="preserve"> PAGEREF _Toc240912994 \h </w:instrText>
             </w:r>
             <w:r>
               <w:rPr>
@@ -5938,16 +5767,20 @@
               <w:tab w:val="right" w:pos="5894"/>
             </w:tabs>
             <w:rPr>
+              <w:rFonts w:asciiTheme="minorHAnsi" w:eastAsiaTheme="minorEastAsia" w:hAnsiTheme="minorHAnsi"/>
               <w:noProof/>
+              <w:kern w:val="2"/>
+              <w:szCs w:val="24"/>
+              <w:lang w:eastAsia="en-ZA"/>
             </w:rPr>
           </w:pPr>
-          <w:hyperlink w:anchor="_Toc240789799" w:history="1">
+          <w:hyperlink w:anchor="_Toc240912995" w:history="1">
             <w:r>
               <w:rPr>
                 <w:rStyle w:val="Hyperlink"/>
                 <w:noProof/>
               </w:rPr>
-              <w:t>SCRIPTURE</w:t>
+              <w:t>Scripture</w:t>
             </w:r>
             <w:r>
               <w:rPr>
@@ -5968,7 +5801,7 @@
                 <w:noProof/>
                 <w:webHidden/>
               </w:rPr>
-              <w:instrText xml:space="preserve"> PAGEREF _Toc240789799 \h </w:instrText>
+              <w:instrText xml:space="preserve"> PAGEREF _Toc240912995 \h </w:instrText>
             </w:r>
             <w:r>
               <w:rPr>
@@ -6006,16 +5839,20 @@
               <w:tab w:val="right" w:pos="5894"/>
             </w:tabs>
             <w:rPr>
+              <w:rFonts w:asciiTheme="minorHAnsi" w:eastAsiaTheme="minorEastAsia" w:hAnsiTheme="minorHAnsi"/>
               <w:noProof/>
+              <w:kern w:val="2"/>
+              <w:szCs w:val="24"/>
+              <w:lang w:eastAsia="en-ZA"/>
             </w:rPr>
           </w:pPr>
-          <w:hyperlink w:anchor="_Toc240789800" w:history="1">
+          <w:hyperlink w:anchor="_Toc240912996" w:history="1">
             <w:r>
               <w:rPr>
                 <w:rStyle w:val="Hyperlink"/>
                 <w:noProof/>
               </w:rPr>
-              <w:t>REFLECTION</w:t>
+              <w:t>Reflection</w:t>
             </w:r>
             <w:r>
               <w:rPr>
@@ -6036,7 +5873,7 @@
                 <w:noProof/>
                 <w:webHidden/>
               </w:rPr>
-              <w:instrText xml:space="preserve"> PAGEREF _Toc240789800 \h </w:instrText>
+              <w:instrText xml:space="preserve"> PAGEREF _Toc240912996 \h </w:instrText>
             </w:r>
             <w:r>
               <w:rPr>
@@ -6081,7 +5918,7 @@
               <w:lang w:eastAsia="en-ZA"/>
             </w:rPr>
           </w:pPr>
-          <w:hyperlink w:anchor="_Toc240789801" w:history="1">
+          <w:hyperlink w:anchor="_Toc240912997" w:history="1">
             <w:r>
               <w:rPr>
                 <w:rStyle w:val="Hyperlink"/>
@@ -6108,7 +5945,7 @@
                 <w:noProof/>
                 <w:webHidden/>
               </w:rPr>
-              <w:instrText xml:space="preserve"> PAGEREF _Toc240789801 \h </w:instrText>
+              <w:instrText xml:space="preserve"> PAGEREF _Toc240912997 \h </w:instrText>
             </w:r>
             <w:r>
               <w:rPr>
@@ -6146,16 +5983,20 @@
               <w:tab w:val="right" w:pos="5894"/>
             </w:tabs>
             <w:rPr>
+              <w:rFonts w:asciiTheme="minorHAnsi" w:eastAsiaTheme="minorEastAsia" w:hAnsiTheme="minorHAnsi"/>
               <w:noProof/>
+              <w:kern w:val="2"/>
+              <w:szCs w:val="24"/>
+              <w:lang w:eastAsia="en-ZA"/>
             </w:rPr>
           </w:pPr>
-          <w:hyperlink w:anchor="_Toc240789802" w:history="1">
+          <w:hyperlink w:anchor="_Toc240912998" w:history="1">
             <w:r>
               <w:rPr>
                 <w:rStyle w:val="Hyperlink"/>
                 <w:noProof/>
               </w:rPr>
-              <w:t>ENGLISH</w:t>
+              <w:t>English</w:t>
             </w:r>
             <w:r>
               <w:rPr>
@@ -6176,7 +6017,7 @@
                 <w:noProof/>
                 <w:webHidden/>
               </w:rPr>
-              <w:instrText xml:space="preserve"> PAGEREF _Toc240789802 \h </w:instrText>
+              <w:instrText xml:space="preserve"> PAGEREF _Toc240912998 \h </w:instrText>
             </w:r>
             <w:r>
               <w:rPr>
@@ -6214,16 +6055,20 @@
               <w:tab w:val="right" w:pos="5894"/>
             </w:tabs>
             <w:rPr>
+              <w:rFonts w:asciiTheme="minorHAnsi" w:eastAsiaTheme="minorEastAsia" w:hAnsiTheme="minorHAnsi"/>
               <w:noProof/>
+              <w:kern w:val="2"/>
+              <w:szCs w:val="24"/>
+              <w:lang w:eastAsia="en-ZA"/>
             </w:rPr>
           </w:pPr>
-          <w:hyperlink w:anchor="_Toc240789803" w:history="1">
+          <w:hyperlink w:anchor="_Toc240912999" w:history="1">
             <w:r>
               <w:rPr>
                 <w:rStyle w:val="Hyperlink"/>
                 <w:noProof/>
               </w:rPr>
-              <w:t>LATIN</w:t>
+              <w:t>Latin</w:t>
             </w:r>
             <w:r>
               <w:rPr>
@@ -6244,7 +6089,7 @@
                 <w:noProof/>
                 <w:webHidden/>
               </w:rPr>
-              <w:instrText xml:space="preserve"> PAGEREF _Toc240789803 \h </w:instrText>
+              <w:instrText xml:space="preserve"> PAGEREF _Toc240912999 \h </w:instrText>
             </w:r>
             <w:r>
               <w:rPr>
@@ -6282,16 +6127,20 @@
               <w:tab w:val="right" w:pos="5894"/>
             </w:tabs>
             <w:rPr>
+              <w:rFonts w:asciiTheme="minorHAnsi" w:eastAsiaTheme="minorEastAsia" w:hAnsiTheme="minorHAnsi"/>
               <w:noProof/>
+              <w:kern w:val="2"/>
+              <w:szCs w:val="24"/>
+              <w:lang w:eastAsia="en-ZA"/>
             </w:rPr>
           </w:pPr>
-          <w:hyperlink w:anchor="_Toc240789804" w:history="1">
+          <w:hyperlink w:anchor="_Toc240913000" w:history="1">
             <w:r>
               <w:rPr>
                 <w:rStyle w:val="Hyperlink"/>
                 <w:noProof/>
               </w:rPr>
-              <w:t>SCRIPTURE</w:t>
+              <w:t>Scripture</w:t>
             </w:r>
             <w:r>
               <w:rPr>
@@ -6312,7 +6161,7 @@
                 <w:noProof/>
                 <w:webHidden/>
               </w:rPr>
-              <w:instrText xml:space="preserve"> PAGEREF _Toc240789804 \h </w:instrText>
+              <w:instrText xml:space="preserve"> PAGEREF _Toc240913000 \h </w:instrText>
             </w:r>
             <w:r>
               <w:rPr>
@@ -6350,16 +6199,20 @@
               <w:tab w:val="right" w:pos="5894"/>
             </w:tabs>
             <w:rPr>
+              <w:rFonts w:asciiTheme="minorHAnsi" w:eastAsiaTheme="minorEastAsia" w:hAnsiTheme="minorHAnsi"/>
               <w:noProof/>
+              <w:kern w:val="2"/>
+              <w:szCs w:val="24"/>
+              <w:lang w:eastAsia="en-ZA"/>
             </w:rPr>
           </w:pPr>
-          <w:hyperlink w:anchor="_Toc240789805" w:history="1">
+          <w:hyperlink w:anchor="_Toc240913001" w:history="1">
             <w:r>
               <w:rPr>
                 <w:rStyle w:val="Hyperlink"/>
                 <w:noProof/>
               </w:rPr>
-              <w:t>REFLECTION</w:t>
+              <w:t>Reflection</w:t>
             </w:r>
             <w:r>
               <w:rPr>
@@ -6380,7 +6233,7 @@
                 <w:noProof/>
                 <w:webHidden/>
               </w:rPr>
-              <w:instrText xml:space="preserve"> PAGEREF _Toc240789805 \h </w:instrText>
+              <w:instrText xml:space="preserve"> PAGEREF _Toc240913001 \h </w:instrText>
             </w:r>
             <w:r>
               <w:rPr>
@@ -6425,7 +6278,7 @@
               <w:lang w:eastAsia="en-ZA"/>
             </w:rPr>
           </w:pPr>
-          <w:hyperlink w:anchor="_Toc240789806" w:history="1">
+          <w:hyperlink w:anchor="_Toc240913002" w:history="1">
             <w:r>
               <w:rPr>
                 <w:rStyle w:val="Hyperlink"/>
@@ -6452,7 +6305,7 @@
                 <w:noProof/>
                 <w:webHidden/>
               </w:rPr>
-              <w:instrText xml:space="preserve"> PAGEREF _Toc240789806 \h </w:instrText>
+              <w:instrText xml:space="preserve"> PAGEREF _Toc240913002 \h </w:instrText>
             </w:r>
             <w:r>
               <w:rPr>
@@ -6490,16 +6343,20 @@
               <w:tab w:val="right" w:pos="5894"/>
             </w:tabs>
             <w:rPr>
+              <w:rFonts w:asciiTheme="minorHAnsi" w:eastAsiaTheme="minorEastAsia" w:hAnsiTheme="minorHAnsi"/>
               <w:noProof/>
+              <w:kern w:val="2"/>
+              <w:szCs w:val="24"/>
+              <w:lang w:eastAsia="en-ZA"/>
             </w:rPr>
           </w:pPr>
-          <w:hyperlink w:anchor="_Toc240789807" w:history="1">
+          <w:hyperlink w:anchor="_Toc240913003" w:history="1">
             <w:r>
               <w:rPr>
                 <w:rStyle w:val="Hyperlink"/>
                 <w:noProof/>
               </w:rPr>
-              <w:t>ENGLISH</w:t>
+              <w:t>English</w:t>
             </w:r>
             <w:r>
               <w:rPr>
@@ -6520,7 +6377,7 @@
                 <w:noProof/>
                 <w:webHidden/>
               </w:rPr>
-              <w:instrText xml:space="preserve"> PAGEREF _Toc240789807 \h </w:instrText>
+              <w:instrText xml:space="preserve"> PAGEREF _Toc240913003 \h </w:instrText>
             </w:r>
             <w:r>
               <w:rPr>
@@ -6558,16 +6415,20 @@
               <w:tab w:val="right" w:pos="5894"/>
             </w:tabs>
             <w:rPr>
+              <w:rFonts w:asciiTheme="minorHAnsi" w:eastAsiaTheme="minorEastAsia" w:hAnsiTheme="minorHAnsi"/>
               <w:noProof/>
+              <w:kern w:val="2"/>
+              <w:szCs w:val="24"/>
+              <w:lang w:eastAsia="en-ZA"/>
             </w:rPr>
           </w:pPr>
-          <w:hyperlink w:anchor="_Toc240789808" w:history="1">
+          <w:hyperlink w:anchor="_Toc240913004" w:history="1">
             <w:r>
               <w:rPr>
                 <w:rStyle w:val="Hyperlink"/>
                 <w:noProof/>
               </w:rPr>
-              <w:t>LATIN</w:t>
+              <w:t>Latin</w:t>
             </w:r>
             <w:r>
               <w:rPr>
@@ -6588,7 +6449,7 @@
                 <w:noProof/>
                 <w:webHidden/>
               </w:rPr>
-              <w:instrText xml:space="preserve"> PAGEREF _Toc240789808 \h </w:instrText>
+              <w:instrText xml:space="preserve"> PAGEREF _Toc240913004 \h </w:instrText>
             </w:r>
             <w:r>
               <w:rPr>
@@ -6626,16 +6487,20 @@
               <w:tab w:val="right" w:pos="5894"/>
             </w:tabs>
             <w:rPr>
+              <w:rFonts w:asciiTheme="minorHAnsi" w:eastAsiaTheme="minorEastAsia" w:hAnsiTheme="minorHAnsi"/>
               <w:noProof/>
+              <w:kern w:val="2"/>
+              <w:szCs w:val="24"/>
+              <w:lang w:eastAsia="en-ZA"/>
             </w:rPr>
           </w:pPr>
-          <w:hyperlink w:anchor="_Toc240789809" w:history="1">
+          <w:hyperlink w:anchor="_Toc240913005" w:history="1">
             <w:r>
               <w:rPr>
                 <w:rStyle w:val="Hyperlink"/>
                 <w:noProof/>
               </w:rPr>
-              <w:t>SCRIPTURE</w:t>
+              <w:t>Scripture</w:t>
             </w:r>
             <w:r>
               <w:rPr>
@@ -6656,7 +6521,7 @@
                 <w:noProof/>
                 <w:webHidden/>
               </w:rPr>
-              <w:instrText xml:space="preserve"> PAGEREF _Toc240789809 \h </w:instrText>
+              <w:instrText xml:space="preserve"> PAGEREF _Toc240913005 \h </w:instrText>
             </w:r>
             <w:r>
               <w:rPr>
@@ -6694,16 +6559,20 @@
               <w:tab w:val="right" w:pos="5894"/>
             </w:tabs>
             <w:rPr>
+              <w:rFonts w:asciiTheme="minorHAnsi" w:eastAsiaTheme="minorEastAsia" w:hAnsiTheme="minorHAnsi"/>
               <w:noProof/>
+              <w:kern w:val="2"/>
+              <w:szCs w:val="24"/>
+              <w:lang w:eastAsia="en-ZA"/>
             </w:rPr>
           </w:pPr>
-          <w:hyperlink w:anchor="_Toc240789810" w:history="1">
+          <w:hyperlink w:anchor="_Toc240913006" w:history="1">
             <w:r>
               <w:rPr>
                 <w:rStyle w:val="Hyperlink"/>
                 <w:noProof/>
               </w:rPr>
-              <w:t>REFLECTION</w:t>
+              <w:t>Reflection</w:t>
             </w:r>
             <w:r>
               <w:rPr>
@@ -6724,7 +6593,7 @@
                 <w:noProof/>
                 <w:webHidden/>
               </w:rPr>
-              <w:instrText xml:space="preserve"> PAGEREF _Toc240789810 \h </w:instrText>
+              <w:instrText xml:space="preserve"> PAGEREF _Toc240913006 \h </w:instrText>
             </w:r>
             <w:r>
               <w:rPr>
@@ -6769,7 +6638,7 @@
               <w:lang w:eastAsia="en-ZA"/>
             </w:rPr>
           </w:pPr>
-          <w:hyperlink w:anchor="_Toc240789811" w:history="1">
+          <w:hyperlink w:anchor="_Toc240913007" w:history="1">
             <w:r>
               <w:rPr>
                 <w:rStyle w:val="Hyperlink"/>
@@ -6796,7 +6665,7 @@
                 <w:noProof/>
                 <w:webHidden/>
               </w:rPr>
-              <w:instrText xml:space="preserve"> PAGEREF _Toc240789811 \h </w:instrText>
+              <w:instrText xml:space="preserve"> PAGEREF _Toc240913007 \h </w:instrText>
             </w:r>
             <w:r>
               <w:rPr>
@@ -6841,7 +6710,7 @@
               <w:lang w:eastAsia="en-ZA"/>
             </w:rPr>
           </w:pPr>
-          <w:hyperlink w:anchor="_Toc240789812" w:history="1">
+          <w:hyperlink w:anchor="_Toc240913008" w:history="1">
             <w:r>
               <w:rPr>
                 <w:rStyle w:val="Hyperlink"/>
@@ -6868,7 +6737,7 @@
                 <w:noProof/>
                 <w:webHidden/>
               </w:rPr>
-              <w:instrText xml:space="preserve"> PAGEREF _Toc240789812 \h </w:instrText>
+              <w:instrText xml:space="preserve"> PAGEREF _Toc240913008 \h </w:instrText>
             </w:r>
             <w:r>
               <w:rPr>
@@ -6913,7 +6782,7 @@
               <w:lang w:eastAsia="en-ZA"/>
             </w:rPr>
           </w:pPr>
-          <w:hyperlink w:anchor="_Toc240789813" w:history="1">
+          <w:hyperlink w:anchor="_Toc240913009" w:history="1">
             <w:r>
               <w:rPr>
                 <w:rStyle w:val="Hyperlink"/>
@@ -6940,7 +6809,7 @@
                 <w:noProof/>
                 <w:webHidden/>
               </w:rPr>
-              <w:instrText xml:space="preserve"> PAGEREF _Toc240789813 \h </w:instrText>
+              <w:instrText xml:space="preserve"> PAGEREF _Toc240913009 \h </w:instrText>
             </w:r>
             <w:r>
               <w:rPr>
@@ -6978,16 +6847,20 @@
               <w:tab w:val="right" w:pos="5894"/>
             </w:tabs>
             <w:rPr>
+              <w:rFonts w:asciiTheme="minorHAnsi" w:eastAsiaTheme="minorEastAsia" w:hAnsiTheme="minorHAnsi"/>
               <w:noProof/>
+              <w:kern w:val="2"/>
+              <w:szCs w:val="24"/>
+              <w:lang w:eastAsia="en-ZA"/>
             </w:rPr>
           </w:pPr>
-          <w:hyperlink w:anchor="_Toc240789814" w:history="1">
+          <w:hyperlink w:anchor="_Toc240913010" w:history="1">
             <w:r>
               <w:rPr>
                 <w:rStyle w:val="Hyperlink"/>
                 <w:noProof/>
               </w:rPr>
-              <w:t>ENGLISH</w:t>
+              <w:t>English</w:t>
             </w:r>
             <w:r>
               <w:rPr>
@@ -7008,7 +6881,7 @@
                 <w:noProof/>
                 <w:webHidden/>
               </w:rPr>
-              <w:instrText xml:space="preserve"> PAGEREF _Toc240789814 \h </w:instrText>
+              <w:instrText xml:space="preserve"> PAGEREF _Toc240913010 \h </w:instrText>
             </w:r>
             <w:r>
               <w:rPr>
@@ -7046,16 +6919,20 @@
               <w:tab w:val="right" w:pos="5894"/>
             </w:tabs>
             <w:rPr>
+              <w:rFonts w:asciiTheme="minorHAnsi" w:eastAsiaTheme="minorEastAsia" w:hAnsiTheme="minorHAnsi"/>
               <w:noProof/>
+              <w:kern w:val="2"/>
+              <w:szCs w:val="24"/>
+              <w:lang w:eastAsia="en-ZA"/>
             </w:rPr>
           </w:pPr>
-          <w:hyperlink w:anchor="_Toc240789815" w:history="1">
+          <w:hyperlink w:anchor="_Toc240913011" w:history="1">
             <w:r>
               <w:rPr>
                 <w:rStyle w:val="Hyperlink"/>
                 <w:noProof/>
               </w:rPr>
-              <w:t>LATIN</w:t>
+              <w:t>Latin</w:t>
             </w:r>
             <w:r>
               <w:rPr>
@@ -7076,7 +6953,7 @@
                 <w:noProof/>
                 <w:webHidden/>
               </w:rPr>
-              <w:instrText xml:space="preserve"> PAGEREF _Toc240789815 \h </w:instrText>
+              <w:instrText xml:space="preserve"> PAGEREF _Toc240913011 \h </w:instrText>
             </w:r>
             <w:r>
               <w:rPr>
@@ -7114,16 +6991,20 @@
               <w:tab w:val="right" w:pos="5894"/>
             </w:tabs>
             <w:rPr>
+              <w:rFonts w:asciiTheme="minorHAnsi" w:eastAsiaTheme="minorEastAsia" w:hAnsiTheme="minorHAnsi"/>
               <w:noProof/>
+              <w:kern w:val="2"/>
+              <w:szCs w:val="24"/>
+              <w:lang w:eastAsia="en-ZA"/>
             </w:rPr>
           </w:pPr>
-          <w:hyperlink w:anchor="_Toc240789816" w:history="1">
+          <w:hyperlink w:anchor="_Toc240913012" w:history="1">
             <w:r>
               <w:rPr>
                 <w:rStyle w:val="Hyperlink"/>
                 <w:noProof/>
               </w:rPr>
-              <w:t>SCRIPTURE</w:t>
+              <w:t>Scripture</w:t>
             </w:r>
             <w:r>
               <w:rPr>
@@ -7144,7 +7025,7 @@
                 <w:noProof/>
                 <w:webHidden/>
               </w:rPr>
-              <w:instrText xml:space="preserve"> PAGEREF _Toc240789816 \h </w:instrText>
+              <w:instrText xml:space="preserve"> PAGEREF _Toc240913012 \h </w:instrText>
             </w:r>
             <w:r>
               <w:rPr>
@@ -7182,16 +7063,20 @@
               <w:tab w:val="right" w:pos="5894"/>
             </w:tabs>
             <w:rPr>
+              <w:rFonts w:asciiTheme="minorHAnsi" w:eastAsiaTheme="minorEastAsia" w:hAnsiTheme="minorHAnsi"/>
               <w:noProof/>
+              <w:kern w:val="2"/>
+              <w:szCs w:val="24"/>
+              <w:lang w:eastAsia="en-ZA"/>
             </w:rPr>
           </w:pPr>
-          <w:hyperlink w:anchor="_Toc240789817" w:history="1">
+          <w:hyperlink w:anchor="_Toc240913013" w:history="1">
             <w:r>
               <w:rPr>
                 <w:rStyle w:val="Hyperlink"/>
                 <w:noProof/>
               </w:rPr>
-              <w:t>REFLECTION</w:t>
+              <w:t>Reflection</w:t>
             </w:r>
             <w:r>
               <w:rPr>
@@ -7212,7 +7097,7 @@
                 <w:noProof/>
                 <w:webHidden/>
               </w:rPr>
-              <w:instrText xml:space="preserve"> PAGEREF _Toc240789817 \h </w:instrText>
+              <w:instrText xml:space="preserve"> PAGEREF _Toc240913013 \h </w:instrText>
             </w:r>
             <w:r>
               <w:rPr>
@@ -7257,7 +7142,7 @@
               <w:lang w:eastAsia="en-ZA"/>
             </w:rPr>
           </w:pPr>
-          <w:hyperlink w:anchor="_Toc240789818" w:history="1">
+          <w:hyperlink w:anchor="_Toc240913014" w:history="1">
             <w:r>
               <w:rPr>
                 <w:rStyle w:val="Hyperlink"/>
@@ -7284,7 +7169,7 @@
                 <w:noProof/>
                 <w:webHidden/>
               </w:rPr>
-              <w:instrText xml:space="preserve"> PAGEREF _Toc240789818 \h </w:instrText>
+              <w:instrText xml:space="preserve"> PAGEREF _Toc240913014 \h </w:instrText>
             </w:r>
             <w:r>
               <w:rPr>
@@ -7322,16 +7207,20 @@
               <w:tab w:val="right" w:pos="5894"/>
             </w:tabs>
             <w:rPr>
+              <w:rFonts w:asciiTheme="minorHAnsi" w:eastAsiaTheme="minorEastAsia" w:hAnsiTheme="minorHAnsi"/>
               <w:noProof/>
+              <w:kern w:val="2"/>
+              <w:szCs w:val="24"/>
+              <w:lang w:eastAsia="en-ZA"/>
             </w:rPr>
           </w:pPr>
-          <w:hyperlink w:anchor="_Toc240789819" w:history="1">
+          <w:hyperlink w:anchor="_Toc240913015" w:history="1">
             <w:r>
               <w:rPr>
                 <w:rStyle w:val="Hyperlink"/>
                 <w:noProof/>
               </w:rPr>
-              <w:t>ENGLISH</w:t>
+              <w:t>English</w:t>
             </w:r>
             <w:r>
               <w:rPr>
@@ -7352,7 +7241,7 @@
                 <w:noProof/>
                 <w:webHidden/>
               </w:rPr>
-              <w:instrText xml:space="preserve"> PAGEREF _Toc240789819 \h </w:instrText>
+              <w:instrText xml:space="preserve"> PAGEREF _Toc240913015 \h </w:instrText>
             </w:r>
             <w:r>
               <w:rPr>
@@ -7390,16 +7279,20 @@
               <w:tab w:val="right" w:pos="5894"/>
             </w:tabs>
             <w:rPr>
+              <w:rFonts w:asciiTheme="minorHAnsi" w:eastAsiaTheme="minorEastAsia" w:hAnsiTheme="minorHAnsi"/>
               <w:noProof/>
+              <w:kern w:val="2"/>
+              <w:szCs w:val="24"/>
+              <w:lang w:eastAsia="en-ZA"/>
             </w:rPr>
           </w:pPr>
-          <w:hyperlink w:anchor="_Toc240789820" w:history="1">
+          <w:hyperlink w:anchor="_Toc240913016" w:history="1">
             <w:r>
               <w:rPr>
                 <w:rStyle w:val="Hyperlink"/>
                 <w:noProof/>
               </w:rPr>
-              <w:t>LATIN</w:t>
+              <w:t>Latin</w:t>
             </w:r>
             <w:r>
               <w:rPr>
@@ -7420,7 +7313,7 @@
                 <w:noProof/>
                 <w:webHidden/>
               </w:rPr>
-              <w:instrText xml:space="preserve"> PAGEREF _Toc240789820 \h </w:instrText>
+              <w:instrText xml:space="preserve"> PAGEREF _Toc240913016 \h </w:instrText>
             </w:r>
             <w:r>
               <w:rPr>
@@ -7458,16 +7351,20 @@
               <w:tab w:val="right" w:pos="5894"/>
             </w:tabs>
             <w:rPr>
+              <w:rFonts w:asciiTheme="minorHAnsi" w:eastAsiaTheme="minorEastAsia" w:hAnsiTheme="minorHAnsi"/>
               <w:noProof/>
+              <w:kern w:val="2"/>
+              <w:szCs w:val="24"/>
+              <w:lang w:eastAsia="en-ZA"/>
             </w:rPr>
           </w:pPr>
-          <w:hyperlink w:anchor="_Toc240789821" w:history="1">
+          <w:hyperlink w:anchor="_Toc240913017" w:history="1">
             <w:r>
               <w:rPr>
                 <w:rStyle w:val="Hyperlink"/>
                 <w:noProof/>
               </w:rPr>
-              <w:t>ENGLISH</w:t>
+              <w:t>Scripture</w:t>
             </w:r>
             <w:r>
               <w:rPr>
@@ -7488,7 +7385,7 @@
                 <w:noProof/>
                 <w:webHidden/>
               </w:rPr>
-              <w:instrText xml:space="preserve"> PAGEREF _Toc240789821 \h </w:instrText>
+              <w:instrText xml:space="preserve"> PAGEREF _Toc240913017 \h </w:instrText>
             </w:r>
             <w:r>
               <w:rPr>
@@ -7508,7 +7405,7 @@
                 <w:noProof/>
                 <w:webHidden/>
               </w:rPr>
-              <w:t>180</w:t>
+              <w:t>182</w:t>
             </w:r>
             <w:r>
               <w:rPr>
@@ -7526,16 +7423,20 @@
               <w:tab w:val="right" w:pos="5894"/>
             </w:tabs>
             <w:rPr>
+              <w:rFonts w:asciiTheme="minorHAnsi" w:eastAsiaTheme="minorEastAsia" w:hAnsiTheme="minorHAnsi"/>
               <w:noProof/>
+              <w:kern w:val="2"/>
+              <w:szCs w:val="24"/>
+              <w:lang w:eastAsia="en-ZA"/>
             </w:rPr>
           </w:pPr>
-          <w:hyperlink w:anchor="_Toc240789822" w:history="1">
+          <w:hyperlink w:anchor="_Toc240913018" w:history="1">
             <w:r>
               <w:rPr>
                 <w:rStyle w:val="Hyperlink"/>
                 <w:noProof/>
               </w:rPr>
-              <w:t>LATIN</w:t>
+              <w:t>Reflection</w:t>
             </w:r>
             <w:r>
               <w:rPr>
@@ -7556,143 +7457,7 @@
                 <w:noProof/>
                 <w:webHidden/>
               </w:rPr>
-              <w:instrText xml:space="preserve"> PAGEREF _Toc240789822 \h </w:instrText>
-            </w:r>
-            <w:r>
-              <w:rPr>
-                <w:noProof/>
-                <w:webHidden/>
-              </w:rPr>
-            </w:r>
-            <w:r>
-              <w:rPr>
-                <w:noProof/>
-                <w:webHidden/>
-              </w:rPr>
-              <w:fldChar w:fldCharType="separate"/>
-            </w:r>
-            <w:r>
-              <w:rPr>
-                <w:noProof/>
-                <w:webHidden/>
-              </w:rPr>
-              <w:t>181</w:t>
-            </w:r>
-            <w:r>
-              <w:rPr>
-                <w:noProof/>
-                <w:webHidden/>
-              </w:rPr>
-              <w:fldChar w:fldCharType="end"/>
-            </w:r>
-          </w:hyperlink>
-        </w:p>
-        <w:p>
-          <w:pPr>
-            <w:pStyle w:val="TOC3"/>
-            <w:tabs>
-              <w:tab w:val="right" w:pos="5894"/>
-            </w:tabs>
-            <w:rPr>
-              <w:noProof/>
-            </w:rPr>
-          </w:pPr>
-          <w:hyperlink w:anchor="_Toc240789823" w:history="1">
-            <w:r>
-              <w:rPr>
-                <w:rStyle w:val="Hyperlink"/>
-                <w:noProof/>
-              </w:rPr>
-              <w:t>SCRIPTURE</w:t>
-            </w:r>
-            <w:r>
-              <w:rPr>
-                <w:noProof/>
-                <w:webHidden/>
-              </w:rPr>
-              <w:tab/>
-            </w:r>
-            <w:r>
-              <w:rPr>
-                <w:noProof/>
-                <w:webHidden/>
-              </w:rPr>
-              <w:fldChar w:fldCharType="begin"/>
-            </w:r>
-            <w:r>
-              <w:rPr>
-                <w:noProof/>
-                <w:webHidden/>
-              </w:rPr>
-              <w:instrText xml:space="preserve"> PAGEREF _Toc240789823 \h </w:instrText>
-            </w:r>
-            <w:r>
-              <w:rPr>
-                <w:noProof/>
-                <w:webHidden/>
-              </w:rPr>
-            </w:r>
-            <w:r>
-              <w:rPr>
-                <w:noProof/>
-                <w:webHidden/>
-              </w:rPr>
-              <w:fldChar w:fldCharType="separate"/>
-            </w:r>
-            <w:r>
-              <w:rPr>
-                <w:noProof/>
-                <w:webHidden/>
-              </w:rPr>
-              <w:t>182</w:t>
-            </w:r>
-            <w:r>
-              <w:rPr>
-                <w:noProof/>
-                <w:webHidden/>
-              </w:rPr>
-              <w:fldChar w:fldCharType="end"/>
-            </w:r>
-          </w:hyperlink>
-        </w:p>
-        <w:p>
-          <w:pPr>
-            <w:pStyle w:val="TOC3"/>
-            <w:tabs>
-              <w:tab w:val="right" w:pos="5894"/>
-            </w:tabs>
-            <w:rPr>
-              <w:noProof/>
-            </w:rPr>
-          </w:pPr>
-          <w:hyperlink w:anchor="_Toc240789824" w:history="1">
-            <w:r>
-              <w:rPr>
-                <w:rStyle w:val="Hyperlink"/>
-                <w:noProof/>
-              </w:rPr>
-              <w:t>REFLECTION</w:t>
-            </w:r>
-            <w:r>
-              <w:rPr>
-                <w:noProof/>
-                <w:webHidden/>
-              </w:rPr>
-              <w:tab/>
-            </w:r>
-            <w:r>
-              <w:rPr>
-                <w:noProof/>
-                <w:webHidden/>
-              </w:rPr>
-              <w:fldChar w:fldCharType="begin"/>
-            </w:r>
-            <w:r>
-              <w:rPr>
-                <w:noProof/>
-                <w:webHidden/>
-              </w:rPr>
-              <w:instrText xml:space="preserve"> PAGEREF _Toc240789824 \h </w:instrText>
+              <w:instrText xml:space="preserve"> PAGEREF _Toc240913018 \h </w:instrText>
             </w:r>
             <w:r>
               <w:rPr>
@@ -7737,7 +7502,7 @@
               <w:lang w:eastAsia="en-ZA"/>
             </w:rPr>
           </w:pPr>
-          <w:hyperlink w:anchor="_Toc240789825" w:history="1">
+          <w:hyperlink w:anchor="_Toc240913019" w:history="1">
             <w:r>
               <w:rPr>
                 <w:rStyle w:val="Hyperlink"/>
@@ -7764,7 +7529,7 @@
                 <w:noProof/>
                 <w:webHidden/>
               </w:rPr>
-              <w:instrText xml:space="preserve"> PAGEREF _Toc240789825 \h </w:instrText>
+              <w:instrText xml:space="preserve"> PAGEREF _Toc240913019 \h </w:instrText>
             </w:r>
             <w:r>
               <w:rPr>
@@ -7802,16 +7567,20 @@
               <w:tab w:val="right" w:pos="5894"/>
             </w:tabs>
             <w:rPr>
+              <w:rFonts w:asciiTheme="minorHAnsi" w:eastAsiaTheme="minorEastAsia" w:hAnsiTheme="minorHAnsi"/>
               <w:noProof/>
+              <w:kern w:val="2"/>
+              <w:szCs w:val="24"/>
+              <w:lang w:eastAsia="en-ZA"/>
             </w:rPr>
           </w:pPr>
-          <w:hyperlink w:anchor="_Toc240789826" w:history="1">
+          <w:hyperlink w:anchor="_Toc240913020" w:history="1">
             <w:r>
               <w:rPr>
                 <w:rStyle w:val="Hyperlink"/>
                 <w:noProof/>
               </w:rPr>
-              <w:t>ENGLISH</w:t>
+              <w:t>English</w:t>
             </w:r>
             <w:r>
               <w:rPr>
@@ -7832,7 +7601,7 @@
                 <w:noProof/>
                 <w:webHidden/>
               </w:rPr>
-              <w:instrText xml:space="preserve"> PAGEREF _Toc240789826 \h </w:instrText>
+              <w:instrText xml:space="preserve"> PAGEREF _Toc240913020 \h </w:instrText>
             </w:r>
             <w:r>
               <w:rPr>
@@ -7870,16 +7639,20 @@
               <w:tab w:val="right" w:pos="5894"/>
             </w:tabs>
             <w:rPr>
+              <w:rFonts w:asciiTheme="minorHAnsi" w:eastAsiaTheme="minorEastAsia" w:hAnsiTheme="minorHAnsi"/>
               <w:noProof/>
+              <w:kern w:val="2"/>
+              <w:szCs w:val="24"/>
+              <w:lang w:eastAsia="en-ZA"/>
             </w:rPr>
           </w:pPr>
-          <w:hyperlink w:anchor="_Toc240789827" w:history="1">
+          <w:hyperlink w:anchor="_Toc240913021" w:history="1">
             <w:r>
               <w:rPr>
                 <w:rStyle w:val="Hyperlink"/>
                 <w:noProof/>
               </w:rPr>
-              <w:t>LATIN</w:t>
+              <w:t>Latin</w:t>
             </w:r>
             <w:r>
               <w:rPr>
@@ -7900,7 +7673,7 @@
                 <w:noProof/>
                 <w:webHidden/>
               </w:rPr>
-              <w:instrText xml:space="preserve"> PAGEREF _Toc240789827 \h </w:instrText>
+              <w:instrText xml:space="preserve"> PAGEREF _Toc240913021 \h </w:instrText>
             </w:r>
             <w:r>
               <w:rPr>
@@ -7938,16 +7711,20 @@
               <w:tab w:val="right" w:pos="5894"/>
             </w:tabs>
             <w:rPr>
+              <w:rFonts w:asciiTheme="minorHAnsi" w:eastAsiaTheme="minorEastAsia" w:hAnsiTheme="minorHAnsi"/>
               <w:noProof/>
+              <w:kern w:val="2"/>
+              <w:szCs w:val="24"/>
+              <w:lang w:eastAsia="en-ZA"/>
             </w:rPr>
           </w:pPr>
-          <w:hyperlink w:anchor="_Toc240789828" w:history="1">
+          <w:hyperlink w:anchor="_Toc240913022" w:history="1">
             <w:r>
               <w:rPr>
                 <w:rStyle w:val="Hyperlink"/>
                 <w:noProof/>
               </w:rPr>
-              <w:t>ENGLISH</w:t>
+              <w:t>Scripture</w:t>
             </w:r>
             <w:r>
               <w:rPr>
@@ -7968,7 +7745,7 @@
                 <w:noProof/>
                 <w:webHidden/>
               </w:rPr>
-              <w:instrText xml:space="preserve"> PAGEREF _Toc240789828 \h </w:instrText>
+              <w:instrText xml:space="preserve"> PAGEREF _Toc240913022 \h </w:instrText>
             </w:r>
             <w:r>
               <w:rPr>
@@ -7988,7 +7765,7 @@
                 <w:noProof/>
                 <w:webHidden/>
               </w:rPr>
-              <w:t>190</w:t>
+              <w:t>192</w:t>
             </w:r>
             <w:r>
               <w:rPr>
@@ -8006,16 +7783,20 @@
               <w:tab w:val="right" w:pos="5894"/>
             </w:tabs>
             <w:rPr>
+              <w:rFonts w:asciiTheme="minorHAnsi" w:eastAsiaTheme="minorEastAsia" w:hAnsiTheme="minorHAnsi"/>
               <w:noProof/>
+              <w:kern w:val="2"/>
+              <w:szCs w:val="24"/>
+              <w:lang w:eastAsia="en-ZA"/>
             </w:rPr>
           </w:pPr>
-          <w:hyperlink w:anchor="_Toc240789829" w:history="1">
+          <w:hyperlink w:anchor="_Toc240913023" w:history="1">
             <w:r>
               <w:rPr>
                 <w:rStyle w:val="Hyperlink"/>
                 <w:noProof/>
               </w:rPr>
-              <w:t>LATIN</w:t>
+              <w:t>Reflection</w:t>
             </w:r>
             <w:r>
               <w:rPr>
@@ -8036,143 +7817,7 @@
                 <w:noProof/>
                 <w:webHidden/>
               </w:rPr>
-              <w:instrText xml:space="preserve"> PAGEREF _Toc240789829 \h </w:instrText>
-            </w:r>
-            <w:r>
-              <w:rPr>
-                <w:noProof/>
-                <w:webHidden/>
-              </w:rPr>
-            </w:r>
-            <w:r>
-              <w:rPr>
-                <w:noProof/>
-                <w:webHidden/>
-              </w:rPr>
-              <w:fldChar w:fldCharType="separate"/>
-            </w:r>
-            <w:r>
-              <w:rPr>
-                <w:noProof/>
-                <w:webHidden/>
-              </w:rPr>
-              <w:t>191</w:t>
-            </w:r>
-            <w:r>
-              <w:rPr>
-                <w:noProof/>
-                <w:webHidden/>
-              </w:rPr>
-              <w:fldChar w:fldCharType="end"/>
-            </w:r>
-          </w:hyperlink>
-        </w:p>
-        <w:p>
-          <w:pPr>
-            <w:pStyle w:val="TOC3"/>
-            <w:tabs>
-              <w:tab w:val="right" w:pos="5894"/>
-            </w:tabs>
-            <w:rPr>
-              <w:noProof/>
-            </w:rPr>
-          </w:pPr>
-          <w:hyperlink w:anchor="_Toc240789830" w:history="1">
-            <w:r>
-              <w:rPr>
-                <w:rStyle w:val="Hyperlink"/>
-                <w:noProof/>
-              </w:rPr>
-              <w:t>SCRIPTURE</w:t>
-            </w:r>
-            <w:r>
-              <w:rPr>
-                <w:noProof/>
-                <w:webHidden/>
-              </w:rPr>
-              <w:tab/>
-            </w:r>
-            <w:r>
-              <w:rPr>
-                <w:noProof/>
-                <w:webHidden/>
-              </w:rPr>
-              <w:fldChar w:fldCharType="begin"/>
-            </w:r>
-            <w:r>
-              <w:rPr>
-                <w:noProof/>
-                <w:webHidden/>
-              </w:rPr>
-              <w:instrText xml:space="preserve"> PAGEREF _Toc240789830 \h </w:instrText>
-            </w:r>
-            <w:r>
-              <w:rPr>
-                <w:noProof/>
-                <w:webHidden/>
-              </w:rPr>
-            </w:r>
-            <w:r>
-              <w:rPr>
-                <w:noProof/>
-                <w:webHidden/>
-              </w:rPr>
-              <w:fldChar w:fldCharType="separate"/>
-            </w:r>
-            <w:r>
-              <w:rPr>
-                <w:noProof/>
-                <w:webHidden/>
-              </w:rPr>
-              <w:t>192</w:t>
-            </w:r>
-            <w:r>
-              <w:rPr>
-                <w:noProof/>
-                <w:webHidden/>
-              </w:rPr>
-              <w:fldChar w:fldCharType="end"/>
-            </w:r>
-          </w:hyperlink>
-        </w:p>
-        <w:p>
-          <w:pPr>
-            <w:pStyle w:val="TOC3"/>
-            <w:tabs>
-              <w:tab w:val="right" w:pos="5894"/>
-            </w:tabs>
-            <w:rPr>
-              <w:noProof/>
-            </w:rPr>
-          </w:pPr>
-          <w:hyperlink w:anchor="_Toc240789831" w:history="1">
-            <w:r>
-              <w:rPr>
-                <w:rStyle w:val="Hyperlink"/>
-                <w:noProof/>
-              </w:rPr>
-              <w:t>REFLECTION</w:t>
-            </w:r>
-            <w:r>
-              <w:rPr>
-                <w:noProof/>
-                <w:webHidden/>
-              </w:rPr>
-              <w:tab/>
-            </w:r>
-            <w:r>
-              <w:rPr>
-                <w:noProof/>
-                <w:webHidden/>
-              </w:rPr>
-              <w:fldChar w:fldCharType="begin"/>
-            </w:r>
-            <w:r>
-              <w:rPr>
-                <w:noProof/>
-                <w:webHidden/>
-              </w:rPr>
-              <w:instrText xml:space="preserve"> PAGEREF _Toc240789831 \h </w:instrText>
+              <w:instrText xml:space="preserve"> PAGEREF _Toc240913023 \h </w:instrText>
             </w:r>
             <w:r>
               <w:rPr>
@@ -8217,7 +7862,7 @@
               <w:lang w:eastAsia="en-ZA"/>
             </w:rPr>
           </w:pPr>
-          <w:hyperlink w:anchor="_Toc240789832" w:history="1">
+          <w:hyperlink w:anchor="_Toc240913024" w:history="1">
             <w:r>
               <w:rPr>
                 <w:rStyle w:val="Hyperlink"/>
@@ -8244,7 +7889,7 @@
                 <w:noProof/>
                 <w:webHidden/>
               </w:rPr>
-              <w:instrText xml:space="preserve"> PAGEREF _Toc240789832 \h </w:instrText>
+              <w:instrText xml:space="preserve"> PAGEREF _Toc240913024 \h </w:instrText>
             </w:r>
             <w:r>
               <w:rPr>
@@ -8282,16 +7927,20 @@
               <w:tab w:val="right" w:pos="5894"/>
             </w:tabs>
             <w:rPr>
+              <w:rFonts w:asciiTheme="minorHAnsi" w:eastAsiaTheme="minorEastAsia" w:hAnsiTheme="minorHAnsi"/>
               <w:noProof/>
+              <w:kern w:val="2"/>
+              <w:szCs w:val="24"/>
+              <w:lang w:eastAsia="en-ZA"/>
             </w:rPr>
           </w:pPr>
-          <w:hyperlink w:anchor="_Toc240789833" w:history="1">
+          <w:hyperlink w:anchor="_Toc240913025" w:history="1">
             <w:r>
               <w:rPr>
                 <w:rStyle w:val="Hyperlink"/>
                 <w:noProof/>
               </w:rPr>
-              <w:t>ENGLISH</w:t>
+              <w:t>English</w:t>
             </w:r>
             <w:r>
               <w:rPr>
@@ -8312,7 +7961,7 @@
                 <w:noProof/>
                 <w:webHidden/>
               </w:rPr>
-              <w:instrText xml:space="preserve"> PAGEREF _Toc240789833 \h </w:instrText>
+              <w:instrText xml:space="preserve"> PAGEREF _Toc240913025 \h </w:instrText>
             </w:r>
             <w:r>
               <w:rPr>
@@ -8350,16 +7999,20 @@
               <w:tab w:val="right" w:pos="5894"/>
             </w:tabs>
             <w:rPr>
+              <w:rFonts w:asciiTheme="minorHAnsi" w:eastAsiaTheme="minorEastAsia" w:hAnsiTheme="minorHAnsi"/>
               <w:noProof/>
+              <w:kern w:val="2"/>
+              <w:szCs w:val="24"/>
+              <w:lang w:eastAsia="en-ZA"/>
             </w:rPr>
           </w:pPr>
-          <w:hyperlink w:anchor="_Toc240789834" w:history="1">
+          <w:hyperlink w:anchor="_Toc240913026" w:history="1">
             <w:r>
               <w:rPr>
                 <w:rStyle w:val="Hyperlink"/>
                 <w:noProof/>
               </w:rPr>
-              <w:t>LATIN</w:t>
+              <w:t>Latin</w:t>
             </w:r>
             <w:r>
               <w:rPr>
@@ -8380,7 +8033,7 @@
                 <w:noProof/>
                 <w:webHidden/>
               </w:rPr>
-              <w:instrText xml:space="preserve"> PAGEREF _Toc240789834 \h </w:instrText>
+              <w:instrText xml:space="preserve"> PAGEREF _Toc240913026 \h </w:instrText>
             </w:r>
             <w:r>
               <w:rPr>
@@ -8418,16 +8071,20 @@
               <w:tab w:val="right" w:pos="5894"/>
             </w:tabs>
             <w:rPr>
+              <w:rFonts w:asciiTheme="minorHAnsi" w:eastAsiaTheme="minorEastAsia" w:hAnsiTheme="minorHAnsi"/>
               <w:noProof/>
+              <w:kern w:val="2"/>
+              <w:szCs w:val="24"/>
+              <w:lang w:eastAsia="en-ZA"/>
             </w:rPr>
           </w:pPr>
-          <w:hyperlink w:anchor="_Toc240789835" w:history="1">
+          <w:hyperlink w:anchor="_Toc240913027" w:history="1">
             <w:r>
               <w:rPr>
                 <w:rStyle w:val="Hyperlink"/>
                 <w:noProof/>
               </w:rPr>
-              <w:t>SCRIPTURE</w:t>
+              <w:t>Scripture</w:t>
             </w:r>
             <w:r>
               <w:rPr>
@@ -8448,7 +8105,7 @@
                 <w:noProof/>
                 <w:webHidden/>
               </w:rPr>
-              <w:instrText xml:space="preserve"> PAGEREF _Toc240789835 \h </w:instrText>
+              <w:instrText xml:space="preserve"> PAGEREF _Toc240913027 \h </w:instrText>
             </w:r>
             <w:r>
               <w:rPr>
@@ -8486,10 +8143,14 @@
               <w:tab w:val="right" w:pos="5894"/>
             </w:tabs>
             <w:rPr>
+              <w:rFonts w:asciiTheme="minorHAnsi" w:eastAsiaTheme="minorEastAsia" w:hAnsiTheme="minorHAnsi"/>
               <w:noProof/>
+              <w:kern w:val="2"/>
+              <w:szCs w:val="24"/>
+              <w:lang w:eastAsia="en-ZA"/>
             </w:rPr>
           </w:pPr>
-          <w:hyperlink w:anchor="_Toc240789836" w:history="1">
+          <w:hyperlink w:anchor="_Toc240913028" w:history="1">
             <w:r>
               <w:rPr>
                 <w:rStyle w:val="Hyperlink"/>
@@ -8516,7 +8177,7 @@
                 <w:noProof/>
                 <w:webHidden/>
               </w:rPr>
-              <w:instrText xml:space="preserve"> PAGEREF _Toc240789836 \h </w:instrText>
+              <w:instrText xml:space="preserve"> PAGEREF _Toc240913028 \h </w:instrText>
             </w:r>
             <w:r>
               <w:rPr>
@@ -8561,7 +8222,7 @@
               <w:lang w:eastAsia="en-ZA"/>
             </w:rPr>
           </w:pPr>
-          <w:hyperlink w:anchor="_Toc240789837" w:history="1">
+          <w:hyperlink w:anchor="_Toc240913029" w:history="1">
             <w:r>
               <w:rPr>
                 <w:rStyle w:val="Hyperlink"/>
@@ -8588,7 +8249,7 @@
                 <w:noProof/>
                 <w:webHidden/>
               </w:rPr>
-              <w:instrText xml:space="preserve"> PAGEREF _Toc240789837 \h </w:instrText>
+              <w:instrText xml:space="preserve"> PAGEREF _Toc240913029 \h </w:instrText>
             </w:r>
             <w:r>
               <w:rPr>
@@ -8626,16 +8287,20 @@
               <w:tab w:val="right" w:pos="5894"/>
             </w:tabs>
             <w:rPr>
+              <w:rFonts w:asciiTheme="minorHAnsi" w:eastAsiaTheme="minorEastAsia" w:hAnsiTheme="minorHAnsi"/>
               <w:noProof/>
+              <w:kern w:val="2"/>
+              <w:szCs w:val="24"/>
+              <w:lang w:eastAsia="en-ZA"/>
             </w:rPr>
           </w:pPr>
-          <w:hyperlink w:anchor="_Toc240789838" w:history="1">
+          <w:hyperlink w:anchor="_Toc240913030" w:history="1">
             <w:r>
               <w:rPr>
                 <w:rStyle w:val="Hyperlink"/>
                 <w:noProof/>
               </w:rPr>
-              <w:t>ENGLISH</w:t>
+              <w:t>English</w:t>
             </w:r>
             <w:r>
               <w:rPr>
@@ -8656,7 +8321,7 @@
                 <w:noProof/>
                 <w:webHidden/>
               </w:rPr>
-              <w:instrText xml:space="preserve"> PAGEREF _Toc240789838 \h </w:instrText>
+              <w:instrText xml:space="preserve"> PAGEREF _Toc240913030 \h </w:instrText>
             </w:r>
             <w:r>
               <w:rPr>
@@ -8694,16 +8359,20 @@
               <w:tab w:val="right" w:pos="5894"/>
             </w:tabs>
             <w:rPr>
+              <w:rFonts w:asciiTheme="minorHAnsi" w:eastAsiaTheme="minorEastAsia" w:hAnsiTheme="minorHAnsi"/>
               <w:noProof/>
+              <w:kern w:val="2"/>
+              <w:szCs w:val="24"/>
+              <w:lang w:eastAsia="en-ZA"/>
             </w:rPr>
           </w:pPr>
-          <w:hyperlink w:anchor="_Toc240789839" w:history="1">
+          <w:hyperlink w:anchor="_Toc240913031" w:history="1">
             <w:r>
               <w:rPr>
                 <w:rStyle w:val="Hyperlink"/>
                 <w:noProof/>
               </w:rPr>
-              <w:t>LATIN</w:t>
+              <w:t>Latin</w:t>
             </w:r>
             <w:r>
               <w:rPr>
@@ -8724,7 +8393,7 @@
                 <w:noProof/>
                 <w:webHidden/>
               </w:rPr>
-              <w:instrText xml:space="preserve"> PAGEREF _Toc240789839 \h </w:instrText>
+              <w:instrText xml:space="preserve"> PAGEREF _Toc240913031 \h </w:instrText>
             </w:r>
             <w:r>
               <w:rPr>
@@ -8762,16 +8431,20 @@
               <w:tab w:val="right" w:pos="5894"/>
             </w:tabs>
             <w:rPr>
+              <w:rFonts w:asciiTheme="minorHAnsi" w:eastAsiaTheme="minorEastAsia" w:hAnsiTheme="minorHAnsi"/>
               <w:noProof/>
+              <w:kern w:val="2"/>
+              <w:szCs w:val="24"/>
+              <w:lang w:eastAsia="en-ZA"/>
             </w:rPr>
           </w:pPr>
-          <w:hyperlink w:anchor="_Toc240789840" w:history="1">
+          <w:hyperlink w:anchor="_Toc240913032" w:history="1">
             <w:r>
               <w:rPr>
                 <w:rStyle w:val="Hyperlink"/>
                 <w:noProof/>
               </w:rPr>
-              <w:t>SCRIPTURE</w:t>
+              <w:t>Scripture</w:t>
             </w:r>
             <w:r>
               <w:rPr>
@@ -8792,7 +8465,7 @@
                 <w:noProof/>
                 <w:webHidden/>
               </w:rPr>
-              <w:instrText xml:space="preserve"> PAGEREF _Toc240789840 \h </w:instrText>
+              <w:instrText xml:space="preserve"> PAGEREF _Toc240913032 \h </w:instrText>
             </w:r>
             <w:r>
               <w:rPr>
@@ -8830,10 +8503,14 @@
               <w:tab w:val="right" w:pos="5894"/>
             </w:tabs>
             <w:rPr>
+              <w:rFonts w:asciiTheme="minorHAnsi" w:eastAsiaTheme="minorEastAsia" w:hAnsiTheme="minorHAnsi"/>
               <w:noProof/>
+              <w:kern w:val="2"/>
+              <w:szCs w:val="24"/>
+              <w:lang w:eastAsia="en-ZA"/>
             </w:rPr>
           </w:pPr>
-          <w:hyperlink w:anchor="_Toc240789841" w:history="1">
+          <w:hyperlink w:anchor="_Toc240913033" w:history="1">
             <w:r>
               <w:rPr>
                 <w:rStyle w:val="Hyperlink"/>
@@ -8860,7 +8537,7 @@
                 <w:noProof/>
                 <w:webHidden/>
               </w:rPr>
-              <w:instrText xml:space="preserve"> PAGEREF _Toc240789841 \h </w:instrText>
+              <w:instrText xml:space="preserve"> PAGEREF _Toc240913033 \h </w:instrText>
             </w:r>
             <w:r>
               <w:rPr>
@@ -8905,7 +8582,7 @@
               <w:lang w:eastAsia="en-ZA"/>
             </w:rPr>
           </w:pPr>
-          <w:hyperlink w:anchor="_Toc240789842" w:history="1">
+          <w:hyperlink w:anchor="_Toc240913034" w:history="1">
             <w:r>
               <w:rPr>
                 <w:rStyle w:val="Hyperlink"/>
@@ -8932,7 +8609,7 @@
                 <w:noProof/>
                 <w:webHidden/>
               </w:rPr>
-              <w:instrText xml:space="preserve"> PAGEREF _Toc240789842 \h </w:instrText>
+              <w:instrText xml:space="preserve"> PAGEREF _Toc240913034 \h </w:instrText>
             </w:r>
             <w:r>
               <w:rPr>
@@ -8977,7 +8654,7 @@
               <w:lang w:eastAsia="en-ZA"/>
             </w:rPr>
           </w:pPr>
-          <w:hyperlink w:anchor="_Toc240789843" w:history="1">
+          <w:hyperlink w:anchor="_Toc240913035" w:history="1">
             <w:r>
               <w:rPr>
                 <w:rStyle w:val="Hyperlink"/>
@@ -9004,7 +8681,7 @@
                 <w:noProof/>
                 <w:webHidden/>
               </w:rPr>
-              <w:instrText xml:space="preserve"> PAGEREF _Toc240789843 \h </w:instrText>
+              <w:instrText xml:space="preserve"> PAGEREF _Toc240913035 \h </w:instrText>
             </w:r>
             <w:r>
               <w:rPr>
@@ -9049,7 +8726,7 @@
               <w:lang w:eastAsia="en-ZA"/>
             </w:rPr>
           </w:pPr>
-          <w:hyperlink w:anchor="_Toc240789844" w:history="1">
+          <w:hyperlink w:anchor="_Toc240913036" w:history="1">
             <w:r>
               <w:rPr>
                 <w:rStyle w:val="Hyperlink"/>
@@ -9076,7 +8753,7 @@
                 <w:noProof/>
                 <w:webHidden/>
               </w:rPr>
-              <w:instrText xml:space="preserve"> PAGEREF _Toc240789844 \h </w:instrText>
+              <w:instrText xml:space="preserve"> PAGEREF _Toc240913036 \h </w:instrText>
             </w:r>
             <w:r>
               <w:rPr>
@@ -9121,7 +8798,7 @@
               <w:lang w:eastAsia="en-ZA"/>
             </w:rPr>
           </w:pPr>
-          <w:hyperlink w:anchor="_Toc240789845" w:history="1">
+          <w:hyperlink w:anchor="_Toc240913037" w:history="1">
             <w:r>
               <w:rPr>
                 <w:rStyle w:val="Hyperlink"/>
@@ -9148,7 +8825,7 @@
                 <w:noProof/>
                 <w:webHidden/>
               </w:rPr>
-              <w:instrText xml:space="preserve"> PAGEREF _Toc240789845 \h </w:instrText>
+              <w:instrText xml:space="preserve"> PAGEREF _Toc240913037 \h </w:instrText>
             </w:r>
             <w:r>
               <w:rPr>
@@ -9193,7 +8870,7 @@
               <w:lang w:eastAsia="en-ZA"/>
             </w:rPr>
           </w:pPr>
-          <w:hyperlink w:anchor="_Toc240789846" w:history="1">
+          <w:hyperlink w:anchor="_Toc240913038" w:history="1">
             <w:r>
               <w:rPr>
                 <w:rStyle w:val="Hyperlink"/>
@@ -9220,7 +8897,7 @@
                 <w:noProof/>
                 <w:webHidden/>
               </w:rPr>
-              <w:instrText xml:space="preserve"> PAGEREF _Toc240789846 \h </w:instrText>
+              <w:instrText xml:space="preserve"> PAGEREF _Toc240913038 \h </w:instrText>
             </w:r>
             <w:r>
               <w:rPr>
@@ -9264,6 +8941,7 @@
             <w:rPr>
               <w:szCs w:val="24"/>
             </w:rPr>
+            <w:lastRenderedPageBreak/>
             <w:fldChar w:fldCharType="end"/>
           </w:r>
         </w:p>
@@ -9303,7 +8981,7 @@
           <w:szCs w:val="24"/>
         </w:rPr>
       </w:pPr>
-      <w:bookmarkStart w:id="0" w:name="_Toc240789720"/>
+      <w:bookmarkStart w:id="0" w:name="_Toc240912922"/>
       <w:r>
         <w:rPr>
           <w:rStyle w:val="SPPrayerResponseCS"/>
@@ -9515,7 +9193,31 @@
         <w:rPr>
           <w:szCs w:val="24"/>
         </w:rPr>
-        <w:t>This book brings the prayers together in English and Latin.</w:t>
+        <w:t xml:space="preserve">This book brings the prayers together in </w:t>
+      </w:r>
+      <w:r>
+        <w:rPr>
+          <w:szCs w:val="24"/>
+        </w:rPr>
+        <w:t>English</w:t>
+      </w:r>
+      <w:r>
+        <w:rPr>
+          <w:szCs w:val="24"/>
+        </w:rPr>
+        <w:t xml:space="preserve"> and </w:t>
+      </w:r>
+      <w:r>
+        <w:rPr>
+          <w:szCs w:val="24"/>
+        </w:rPr>
+        <w:t>Latin</w:t>
+      </w:r>
+      <w:r>
+        <w:rPr>
+          <w:szCs w:val="24"/>
+        </w:rPr>
+        <w:t>.</w:t>
       </w:r>
     </w:p>
     <w:p>
@@ -9533,7 +9235,25 @@
           <w:szCs w:val="24"/>
         </w:rPr>
         <w:lastRenderedPageBreak/>
-        <w:t>English allows us to understand the words we are praying. Latin provides a connection with an older expression of the Catholic tradition and allows us to encounter familiar prayers in a language that has accompanied the Church for many centuries.</w:t>
+        <w:t>English</w:t>
+      </w:r>
+      <w:r>
+        <w:rPr>
+          <w:szCs w:val="24"/>
+        </w:rPr>
+        <w:t xml:space="preserve"> allows us to understand the words we are praying. </w:t>
+      </w:r>
+      <w:r>
+        <w:rPr>
+          <w:szCs w:val="24"/>
+        </w:rPr>
+        <w:t>Latin</w:t>
+      </w:r>
+      <w:r>
+        <w:rPr>
+          <w:szCs w:val="24"/>
+        </w:rPr>
+        <w:t xml:space="preserve"> provides a connection with an older expression of the Catholic tradition and allows us to encounter familiar prayers in a language that has accompanied the Church for many centuries.</w:t>
       </w:r>
     </w:p>
     <w:p>
@@ -9584,24 +9304,84 @@
         <w:rPr>
           <w:szCs w:val="24"/>
         </w:rPr>
-        <w:t>The Latin is not here as a barrier. It is here as an invitation to discover.</w:t>
-      </w:r>
-    </w:p>
-    <w:p>
-      <w:pPr>
-        <w:pStyle w:val="SPBodyText"/>
-        <w:spacing w:after="0" w:line="480" w:lineRule="auto"/>
-        <w:ind w:firstLine="0"/>
-        <w:jc w:val="left"/>
-        <w:rPr>
-          <w:szCs w:val="24"/>
-        </w:rPr>
-      </w:pPr>
-      <w:r>
-        <w:rPr>
-          <w:szCs w:val="24"/>
-        </w:rPr>
-        <w:t>A reader may begin by praying entirely in English. Another may wish to compare the English and Latin side by side. Someone else may learn a single Latin word each day. Over time, those individual words begin to become familiar, and the language that once seemed distant becomes something recognisable.</w:t>
+        <w:t xml:space="preserve">The </w:t>
+      </w:r>
+      <w:r>
+        <w:rPr>
+          <w:szCs w:val="24"/>
+        </w:rPr>
+        <w:t>Latin</w:t>
+      </w:r>
+      <w:r>
+        <w:rPr>
+          <w:szCs w:val="24"/>
+        </w:rPr>
+        <w:t xml:space="preserve"> is not here as a barrier. It is here as an invitation to discover.</w:t>
+      </w:r>
+    </w:p>
+    <w:p>
+      <w:pPr>
+        <w:pStyle w:val="SPBodyText"/>
+        <w:spacing w:after="0" w:line="480" w:lineRule="auto"/>
+        <w:ind w:firstLine="0"/>
+        <w:jc w:val="left"/>
+        <w:rPr>
+          <w:szCs w:val="24"/>
+        </w:rPr>
+      </w:pPr>
+      <w:r>
+        <w:rPr>
+          <w:szCs w:val="24"/>
+        </w:rPr>
+        <w:t xml:space="preserve">A reader may begin by praying entirely in </w:t>
+      </w:r>
+      <w:r>
+        <w:rPr>
+          <w:szCs w:val="24"/>
+        </w:rPr>
+        <w:t>English</w:t>
+      </w:r>
+      <w:r>
+        <w:rPr>
+          <w:szCs w:val="24"/>
+        </w:rPr>
+        <w:t xml:space="preserve">. Another may wish to compare the </w:t>
+      </w:r>
+      <w:r>
+        <w:rPr>
+          <w:szCs w:val="24"/>
+        </w:rPr>
+        <w:t>English</w:t>
+      </w:r>
+      <w:r>
+        <w:rPr>
+          <w:szCs w:val="24"/>
+        </w:rPr>
+        <w:t xml:space="preserve"> and </w:t>
+      </w:r>
+      <w:r>
+        <w:rPr>
+          <w:szCs w:val="24"/>
+        </w:rPr>
+        <w:t>Latin</w:t>
+      </w:r>
+      <w:r>
+        <w:rPr>
+          <w:szCs w:val="24"/>
+        </w:rPr>
+        <w:t xml:space="preserve"> side by side. Someone else may learn a single </w:t>
+      </w:r>
+      <w:r>
+        <w:rPr>
+          <w:szCs w:val="24"/>
+        </w:rPr>
+        <w:t>Latin</w:t>
+      </w:r>
+      <w:r>
+        <w:rPr>
+          <w:szCs w:val="24"/>
+        </w:rPr>
+        <w:t xml:space="preserve"> word each day. Over time, those individual words begin to become familiar, and the language that once seemed distant becomes something recognisable.</w:t>
       </w:r>
     </w:p>
     <w:p>
@@ -9636,7 +9416,19 @@
           <w:szCs w:val="24"/>
         </w:rPr>
         <w:lastRenderedPageBreak/>
-        <w:t>For this reason, each prayer is accompanied by material intended for reflection and study. We look at its place in Scripture, consider why Christians have prayed it, explore the meaning of its petitions, and examine some of the Latin words that give the prayer its particular character.</w:t>
+        <w:t xml:space="preserve">For this reason, each prayer is accompanied by material intended for reflection and study. We look at its place in Scripture, consider why Christians have prayed it, explore the meaning of its petitions, and examine some of the </w:t>
+      </w:r>
+      <w:r>
+        <w:rPr>
+          <w:szCs w:val="24"/>
+        </w:rPr>
+        <w:t>Latin</w:t>
+      </w:r>
+      <w:r>
+        <w:rPr>
+          <w:szCs w:val="24"/>
+        </w:rPr>
+        <w:t xml:space="preserve"> words that give the prayer its particular character.</w:t>
       </w:r>
     </w:p>
     <w:p>
@@ -10071,7 +9863,31 @@
         <w:rPr>
           <w:szCs w:val="24"/>
         </w:rPr>
-        <w:t>Read the English. Look at the Latin. Consider a single word. Read the Scripture references. Sit quietly with the reflection.</w:t>
+        <w:t xml:space="preserve">Read the </w:t>
+      </w:r>
+      <w:r>
+        <w:rPr>
+          <w:szCs w:val="24"/>
+        </w:rPr>
+        <w:t>English</w:t>
+      </w:r>
+      <w:r>
+        <w:rPr>
+          <w:szCs w:val="24"/>
+        </w:rPr>
+        <w:t xml:space="preserve">. Look at the </w:t>
+      </w:r>
+      <w:r>
+        <w:rPr>
+          <w:szCs w:val="24"/>
+        </w:rPr>
+        <w:t>Latin</w:t>
+      </w:r>
+      <w:r>
+        <w:rPr>
+          <w:szCs w:val="24"/>
+        </w:rPr>
+        <w:t>. Consider a single word. Read the Scripture references. Sit quietly with the reflection.</w:t>
       </w:r>
     </w:p>
     <w:p>
@@ -10310,7 +10126,31 @@
         <w:rPr>
           <w:szCs w:val="24"/>
         </w:rPr>
-        <w:t>And may every prayer, whether spoken in English, Latin, or simply within the silence of the heart, lead us closer to God.</w:t>
+        <w:t xml:space="preserve">And may every prayer, whether spoken in </w:t>
+      </w:r>
+      <w:r>
+        <w:rPr>
+          <w:szCs w:val="24"/>
+        </w:rPr>
+        <w:t>English</w:t>
+      </w:r>
+      <w:r>
+        <w:rPr>
+          <w:szCs w:val="24"/>
+        </w:rPr>
+        <w:t xml:space="preserve">, </w:t>
+      </w:r>
+      <w:r>
+        <w:rPr>
+          <w:szCs w:val="24"/>
+        </w:rPr>
+        <w:t>Latin</w:t>
+      </w:r>
+      <w:r>
+        <w:rPr>
+          <w:szCs w:val="24"/>
+        </w:rPr>
+        <w:t>, or simply within the silence of the heart, lead us closer to God.</w:t>
       </w:r>
     </w:p>
     <w:p>
@@ -10355,7 +10195,7 @@
       <w:pPr>
         <w:pStyle w:val="Heading2"/>
       </w:pPr>
-      <w:bookmarkStart w:id="1" w:name="_Toc240789721"/>
+      <w:bookmarkStart w:id="1" w:name="_Toc240912923"/>
       <w:r>
         <w:lastRenderedPageBreak/>
         <w:t>Introduction</w:t>
@@ -10785,10 +10625,16 @@
       <w:pPr>
         <w:pStyle w:val="Heading2"/>
       </w:pPr>
-      <w:bookmarkStart w:id="2" w:name="_Toc240789722"/>
+      <w:bookmarkStart w:id="2" w:name="_Toc240912924"/>
       <w:r>
         <w:lastRenderedPageBreak/>
-        <w:t>English and Latin</w:t>
+        <w:t>English</w:t>
+      </w:r>
+      <w:r>
+        <w:t xml:space="preserve"> and </w:t>
+      </w:r>
+      <w:r>
+        <w:t>Latin</w:t>
       </w:r>
       <w:bookmarkEnd w:id="2"/>
     </w:p>
@@ -10816,80 +10662,164 @@
         <w:rPr>
           <w:szCs w:val="24"/>
         </w:rPr>
-        <w:t>Each prayer in this volume is presented with both its English and Latin forms.</w:t>
-      </w:r>
-    </w:p>
-    <w:p>
-      <w:pPr>
-        <w:pStyle w:val="SPBodyText"/>
-        <w:spacing w:after="0" w:line="480" w:lineRule="auto"/>
-        <w:ind w:firstLine="0"/>
-        <w:jc w:val="left"/>
-        <w:rPr>
-          <w:szCs w:val="24"/>
-        </w:rPr>
-      </w:pPr>
-    </w:p>
-    <w:p>
-      <w:pPr>
-        <w:pStyle w:val="SPBodyText"/>
-        <w:spacing w:after="0" w:line="480" w:lineRule="auto"/>
-        <w:ind w:firstLine="0"/>
-        <w:jc w:val="left"/>
-        <w:rPr>
-          <w:szCs w:val="24"/>
-        </w:rPr>
-      </w:pPr>
-      <w:r>
-        <w:rPr>
-          <w:szCs w:val="24"/>
-        </w:rPr>
-        <w:t>The English text allows the meaning of the prayer to be understood clearly, while the Latin provides an opportunity to encounter the same prayer in the language that has accompanied the Church for centuries.</w:t>
-      </w:r>
-    </w:p>
-    <w:p>
-      <w:pPr>
-        <w:pStyle w:val="SPBodyText"/>
-        <w:spacing w:after="0" w:line="480" w:lineRule="auto"/>
-        <w:ind w:firstLine="0"/>
-        <w:jc w:val="left"/>
-        <w:rPr>
-          <w:szCs w:val="24"/>
-        </w:rPr>
-      </w:pPr>
-      <w:r>
-        <w:rPr>
-          <w:szCs w:val="24"/>
-        </w:rPr>
-        <w:t>There is no requirement to learn Latin in order to use this book.</w:t>
-      </w:r>
-    </w:p>
-    <w:p>
-      <w:pPr>
-        <w:pStyle w:val="SPBodyText"/>
-        <w:spacing w:after="0" w:line="480" w:lineRule="auto"/>
-        <w:ind w:firstLine="0"/>
-        <w:jc w:val="left"/>
-        <w:rPr>
-          <w:szCs w:val="24"/>
-        </w:rPr>
-      </w:pPr>
-    </w:p>
-    <w:p>
-      <w:pPr>
-        <w:pStyle w:val="SPBodyText"/>
-        <w:spacing w:after="0" w:line="480" w:lineRule="auto"/>
-        <w:ind w:firstLine="0"/>
-        <w:jc w:val="left"/>
-        <w:rPr>
-          <w:szCs w:val="24"/>
-        </w:rPr>
-      </w:pPr>
-      <w:r>
-        <w:rPr>
-          <w:szCs w:val="24"/>
-        </w:rPr>
-        <w:t>Read the English first if it is more familiar to you. Consider the meaning of the words and the intention behind the prayer. Then, if you wish, return to the Latin. Read it slowly. Listen to the rhythm of the words. Over time, familiar words and phrases will begin to emerge.</w:t>
+        <w:t xml:space="preserve">Each prayer in this volume is presented with both its </w:t>
+      </w:r>
+      <w:r>
+        <w:rPr>
+          <w:szCs w:val="24"/>
+        </w:rPr>
+        <w:t>English</w:t>
+      </w:r>
+      <w:r>
+        <w:rPr>
+          <w:szCs w:val="24"/>
+        </w:rPr>
+        <w:t xml:space="preserve"> and </w:t>
+      </w:r>
+      <w:r>
+        <w:rPr>
+          <w:szCs w:val="24"/>
+        </w:rPr>
+        <w:t>Latin</w:t>
+      </w:r>
+      <w:r>
+        <w:rPr>
+          <w:szCs w:val="24"/>
+        </w:rPr>
+        <w:t xml:space="preserve"> forms.</w:t>
+      </w:r>
+    </w:p>
+    <w:p>
+      <w:pPr>
+        <w:pStyle w:val="SPBodyText"/>
+        <w:spacing w:after="0" w:line="480" w:lineRule="auto"/>
+        <w:ind w:firstLine="0"/>
+        <w:jc w:val="left"/>
+        <w:rPr>
+          <w:szCs w:val="24"/>
+        </w:rPr>
+      </w:pPr>
+    </w:p>
+    <w:p>
+      <w:pPr>
+        <w:pStyle w:val="SPBodyText"/>
+        <w:spacing w:after="0" w:line="480" w:lineRule="auto"/>
+        <w:ind w:firstLine="0"/>
+        <w:jc w:val="left"/>
+        <w:rPr>
+          <w:szCs w:val="24"/>
+        </w:rPr>
+      </w:pPr>
+      <w:r>
+        <w:rPr>
+          <w:szCs w:val="24"/>
+        </w:rPr>
+        <w:t xml:space="preserve">The </w:t>
+      </w:r>
+      <w:r>
+        <w:rPr>
+          <w:szCs w:val="24"/>
+        </w:rPr>
+        <w:t>English</w:t>
+      </w:r>
+      <w:r>
+        <w:rPr>
+          <w:szCs w:val="24"/>
+        </w:rPr>
+        <w:t xml:space="preserve"> text allows the meaning of the prayer to be understood clearly, while the </w:t>
+      </w:r>
+      <w:r>
+        <w:rPr>
+          <w:szCs w:val="24"/>
+        </w:rPr>
+        <w:t>Latin</w:t>
+      </w:r>
+      <w:r>
+        <w:rPr>
+          <w:szCs w:val="24"/>
+        </w:rPr>
+        <w:t xml:space="preserve"> provides an opportunity to encounter the same prayer in the language that has accompanied the Church for centuries.</w:t>
+      </w:r>
+    </w:p>
+    <w:p>
+      <w:pPr>
+        <w:pStyle w:val="SPBodyText"/>
+        <w:spacing w:after="0" w:line="480" w:lineRule="auto"/>
+        <w:ind w:firstLine="0"/>
+        <w:jc w:val="left"/>
+        <w:rPr>
+          <w:szCs w:val="24"/>
+        </w:rPr>
+      </w:pPr>
+      <w:r>
+        <w:rPr>
+          <w:szCs w:val="24"/>
+        </w:rPr>
+        <w:t xml:space="preserve">There is no requirement to learn </w:t>
+      </w:r>
+      <w:r>
+        <w:rPr>
+          <w:szCs w:val="24"/>
+        </w:rPr>
+        <w:t>Latin</w:t>
+      </w:r>
+      <w:r>
+        <w:rPr>
+          <w:szCs w:val="24"/>
+        </w:rPr>
+        <w:t xml:space="preserve"> in order to use this book.</w:t>
+      </w:r>
+    </w:p>
+    <w:p>
+      <w:pPr>
+        <w:pStyle w:val="SPBodyText"/>
+        <w:spacing w:after="0" w:line="480" w:lineRule="auto"/>
+        <w:ind w:firstLine="0"/>
+        <w:jc w:val="left"/>
+        <w:rPr>
+          <w:szCs w:val="24"/>
+        </w:rPr>
+      </w:pPr>
+    </w:p>
+    <w:p>
+      <w:pPr>
+        <w:pStyle w:val="SPBodyText"/>
+        <w:spacing w:after="0" w:line="480" w:lineRule="auto"/>
+        <w:ind w:firstLine="0"/>
+        <w:jc w:val="left"/>
+        <w:rPr>
+          <w:szCs w:val="24"/>
+        </w:rPr>
+      </w:pPr>
+      <w:r>
+        <w:rPr>
+          <w:szCs w:val="24"/>
+        </w:rPr>
+        <w:t xml:space="preserve">Read the </w:t>
+      </w:r>
+      <w:r>
+        <w:rPr>
+          <w:szCs w:val="24"/>
+        </w:rPr>
+        <w:t>English</w:t>
+      </w:r>
+      <w:r>
+        <w:rPr>
+          <w:szCs w:val="24"/>
+        </w:rPr>
+        <w:t xml:space="preserve"> first if it is more familiar to you. Consider the meaning of the words and the intention behind the prayer. Then, if you wish, return to the </w:t>
+      </w:r>
+      <w:r>
+        <w:rPr>
+          <w:szCs w:val="24"/>
+        </w:rPr>
+        <w:t>Latin</w:t>
+      </w:r>
+      <w:r>
+        <w:rPr>
+          <w:szCs w:val="24"/>
+        </w:rPr>
+        <w:t>. Read it slowly. Listen to the rhythm of the words. Over time, familiar words and phrases will begin to emerge.</w:t>
       </w:r>
     </w:p>
     <w:p>
@@ -10983,7 +10913,7 @@
       <w:pPr>
         <w:pStyle w:val="Heading2"/>
       </w:pPr>
-      <w:bookmarkStart w:id="3" w:name="_Toc240789723"/>
+      <w:bookmarkStart w:id="3" w:name="_Toc240912925"/>
       <w:r>
         <w:lastRenderedPageBreak/>
         <w:t>The Prayer</w:t>
@@ -11074,7 +11004,19 @@
           <w:szCs w:val="24"/>
         </w:rPr>
         <w:br/>
-        <w:t>The prayer in English, allowing its meaning to be understood and contemplated.</w:t>
+        <w:t xml:space="preserve">The prayer in </w:t>
+      </w:r>
+      <w:r>
+        <w:rPr>
+          <w:szCs w:val="24"/>
+        </w:rPr>
+        <w:t>English</w:t>
+      </w:r>
+      <w:r>
+        <w:rPr>
+          <w:szCs w:val="24"/>
+        </w:rPr>
+        <w:t>, allowing its meaning to be understood and contemplated.</w:t>
       </w:r>
     </w:p>
     <w:p>
@@ -11100,7 +11042,19 @@
           <w:szCs w:val="24"/>
         </w:rPr>
         <w:br/>
-        <w:t>The traditional Latin form of the prayer.</w:t>
+        <w:t xml:space="preserve">The traditional </w:t>
+      </w:r>
+      <w:r>
+        <w:rPr>
+          <w:szCs w:val="24"/>
+        </w:rPr>
+        <w:t>Latin</w:t>
+      </w:r>
+      <w:r>
+        <w:rPr>
+          <w:szCs w:val="24"/>
+        </w:rPr>
+        <w:t xml:space="preserve"> form of the prayer.</w:t>
       </w:r>
     </w:p>
     <w:p>
@@ -11291,7 +11245,7 @@
       <w:pPr>
         <w:pStyle w:val="Heading2"/>
       </w:pPr>
-      <w:bookmarkStart w:id="4" w:name="_Toc240789724"/>
+      <w:bookmarkStart w:id="4" w:name="_Toc240912926"/>
       <w:r>
         <w:lastRenderedPageBreak/>
         <w:t>Scripture</w:t>
@@ -11453,7 +11407,7 @@
       <w:pPr>
         <w:pStyle w:val="Heading2"/>
       </w:pPr>
-      <w:bookmarkStart w:id="5" w:name="_Toc240789725"/>
+      <w:bookmarkStart w:id="5" w:name="_Toc240912927"/>
       <w:r>
         <w:lastRenderedPageBreak/>
         <w:t>Reflection</w:t>
@@ -11611,7 +11565,13 @@
         <w:rPr>
           <w:szCs w:val="24"/>
         </w:rPr>
-        <w:t>Latin Vocabulary</w:t>
+        <w:t>Latin</w:t>
+      </w:r>
+      <w:r>
+        <w:rPr>
+          <w:szCs w:val="24"/>
+        </w:rPr>
+        <w:t xml:space="preserve"> Vocabulary</w:t>
       </w:r>
     </w:p>
     <w:p>
@@ -11647,98 +11607,7 @@
           <w:bCs/>
           <w:szCs w:val="24"/>
         </w:rPr>
-        <w:t>Latin vocabulary</w:t>
-      </w:r>
-      <w:r>
-        <w:rPr>
-          <w:szCs w:val="24"/>
-        </w:rPr>
-        <w:t>, highlighting individual words or short expressions that are useful for understanding and becoming familiar with the language of the prayers.</w:t>
-      </w:r>
-    </w:p>
-    <w:p>
-      <w:pPr>
-        <w:pStyle w:val="SPBodyText"/>
-        <w:spacing w:after="0" w:line="480" w:lineRule="auto"/>
-        <w:ind w:firstLine="0"/>
-        <w:jc w:val="left"/>
-        <w:rPr>
-          <w:szCs w:val="24"/>
-        </w:rPr>
-      </w:pPr>
-      <w:r>
-        <w:rPr>
-          <w:szCs w:val="24"/>
-        </w:rPr>
-        <w:t>These sections are intentionally simple.</w:t>
-      </w:r>
-    </w:p>
-    <w:p>
-      <w:pPr>
-        <w:pStyle w:val="SPBodyText"/>
-        <w:spacing w:after="0" w:line="480" w:lineRule="auto"/>
-        <w:ind w:firstLine="0"/>
-        <w:jc w:val="left"/>
-        <w:rPr>
-          <w:szCs w:val="24"/>
-        </w:rPr>
-      </w:pPr>
-      <w:r>
-        <w:rPr>
-          <w:szCs w:val="24"/>
-        </w:rPr>
-        <w:t>You do not need to memorise the words. Allow them to become familiar.</w:t>
-      </w:r>
-    </w:p>
-    <w:p>
-      <w:pPr>
-        <w:pStyle w:val="SPBodyText"/>
-        <w:spacing w:after="0" w:line="480" w:lineRule="auto"/>
-        <w:ind w:firstLine="0"/>
-        <w:jc w:val="left"/>
-        <w:rPr>
-          <w:szCs w:val="24"/>
-        </w:rPr>
-      </w:pPr>
-      <w:r>
-        <w:rPr>
-          <w:szCs w:val="24"/>
-        </w:rPr>
-        <w:t>A word or phrase that once appeared completely unfamiliar may eventually become something you can understand without translation.</w:t>
-      </w:r>
-    </w:p>
-    <w:p>
-      <w:pPr>
-        <w:pStyle w:val="SPBodyText"/>
-        <w:spacing w:after="0" w:line="480" w:lineRule="auto"/>
-        <w:ind w:firstLine="0"/>
-        <w:jc w:val="left"/>
-        <w:rPr>
-          <w:szCs w:val="24"/>
-        </w:rPr>
-      </w:pPr>
-      <w:r>
-        <w:rPr>
-          <w:szCs w:val="24"/>
-        </w:rPr>
-        <w:t>For prayers where a short vocabulary study is particularly helpful, these words are presented alongside the prayer.</w:t>
-      </w:r>
-    </w:p>
-    <w:p>
-      <w:pPr>
-        <w:pStyle w:val="SPBodyText"/>
-        <w:spacing w:after="0" w:line="480" w:lineRule="auto"/>
-        <w:ind w:firstLine="0"/>
-        <w:jc w:val="left"/>
-        <w:rPr>
-          <w:szCs w:val="24"/>
-        </w:rPr>
-      </w:pPr>
-      <w:r>
-        <w:rPr>
-          <w:szCs w:val="24"/>
-        </w:rPr>
-        <w:t xml:space="preserve">For a wider exploration of the language, a </w:t>
+        <w:t>Latin</w:t>
       </w:r>
       <w:r>
         <w:rPr>
@@ -11746,7 +11615,114 @@
           <w:bCs/>
           <w:szCs w:val="24"/>
         </w:rPr>
-        <w:t>Latin Glossary</w:t>
+        <w:t xml:space="preserve"> vocabulary</w:t>
+      </w:r>
+      <w:r>
+        <w:rPr>
+          <w:szCs w:val="24"/>
+        </w:rPr>
+        <w:t>, highlighting individual words or short expressions that are useful for understanding and becoming familiar with the language of the prayers.</w:t>
+      </w:r>
+    </w:p>
+    <w:p>
+      <w:pPr>
+        <w:pStyle w:val="SPBodyText"/>
+        <w:spacing w:after="0" w:line="480" w:lineRule="auto"/>
+        <w:ind w:firstLine="0"/>
+        <w:jc w:val="left"/>
+        <w:rPr>
+          <w:szCs w:val="24"/>
+        </w:rPr>
+      </w:pPr>
+      <w:r>
+        <w:rPr>
+          <w:szCs w:val="24"/>
+        </w:rPr>
+        <w:t>These sections are intentionally simple.</w:t>
+      </w:r>
+    </w:p>
+    <w:p>
+      <w:pPr>
+        <w:pStyle w:val="SPBodyText"/>
+        <w:spacing w:after="0" w:line="480" w:lineRule="auto"/>
+        <w:ind w:firstLine="0"/>
+        <w:jc w:val="left"/>
+        <w:rPr>
+          <w:szCs w:val="24"/>
+        </w:rPr>
+      </w:pPr>
+      <w:r>
+        <w:rPr>
+          <w:szCs w:val="24"/>
+        </w:rPr>
+        <w:t>You do not need to memorise the words. Allow them to become familiar.</w:t>
+      </w:r>
+    </w:p>
+    <w:p>
+      <w:pPr>
+        <w:pStyle w:val="SPBodyText"/>
+        <w:spacing w:after="0" w:line="480" w:lineRule="auto"/>
+        <w:ind w:firstLine="0"/>
+        <w:jc w:val="left"/>
+        <w:rPr>
+          <w:szCs w:val="24"/>
+        </w:rPr>
+      </w:pPr>
+      <w:r>
+        <w:rPr>
+          <w:szCs w:val="24"/>
+        </w:rPr>
+        <w:t>A word or phrase that once appeared completely unfamiliar may eventually become something you can understand without translation.</w:t>
+      </w:r>
+    </w:p>
+    <w:p>
+      <w:pPr>
+        <w:pStyle w:val="SPBodyText"/>
+        <w:spacing w:after="0" w:line="480" w:lineRule="auto"/>
+        <w:ind w:firstLine="0"/>
+        <w:jc w:val="left"/>
+        <w:rPr>
+          <w:szCs w:val="24"/>
+        </w:rPr>
+      </w:pPr>
+      <w:r>
+        <w:rPr>
+          <w:szCs w:val="24"/>
+        </w:rPr>
+        <w:t>For prayers where a short vocabulary study is particularly helpful, these words are presented alongside the prayer.</w:t>
+      </w:r>
+    </w:p>
+    <w:p>
+      <w:pPr>
+        <w:pStyle w:val="SPBodyText"/>
+        <w:spacing w:after="0" w:line="480" w:lineRule="auto"/>
+        <w:ind w:firstLine="0"/>
+        <w:jc w:val="left"/>
+        <w:rPr>
+          <w:szCs w:val="24"/>
+        </w:rPr>
+      </w:pPr>
+      <w:r>
+        <w:rPr>
+          <w:szCs w:val="24"/>
+        </w:rPr>
+        <w:t xml:space="preserve">For a wider exploration of the language, a </w:t>
+      </w:r>
+      <w:r>
+        <w:rPr>
+          <w:b/>
+          <w:bCs/>
+          <w:szCs w:val="24"/>
+        </w:rPr>
+        <w:t>Latin</w:t>
+      </w:r>
+      <w:r>
+        <w:rPr>
+          <w:b/>
+          <w:bCs/>
+          <w:szCs w:val="24"/>
+        </w:rPr>
+        <w:t xml:space="preserve"> Glossary</w:t>
       </w:r>
       <w:r>
         <w:rPr>
@@ -11784,7 +11760,19 @@
           <w:szCs w:val="24"/>
         </w:rPr>
         <w:lastRenderedPageBreak/>
-        <w:t>In this way, the Latin becomes less distant.</w:t>
+        <w:t xml:space="preserve">In this way, the </w:t>
+      </w:r>
+      <w:r>
+        <w:rPr>
+          <w:szCs w:val="24"/>
+        </w:rPr>
+        <w:t>Latin</w:t>
+      </w:r>
+      <w:r>
+        <w:rPr>
+          <w:szCs w:val="24"/>
+        </w:rPr>
+        <w:t xml:space="preserve"> becomes less distant.</w:t>
       </w:r>
     </w:p>
     <w:p>
@@ -12032,21 +12020,10 @@
           <w:szCs w:val="24"/>
         </w:rPr>
         <w:lastRenderedPageBreak/>
-        <w:t xml:space="preserve">There is no failure in returning to </w:t>
-      </w:r>
-      <w:proofErr w:type="spellStart"/>
-      <w:r>
-        <w:rPr>
-          <w:szCs w:val="24"/>
-        </w:rPr>
-        <w:t>prayer.</w:t>
-      </w:r>
-      <w:r>
-        <w:t>A</w:t>
-      </w:r>
-      <w:proofErr w:type="spellEnd"/>
-      <w:r>
-        <w:t xml:space="preserve"> Simple Way to Begin</w:t>
+        <w:t>There is no failure in returning to prayer.</w:t>
+      </w:r>
+      <w:r>
+        <w:t>A Simple Way to Begin</w:t>
       </w:r>
     </w:p>
     <w:p>
@@ -12420,7 +12397,19 @@
         <w:rPr>
           <w:szCs w:val="24"/>
         </w:rPr>
-        <w:t>Learn a word of Latin.</w:t>
+        <w:t xml:space="preserve">Learn a word of </w:t>
+      </w:r>
+      <w:r>
+        <w:rPr>
+          <w:szCs w:val="24"/>
+        </w:rPr>
+        <w:t>Latin</w:t>
+      </w:r>
+      <w:r>
+        <w:rPr>
+          <w:szCs w:val="24"/>
+        </w:rPr>
+        <w:t>.</w:t>
       </w:r>
     </w:p>
     <w:p>
@@ -12675,7 +12664,7 @@
         <w:lastRenderedPageBreak/>
         <w:tab/>
       </w:r>
-      <w:bookmarkStart w:id="6" w:name="_Toc240789726"/>
+      <w:bookmarkStart w:id="6" w:name="_Toc240912928"/>
       <w:r>
         <w:t xml:space="preserve">Part I </w:t>
       </w:r>
@@ -12954,7 +12943,7 @@
       <w:pPr>
         <w:pStyle w:val="Heading2"/>
       </w:pPr>
-      <w:bookmarkStart w:id="7" w:name="_Toc240789727"/>
+      <w:bookmarkStart w:id="7" w:name="_Toc240912929"/>
       <w:r>
         <w:lastRenderedPageBreak/>
         <w:t xml:space="preserve">Sign of the </w:t>
@@ -13023,15 +13012,12 @@
       <w:pPr>
         <w:pStyle w:val="Heading3"/>
       </w:pPr>
-      <w:bookmarkStart w:id="8" w:name="_Toc240789728"/>
+      <w:bookmarkStart w:id="8" w:name="_Toc240912930"/>
       <w:r>
         <w:lastRenderedPageBreak/>
-        <w:t>ENGLISH</w:t>
+        <w:t>English</w:t>
       </w:r>
       <w:bookmarkEnd w:id="8"/>
-      <w:r>
-        <w:t xml:space="preserve"> </w:t>
-      </w:r>
     </w:p>
     <w:p>
       <w:pPr>
@@ -13128,10 +13114,10 @@
       <w:pPr>
         <w:pStyle w:val="Heading3"/>
       </w:pPr>
-      <w:bookmarkStart w:id="9" w:name="_Toc240789729"/>
+      <w:bookmarkStart w:id="9" w:name="_Toc240912931"/>
       <w:r>
         <w:lastRenderedPageBreak/>
-        <w:t>LATIN</w:t>
+        <w:t>Latin</w:t>
       </w:r>
       <w:bookmarkEnd w:id="9"/>
     </w:p>
@@ -13246,90 +13232,36 @@
           <w:sz w:val="24"/>
           <w:szCs w:val="24"/>
         </w:rPr>
-        <w:t>in NOH-mee-</w:t>
-      </w:r>
-      <w:proofErr w:type="spellStart"/>
+        <w:t>in NOH-mee-neh PAH-tris,</w:t>
+      </w:r>
+      <w:r>
+        <w:rPr>
+          <w:sz w:val="24"/>
+          <w:szCs w:val="24"/>
+        </w:rPr>
+        <w:br/>
+      </w:r>
       <w:r>
         <w:rPr>
           <w:rStyle w:val="Emphasis"/>
           <w:sz w:val="24"/>
           <w:szCs w:val="24"/>
         </w:rPr>
-        <w:t>neh</w:t>
-      </w:r>
-      <w:proofErr w:type="spellEnd"/>
+        <w:t>et FEE-lee-ee, et SPEE-ree-toos SAHNK-tee.</w:t>
+      </w:r>
+      <w:r>
+        <w:rPr>
+          <w:sz w:val="24"/>
+          <w:szCs w:val="24"/>
+        </w:rPr>
+        <w:br/>
+      </w:r>
       <w:r>
         <w:rPr>
           <w:rStyle w:val="Emphasis"/>
           <w:sz w:val="24"/>
           <w:szCs w:val="24"/>
         </w:rPr>
-        <w:t xml:space="preserve"> PAH-tris,</w:t>
-      </w:r>
-      <w:r>
-        <w:rPr>
-          <w:sz w:val="24"/>
-          <w:szCs w:val="24"/>
-        </w:rPr>
-        <w:br/>
-      </w:r>
-      <w:r>
-        <w:rPr>
-          <w:rStyle w:val="Emphasis"/>
-          <w:sz w:val="24"/>
-          <w:szCs w:val="24"/>
-        </w:rPr>
-        <w:t>et FEE-lee-ee, et SPEE-</w:t>
-      </w:r>
-      <w:proofErr w:type="spellStart"/>
-      <w:r>
-        <w:rPr>
-          <w:rStyle w:val="Emphasis"/>
-          <w:sz w:val="24"/>
-          <w:szCs w:val="24"/>
-        </w:rPr>
-        <w:t>ree</w:t>
-      </w:r>
-      <w:proofErr w:type="spellEnd"/>
-      <w:r>
-        <w:rPr>
-          <w:rStyle w:val="Emphasis"/>
-          <w:sz w:val="24"/>
-          <w:szCs w:val="24"/>
-        </w:rPr>
-        <w:t>-</w:t>
-      </w:r>
-      <w:proofErr w:type="spellStart"/>
-      <w:r>
-        <w:rPr>
-          <w:rStyle w:val="Emphasis"/>
-          <w:sz w:val="24"/>
-          <w:szCs w:val="24"/>
-        </w:rPr>
-        <w:t>toos</w:t>
-      </w:r>
-      <w:proofErr w:type="spellEnd"/>
-      <w:r>
-        <w:rPr>
-          <w:rStyle w:val="Emphasis"/>
-          <w:sz w:val="24"/>
-          <w:szCs w:val="24"/>
-        </w:rPr>
-        <w:t xml:space="preserve"> SAHNK-tee.</w:t>
-      </w:r>
-      <w:r>
-        <w:rPr>
-          <w:sz w:val="24"/>
-          <w:szCs w:val="24"/>
-        </w:rPr>
-        <w:br/>
-      </w:r>
-      <w:r>
-        <w:rPr>
-          <w:rStyle w:val="Emphasis"/>
-          <w:sz w:val="24"/>
-          <w:szCs w:val="24"/>
-        </w:rPr>
         <w:t>AH-men.</w:t>
       </w:r>
     </w:p>
@@ -13337,7 +13269,7 @@
       <w:pPr>
         <w:pStyle w:val="Heading3"/>
       </w:pPr>
-      <w:bookmarkStart w:id="10" w:name="_Toc240789730"/>
+      <w:bookmarkStart w:id="10" w:name="_Toc240912932"/>
       <w:r>
         <w:lastRenderedPageBreak/>
         <w:t>Scripture</w:t>
@@ -13480,7 +13412,7 @@
       <w:pPr>
         <w:pStyle w:val="Heading3"/>
       </w:pPr>
-      <w:bookmarkStart w:id="11" w:name="_Toc240789731"/>
+      <w:bookmarkStart w:id="11" w:name="_Toc240912933"/>
       <w:r>
         <w:lastRenderedPageBreak/>
         <w:t>Reflection</w:t>
@@ -13578,7 +13510,7 @@
       <w:pPr>
         <w:pStyle w:val="Heading2"/>
       </w:pPr>
-      <w:bookmarkStart w:id="12" w:name="_Toc240789732"/>
+      <w:bookmarkStart w:id="12" w:name="_Toc240912934"/>
       <w:r>
         <w:lastRenderedPageBreak/>
         <w:t>The Our Father</w:t>
@@ -13694,15 +13626,12 @@
       <w:pPr>
         <w:pStyle w:val="Heading3"/>
       </w:pPr>
-      <w:bookmarkStart w:id="13" w:name="_Toc240789733"/>
+      <w:bookmarkStart w:id="13" w:name="_Toc240912935"/>
       <w:r>
         <w:lastRenderedPageBreak/>
-        <w:t>ENGLISH</w:t>
+        <w:t>English</w:t>
       </w:r>
       <w:bookmarkEnd w:id="13"/>
-      <w:r>
-        <w:t xml:space="preserve"> </w:t>
-      </w:r>
     </w:p>
     <w:p>
       <w:pPr>
@@ -13907,10 +13836,10 @@
       <w:pPr>
         <w:pStyle w:val="Heading3"/>
       </w:pPr>
-      <w:bookmarkStart w:id="14" w:name="_Toc240789734"/>
+      <w:bookmarkStart w:id="14" w:name="_Toc240912936"/>
       <w:r>
         <w:lastRenderedPageBreak/>
-        <w:t>LATIN</w:t>
+        <w:t>Latin</w:t>
       </w:r>
       <w:bookmarkEnd w:id="14"/>
     </w:p>
@@ -14143,7 +14072,7 @@
       <w:pPr>
         <w:pStyle w:val="Heading3"/>
       </w:pPr>
-      <w:bookmarkStart w:id="15" w:name="_Toc240789735"/>
+      <w:bookmarkStart w:id="15" w:name="_Toc240912937"/>
       <w:r>
         <w:lastRenderedPageBreak/>
         <w:t>Scripture</w:t>
@@ -14279,23 +14208,7 @@
           <w:sz w:val="24"/>
           <w:szCs w:val="24"/>
         </w:rPr>
-        <w:t xml:space="preserve"> “When you pray, say: Father, hallowed be your name. Your kingdom come. Give us each day our daily bread; and forgive us our sins, for we ourselves forgive </w:t>
-      </w:r>
-      <w:proofErr w:type="spellStart"/>
-      <w:r>
-        <w:rPr>
-          <w:sz w:val="24"/>
-          <w:szCs w:val="24"/>
-        </w:rPr>
-        <w:t>every one</w:t>
-      </w:r>
-      <w:proofErr w:type="spellEnd"/>
-      <w:r>
-        <w:rPr>
-          <w:sz w:val="24"/>
-          <w:szCs w:val="24"/>
-        </w:rPr>
-        <w:t xml:space="preserve"> who is indebted to us; and lead us not into temptation.”</w:t>
+        <w:t xml:space="preserve"> “When you pray, say: Father, hallowed be your name. Your kingdom come. Give us each day our daily bread; and forgive us our sins, for we ourselves forgive every one who is indebted to us; and lead us not into temptation.”</w:t>
       </w:r>
     </w:p>
     <w:p>
@@ -14334,7 +14247,7 @@
       <w:pPr>
         <w:pStyle w:val="Heading3"/>
       </w:pPr>
-      <w:bookmarkStart w:id="16" w:name="_Toc240789736"/>
+      <w:bookmarkStart w:id="16" w:name="_Toc240912938"/>
       <w:r>
         <w:lastRenderedPageBreak/>
         <w:t>Reflection</w:t>
@@ -14418,7 +14331,6 @@
         </w:rPr>
         <w:t xml:space="preserve">. It is </w:t>
       </w:r>
-      <w:proofErr w:type="spellStart"/>
       <w:r>
         <w:rPr>
           <w:i/>
@@ -14427,7 +14339,6 @@
         </w:rPr>
         <w:t>our</w:t>
       </w:r>
-      <w:proofErr w:type="spellEnd"/>
       <w:r>
         <w:rPr>
           <w:szCs w:val="24"/>
@@ -14833,7 +14744,7 @@
       <w:pPr>
         <w:pStyle w:val="Heading2"/>
       </w:pPr>
-      <w:bookmarkStart w:id="17" w:name="_Toc240789737"/>
+      <w:bookmarkStart w:id="17" w:name="_Toc240912939"/>
       <w:r>
         <w:lastRenderedPageBreak/>
         <w:t xml:space="preserve">The Hail </w:t>
@@ -14952,15 +14863,12 @@
       <w:pPr>
         <w:pStyle w:val="Heading3"/>
       </w:pPr>
-      <w:bookmarkStart w:id="18" w:name="_Toc240789738"/>
+      <w:bookmarkStart w:id="18" w:name="_Toc240912940"/>
       <w:r>
         <w:lastRenderedPageBreak/>
-        <w:t>ENGLISH</w:t>
+        <w:t>English</w:t>
       </w:r>
       <w:bookmarkEnd w:id="18"/>
-      <w:r>
-        <w:t xml:space="preserve"> </w:t>
-      </w:r>
     </w:p>
     <w:p>
       <w:pPr>
@@ -15217,10 +15125,10 @@
       <w:pPr>
         <w:pStyle w:val="Heading3"/>
       </w:pPr>
-      <w:bookmarkStart w:id="19" w:name="_Toc240789739"/>
+      <w:bookmarkStart w:id="19" w:name="_Toc240912941"/>
       <w:r>
         <w:lastRenderedPageBreak/>
-        <w:t>LATIN</w:t>
+        <w:t>Latin</w:t>
       </w:r>
       <w:bookmarkEnd w:id="19"/>
     </w:p>
@@ -15606,7 +15514,7 @@
       <w:pPr>
         <w:pStyle w:val="Heading3"/>
       </w:pPr>
-      <w:bookmarkStart w:id="20" w:name="_Toc240789740"/>
+      <w:bookmarkStart w:id="20" w:name="_Toc240912942"/>
       <w:r>
         <w:lastRenderedPageBreak/>
         <w:t>Scripture</w:t>
@@ -15795,7 +15703,7 @@
       <w:pPr>
         <w:pStyle w:val="Heading3"/>
       </w:pPr>
-      <w:bookmarkStart w:id="21" w:name="_Toc240789741"/>
+      <w:bookmarkStart w:id="21" w:name="_Toc240912943"/>
       <w:r>
         <w:lastRenderedPageBreak/>
         <w:t>Reflection</w:t>
@@ -16601,7 +16509,7 @@
       <w:pPr>
         <w:pStyle w:val="Heading2"/>
       </w:pPr>
-      <w:bookmarkStart w:id="22" w:name="_Toc240789742"/>
+      <w:bookmarkStart w:id="22" w:name="_Toc240912944"/>
       <w:r>
         <w:lastRenderedPageBreak/>
         <w:t>The Glory Be</w:t>
@@ -16699,15 +16607,12 @@
       <w:pPr>
         <w:pStyle w:val="Heading3"/>
       </w:pPr>
-      <w:bookmarkStart w:id="23" w:name="_Toc240789743"/>
+      <w:bookmarkStart w:id="23" w:name="_Toc240912945"/>
       <w:r>
         <w:lastRenderedPageBreak/>
-        <w:t>ENGLISH</w:t>
+        <w:t>English</w:t>
       </w:r>
       <w:bookmarkEnd w:id="23"/>
-      <w:r>
-        <w:t xml:space="preserve"> </w:t>
-      </w:r>
     </w:p>
     <w:p>
       <w:pPr>
@@ -16876,10 +16781,10 @@
       <w:pPr>
         <w:pStyle w:val="Heading3"/>
       </w:pPr>
-      <w:bookmarkStart w:id="24" w:name="_Toc240789744"/>
+      <w:bookmarkStart w:id="24" w:name="_Toc240912946"/>
       <w:r>
         <w:lastRenderedPageBreak/>
-        <w:t>LATIN</w:t>
+        <w:t>Latin</w:t>
       </w:r>
       <w:bookmarkEnd w:id="24"/>
     </w:p>
@@ -17058,7 +16963,7 @@
       <w:pPr>
         <w:pStyle w:val="Heading3"/>
       </w:pPr>
-      <w:bookmarkStart w:id="25" w:name="_Toc240789745"/>
+      <w:bookmarkStart w:id="25" w:name="_Toc240912947"/>
       <w:r>
         <w:lastRenderedPageBreak/>
         <w:t>Scripture</w:t>
@@ -17281,7 +17186,7 @@
       <w:pPr>
         <w:pStyle w:val="Heading3"/>
       </w:pPr>
-      <w:bookmarkStart w:id="26" w:name="_Toc240789746"/>
+      <w:bookmarkStart w:id="26" w:name="_Toc240912948"/>
       <w:r>
         <w:lastRenderedPageBreak/>
         <w:t>Reflection</w:t>
@@ -18414,7 +18319,7 @@
       <w:pPr>
         <w:pStyle w:val="Heading2"/>
       </w:pPr>
-      <w:bookmarkStart w:id="27" w:name="_Toc240789747"/>
+      <w:bookmarkStart w:id="27" w:name="_Toc240912949"/>
       <w:r>
         <w:lastRenderedPageBreak/>
         <w:t>Act of Contrition</w:t>
@@ -18512,15 +18417,12 @@
       <w:pPr>
         <w:pStyle w:val="Heading3"/>
       </w:pPr>
-      <w:bookmarkStart w:id="28" w:name="_Toc240789748"/>
+      <w:bookmarkStart w:id="28" w:name="_Toc240912950"/>
       <w:r>
         <w:lastRenderedPageBreak/>
-        <w:t>ENGLISH</w:t>
+        <w:t>English</w:t>
       </w:r>
       <w:bookmarkEnd w:id="28"/>
-      <w:r>
-        <w:t xml:space="preserve"> </w:t>
-      </w:r>
     </w:p>
     <w:p>
       <w:pPr>
@@ -18647,10 +18549,10 @@
       <w:pPr>
         <w:pStyle w:val="Heading3"/>
       </w:pPr>
-      <w:bookmarkStart w:id="29" w:name="_Toc240789749"/>
+      <w:bookmarkStart w:id="29" w:name="_Toc240912951"/>
       <w:r>
         <w:lastRenderedPageBreak/>
-        <w:t>LATIN</w:t>
+        <w:t>Latin</w:t>
       </w:r>
       <w:bookmarkEnd w:id="29"/>
     </w:p>
@@ -18813,7 +18715,7 @@
       <w:pPr>
         <w:pStyle w:val="Heading3"/>
       </w:pPr>
-      <w:bookmarkStart w:id="30" w:name="_Toc240789750"/>
+      <w:bookmarkStart w:id="30" w:name="_Toc240912952"/>
       <w:r>
         <w:lastRenderedPageBreak/>
         <w:t>Scripture</w:t>
@@ -19027,7 +18929,7 @@
       <w:pPr>
         <w:pStyle w:val="Heading3"/>
       </w:pPr>
-      <w:bookmarkStart w:id="31" w:name="_Toc240789751"/>
+      <w:bookmarkStart w:id="31" w:name="_Toc240912953"/>
       <w:r>
         <w:lastRenderedPageBreak/>
         <w:t>Reflection</w:t>
@@ -19904,7 +19806,7 @@
       <w:pPr>
         <w:pStyle w:val="Heading1"/>
       </w:pPr>
-      <w:bookmarkStart w:id="32" w:name="_Toc240789752"/>
+      <w:bookmarkStart w:id="32" w:name="_Toc240912954"/>
       <w:r>
         <w:lastRenderedPageBreak/>
         <w:t xml:space="preserve">Part </w:t>
@@ -20232,7 +20134,7 @@
       <w:pPr>
         <w:pStyle w:val="Heading2"/>
       </w:pPr>
-      <w:bookmarkStart w:id="33" w:name="_Toc240789753"/>
+      <w:bookmarkStart w:id="33" w:name="_Toc240912955"/>
       <w:r>
         <w:lastRenderedPageBreak/>
         <w:t>The Benedictus</w:t>
@@ -20372,15 +20274,12 @@
       <w:pPr>
         <w:pStyle w:val="Heading3"/>
       </w:pPr>
-      <w:bookmarkStart w:id="34" w:name="_Toc240789754"/>
+      <w:bookmarkStart w:id="34" w:name="_Toc240912956"/>
       <w:r>
         <w:lastRenderedPageBreak/>
-        <w:t>ENGLISH</w:t>
+        <w:t>English</w:t>
       </w:r>
       <w:bookmarkEnd w:id="34"/>
-      <w:r>
-        <w:t xml:space="preserve"> </w:t>
-      </w:r>
     </w:p>
     <w:p>
       <w:pPr>
@@ -20595,15 +20494,12 @@
       <w:pPr>
         <w:pStyle w:val="Heading3"/>
       </w:pPr>
-      <w:bookmarkStart w:id="35" w:name="_Toc240789755"/>
+      <w:bookmarkStart w:id="35" w:name="_Toc240912957"/>
       <w:r>
         <w:lastRenderedPageBreak/>
-        <w:t>LATIN</w:t>
+        <w:t>Latin</w:t>
       </w:r>
       <w:bookmarkEnd w:id="35"/>
-      <w:r>
-        <w:t xml:space="preserve"> </w:t>
-      </w:r>
     </w:p>
     <w:p>
       <w:pPr>
@@ -20824,16 +20720,18 @@
     </w:p>
     <w:p>
       <w:pPr>
-        <w:pStyle w:val="Heading3"/>
-      </w:pPr>
-      <w:bookmarkStart w:id="36" w:name="_Toc240789756"/>
-      <w:r>
+        <w:rPr>
+          <w:b/>
+          <w:bCs/>
+        </w:rPr>
+      </w:pPr>
+      <w:r>
+        <w:rPr>
+          <w:b/>
+          <w:bCs/>
+        </w:rPr>
         <w:lastRenderedPageBreak/>
-        <w:t>ENGLISH</w:t>
-      </w:r>
-      <w:bookmarkEnd w:id="36"/>
-      <w:r>
-        <w:t xml:space="preserve"> </w:t>
+        <w:t>English</w:t>
       </w:r>
     </w:p>
     <w:p>
@@ -21043,17 +20941,19 @@
     </w:p>
     <w:p>
       <w:pPr>
-        <w:pStyle w:val="Heading3"/>
-        <w:rPr>
+        <w:rPr>
+          <w:b/>
           <w:bCs/>
         </w:rPr>
       </w:pPr>
-      <w:bookmarkStart w:id="37" w:name="_Toc240789757"/>
-      <w:r>
+      <w:r>
+        <w:rPr>
+          <w:b/>
+          <w:bCs/>
+        </w:rPr>
         <w:lastRenderedPageBreak/>
-        <w:t>LATIN</w:t>
-      </w:r>
-      <w:bookmarkEnd w:id="37"/>
+        <w:t>Latin</w:t>
+      </w:r>
     </w:p>
     <w:p>
       <w:pPr>
@@ -21304,12 +21204,12 @@
       <w:pPr>
         <w:pStyle w:val="Heading3"/>
       </w:pPr>
-      <w:bookmarkStart w:id="38" w:name="_Toc240789758"/>
+      <w:bookmarkStart w:id="36" w:name="_Toc240912958"/>
       <w:r>
         <w:lastRenderedPageBreak/>
         <w:t>Scripture</w:t>
       </w:r>
-      <w:bookmarkEnd w:id="38"/>
+      <w:bookmarkEnd w:id="36"/>
     </w:p>
     <w:p>
       <w:pPr>
@@ -21462,12 +21362,12 @@
       <w:pPr>
         <w:pStyle w:val="Heading3"/>
       </w:pPr>
-      <w:bookmarkStart w:id="39" w:name="_Toc240789759"/>
+      <w:bookmarkStart w:id="37" w:name="_Toc240912959"/>
       <w:r>
         <w:lastRenderedPageBreak/>
         <w:t>Reflection</w:t>
       </w:r>
-      <w:bookmarkEnd w:id="39"/>
+      <w:bookmarkEnd w:id="37"/>
     </w:p>
     <w:p>
       <w:pPr>
@@ -23425,12 +23325,12 @@
       <w:pPr>
         <w:pStyle w:val="Heading2"/>
       </w:pPr>
-      <w:bookmarkStart w:id="40" w:name="_Toc240789760"/>
+      <w:bookmarkStart w:id="38" w:name="_Toc240912960"/>
       <w:r>
         <w:lastRenderedPageBreak/>
         <w:t>The Magnificat</w:t>
       </w:r>
-      <w:bookmarkEnd w:id="40"/>
+      <w:bookmarkEnd w:id="38"/>
     </w:p>
     <w:p>
       <w:pPr>
@@ -23619,15 +23519,12 @@
       <w:pPr>
         <w:pStyle w:val="Heading3"/>
       </w:pPr>
-      <w:bookmarkStart w:id="41" w:name="_Toc240789761"/>
+      <w:bookmarkStart w:id="39" w:name="_Toc240912961"/>
       <w:r>
         <w:lastRenderedPageBreak/>
-        <w:t>ENGLISH</w:t>
-      </w:r>
-      <w:bookmarkEnd w:id="41"/>
-      <w:r>
-        <w:t xml:space="preserve"> </w:t>
-      </w:r>
+        <w:t>English</w:t>
+      </w:r>
+      <w:bookmarkEnd w:id="39"/>
     </w:p>
     <w:p>
       <w:pPr>
@@ -23681,23 +23578,7 @@
           <w:sz w:val="24"/>
           <w:szCs w:val="24"/>
         </w:rPr>
-        <w:t xml:space="preserve">for he has looked with </w:t>
-      </w:r>
-      <w:proofErr w:type="spellStart"/>
-      <w:r>
-        <w:rPr>
-          <w:sz w:val="24"/>
-          <w:szCs w:val="24"/>
-        </w:rPr>
-        <w:t>favor</w:t>
-      </w:r>
-      <w:proofErr w:type="spellEnd"/>
-      <w:r>
-        <w:rPr>
-          <w:sz w:val="24"/>
-          <w:szCs w:val="24"/>
-        </w:rPr>
-        <w:t xml:space="preserve"> on his lowly servant.</w:t>
+        <w:t>for he has looked with favor on his lowly servant.</w:t>
       </w:r>
       <w:r>
         <w:rPr>
@@ -23837,12 +23718,12 @@
       <w:pPr>
         <w:pStyle w:val="Heading3"/>
       </w:pPr>
-      <w:bookmarkStart w:id="42" w:name="_Toc240789762"/>
+      <w:bookmarkStart w:id="40" w:name="_Toc240912962"/>
       <w:r>
         <w:lastRenderedPageBreak/>
-        <w:t>LATIN</w:t>
-      </w:r>
-      <w:bookmarkEnd w:id="42"/>
+        <w:t>Latin</w:t>
+      </w:r>
+      <w:bookmarkEnd w:id="40"/>
     </w:p>
     <w:p>
       <w:pPr>
@@ -23990,15 +23871,24 @@
     </w:p>
     <w:p>
       <w:pPr>
-        <w:pStyle w:val="Heading3"/>
-      </w:pPr>
-      <w:bookmarkStart w:id="43" w:name="_Toc240789763"/>
-      <w:r>
+        <w:rPr>
+          <w:b/>
+          <w:bCs/>
+        </w:rPr>
+      </w:pPr>
+      <w:r>
+        <w:rPr>
+          <w:b/>
+          <w:bCs/>
+        </w:rPr>
         <w:lastRenderedPageBreak/>
-        <w:t>ENGLISH</w:t>
-      </w:r>
-      <w:bookmarkEnd w:id="43"/>
-      <w:r>
+        <w:t>English</w:t>
+      </w:r>
+      <w:r>
+        <w:rPr>
+          <w:b/>
+          <w:bCs/>
+        </w:rPr>
         <w:t xml:space="preserve"> </w:t>
       </w:r>
     </w:p>
@@ -24150,14 +24040,19 @@
     </w:p>
     <w:p>
       <w:pPr>
-        <w:pStyle w:val="Heading3"/>
-      </w:pPr>
-      <w:bookmarkStart w:id="44" w:name="_Toc240789764"/>
-      <w:r>
+        <w:rPr>
+          <w:b/>
+          <w:bCs/>
+        </w:rPr>
+      </w:pPr>
+      <w:r>
+        <w:rPr>
+          <w:b/>
+          <w:bCs/>
+        </w:rPr>
         <w:lastRenderedPageBreak/>
-        <w:t>LATIN</w:t>
-      </w:r>
-      <w:bookmarkEnd w:id="44"/>
+        <w:t>Latin</w:t>
+      </w:r>
     </w:p>
     <w:p>
       <w:pPr>
@@ -24316,12 +24211,12 @@
       <w:pPr>
         <w:pStyle w:val="Heading3"/>
       </w:pPr>
-      <w:bookmarkStart w:id="45" w:name="_Toc240789765"/>
+      <w:bookmarkStart w:id="41" w:name="_Toc240912963"/>
       <w:r>
         <w:lastRenderedPageBreak/>
         <w:t>Scripture</w:t>
       </w:r>
-      <w:bookmarkEnd w:id="45"/>
+      <w:bookmarkEnd w:id="41"/>
     </w:p>
     <w:p>
       <w:pPr>
@@ -24514,12 +24409,12 @@
       <w:pPr>
         <w:pStyle w:val="Heading3"/>
       </w:pPr>
-      <w:bookmarkStart w:id="46" w:name="_Toc240789766"/>
+      <w:bookmarkStart w:id="42" w:name="_Toc240912964"/>
       <w:r>
         <w:lastRenderedPageBreak/>
         <w:t>Reflection</w:t>
       </w:r>
-      <w:bookmarkEnd w:id="46"/>
+      <w:bookmarkEnd w:id="42"/>
     </w:p>
     <w:p>
       <w:pPr>
@@ -25114,10 +25009,22 @@
           <w:szCs w:val="24"/>
         </w:rPr>
       </w:pPr>
-      <w:r>
-        <w:rPr>
-          <w:szCs w:val="24"/>
-        </w:rPr>
+    </w:p>
+    <w:p>
+      <w:pPr>
+        <w:pStyle w:val="SPBodyText"/>
+        <w:spacing w:after="0" w:line="480" w:lineRule="auto"/>
+        <w:ind w:firstLine="0"/>
+        <w:jc w:val="left"/>
+        <w:rPr>
+          <w:szCs w:val="24"/>
+        </w:rPr>
+      </w:pPr>
+      <w:r>
+        <w:rPr>
+          <w:szCs w:val="24"/>
+        </w:rPr>
+        <w:lastRenderedPageBreak/>
         <w:t>One phrase appears again and again beneath the Magnificat:</w:t>
       </w:r>
     </w:p>
@@ -25888,7 +25795,7 @@
         <w:lastRenderedPageBreak/>
         <w:t xml:space="preserve"> </w:t>
       </w:r>
-      <w:bookmarkStart w:id="47" w:name="_Toc240789767"/>
+      <w:bookmarkStart w:id="43" w:name="_Toc240912965"/>
       <w:r>
         <w:t>Nunc Dimit</w:t>
       </w:r>
@@ -25898,7 +25805,7 @@
       <w:r>
         <w:t>is</w:t>
       </w:r>
-      <w:bookmarkEnd w:id="47"/>
+      <w:bookmarkEnd w:id="43"/>
     </w:p>
     <w:p>
       <w:pPr>
@@ -25934,21 +25841,7 @@
         <w:rPr>
           <w:szCs w:val="24"/>
         </w:rPr>
-        <w:t xml:space="preserve">The Nunc Dimittis is the song of Simeon, an elderly and faithful man who had been waiting for the fulfilment of God's promise. When Mary and Joseph brought the infant Jesus to the Temple, Simeon recognised Him as the promised salvation of God. Having seen Christ, Simeon could finally say that he was ready to depart in </w:t>
-      </w:r>
-      <w:proofErr w:type="spellStart"/>
-      <w:r>
-        <w:rPr>
-          <w:szCs w:val="24"/>
-        </w:rPr>
-        <w:t>peace.The</w:t>
-      </w:r>
-      <w:proofErr w:type="spellEnd"/>
-      <w:r>
-        <w:rPr>
-          <w:szCs w:val="24"/>
-        </w:rPr>
-        <w:t xml:space="preserve"> canticle is therefore a prayer of recognition and fulfilment. Simeon had waited, and God had been faithful to His promise. What he had hoped for was now before his eyes.</w:t>
+        <w:t>The Nunc Dimittis is the song of Simeon, an elderly and faithful man who had been waiting for the fulfilment of God's promise. When Mary and Joseph brought the infant Jesus to the Temple, Simeon recognised Him as the promised salvation of God. Having seen Christ, Simeon could finally say that he was ready to depart in peace.The canticle is therefore a prayer of recognition and fulfilment. Simeon had waited, and God had been faithful to His promise. What he had hoped for was now before his eyes.</w:t>
       </w:r>
       <w:r>
         <w:rPr>
@@ -25960,21 +25853,7 @@
         <w:rPr>
           <w:szCs w:val="24"/>
         </w:rPr>
-        <w:t xml:space="preserve">His words also remind us that God's salvation is not given to one people alone. Christ is proclaimed as a light for the nations and the glory of </w:t>
-      </w:r>
-      <w:proofErr w:type="spellStart"/>
-      <w:r>
-        <w:rPr>
-          <w:szCs w:val="24"/>
-        </w:rPr>
-        <w:t>Israel.As</w:t>
-      </w:r>
-      <w:proofErr w:type="spellEnd"/>
-      <w:r>
-        <w:rPr>
-          <w:szCs w:val="24"/>
-        </w:rPr>
-        <w:t xml:space="preserve"> we prepare for sleep, we can place the day into God's hands and rest in the knowledge that He remains faithful.</w:t>
+        <w:t>His words also remind us that God's salvation is not given to one people alone. Christ is proclaimed as a light for the nations and the glory of Israel.As we prepare for sleep, we can place the day into God's hands and rest in the knowledge that He remains faithful.</w:t>
       </w:r>
     </w:p>
     <w:p>
@@ -26045,15 +25924,12 @@
       <w:pPr>
         <w:pStyle w:val="Heading3"/>
       </w:pPr>
-      <w:bookmarkStart w:id="48" w:name="_Toc240789768"/>
+      <w:bookmarkStart w:id="44" w:name="_Toc240912966"/>
       <w:r>
         <w:lastRenderedPageBreak/>
-        <w:t>ENGLISH</w:t>
-      </w:r>
-      <w:bookmarkEnd w:id="48"/>
-      <w:r>
-        <w:t xml:space="preserve"> </w:t>
-      </w:r>
+        <w:t>English</w:t>
+      </w:r>
+      <w:bookmarkEnd w:id="44"/>
     </w:p>
     <w:p>
       <w:pPr>
@@ -26168,12 +26044,12 @@
       <w:pPr>
         <w:pStyle w:val="Heading3"/>
       </w:pPr>
-      <w:bookmarkStart w:id="49" w:name="_Toc240789769"/>
+      <w:bookmarkStart w:id="45" w:name="_Toc240912967"/>
       <w:r>
         <w:lastRenderedPageBreak/>
-        <w:t>LATIN</w:t>
-      </w:r>
-      <w:bookmarkEnd w:id="49"/>
+        <w:t>Latin</w:t>
+      </w:r>
+      <w:bookmarkEnd w:id="45"/>
     </w:p>
     <w:p>
       <w:pPr>
@@ -26304,12 +26180,12 @@
       <w:pPr>
         <w:pStyle w:val="Heading3"/>
       </w:pPr>
-      <w:bookmarkStart w:id="50" w:name="_Toc240789770"/>
+      <w:bookmarkStart w:id="46" w:name="_Toc240912968"/>
       <w:r>
         <w:lastRenderedPageBreak/>
         <w:t>Scripture</w:t>
       </w:r>
-      <w:bookmarkEnd w:id="50"/>
+      <w:bookmarkEnd w:id="46"/>
     </w:p>
     <w:p>
       <w:pPr>
@@ -26416,12 +26292,12 @@
       <w:pPr>
         <w:pStyle w:val="Heading3"/>
       </w:pPr>
-      <w:bookmarkStart w:id="51" w:name="_Toc240789771"/>
+      <w:bookmarkStart w:id="47" w:name="_Toc240912969"/>
       <w:r>
         <w:lastRenderedPageBreak/>
         <w:t>Reflection</w:t>
       </w:r>
-      <w:bookmarkEnd w:id="51"/>
+      <w:bookmarkEnd w:id="47"/>
     </w:p>
     <w:p>
       <w:pPr>
@@ -27023,12 +26899,12 @@
       <w:pPr>
         <w:pStyle w:val="Heading2"/>
       </w:pPr>
-      <w:bookmarkStart w:id="52" w:name="_Toc240789772"/>
+      <w:bookmarkStart w:id="48" w:name="_Toc240912970"/>
       <w:r>
         <w:lastRenderedPageBreak/>
         <w:t>Closing Thoughts</w:t>
       </w:r>
-      <w:bookmarkEnd w:id="52"/>
+      <w:bookmarkEnd w:id="48"/>
     </w:p>
     <w:p>
       <w:pPr>
@@ -27349,12 +27225,12 @@
       <w:pPr>
         <w:pStyle w:val="Heading1"/>
       </w:pPr>
-      <w:bookmarkStart w:id="53" w:name="_Toc240789773"/>
+      <w:bookmarkStart w:id="49" w:name="_Toc240912971"/>
       <w:r>
         <w:lastRenderedPageBreak/>
         <w:t>Part III — Devotional Prayers</w:t>
       </w:r>
-      <w:bookmarkEnd w:id="53"/>
+      <w:bookmarkEnd w:id="49"/>
     </w:p>
     <w:p>
       <w:pPr>
@@ -27547,21 +27423,7 @@
         <w:rPr>
           <w:szCs w:val="24"/>
         </w:rPr>
-        <w:t xml:space="preserve">What matters is not how many prayers we know, but that through them, we learn to turn towards </w:t>
-      </w:r>
-      <w:proofErr w:type="spellStart"/>
-      <w:r>
-        <w:rPr>
-          <w:szCs w:val="24"/>
-        </w:rPr>
-        <w:t>God.The</w:t>
-      </w:r>
-      <w:proofErr w:type="spellEnd"/>
-      <w:r>
-        <w:rPr>
-          <w:szCs w:val="24"/>
-        </w:rPr>
-        <w:t xml:space="preserve"> Morning Offering places the day itself into God's hands.</w:t>
+        <w:t>What matters is not how many prayers we know, but that through them, we learn to turn towards God.The Morning Offering places the day itself into God's hands.</w:t>
       </w:r>
     </w:p>
     <w:p>
@@ -27769,12 +27631,12 @@
       <w:pPr>
         <w:pStyle w:val="Heading2"/>
       </w:pPr>
-      <w:bookmarkStart w:id="54" w:name="_Toc240789774"/>
+      <w:bookmarkStart w:id="50" w:name="_Toc240912972"/>
       <w:r>
         <w:lastRenderedPageBreak/>
         <w:t>Morning Offering</w:t>
       </w:r>
-      <w:bookmarkEnd w:id="54"/>
+      <w:bookmarkEnd w:id="50"/>
     </w:p>
     <w:p>
       <w:pPr>
@@ -27923,11 +27785,11 @@
         <w:lastRenderedPageBreak/>
         <w:tab/>
       </w:r>
-      <w:bookmarkStart w:id="55" w:name="_Toc240789775"/>
-      <w:r>
-        <w:t>ENGLISH</w:t>
-      </w:r>
-      <w:bookmarkEnd w:id="55"/>
+      <w:bookmarkStart w:id="51" w:name="_Toc240912973"/>
+      <w:r>
+        <w:t>English</w:t>
+      </w:r>
+      <w:bookmarkEnd w:id="51"/>
     </w:p>
     <w:p>
       <w:pPr>
@@ -28199,12 +28061,12 @@
       <w:pPr>
         <w:pStyle w:val="Heading3"/>
       </w:pPr>
-      <w:bookmarkStart w:id="56" w:name="_Toc240789776"/>
+      <w:bookmarkStart w:id="52" w:name="_Toc240912974"/>
       <w:r>
         <w:lastRenderedPageBreak/>
-        <w:t>LATIN</w:t>
-      </w:r>
-      <w:bookmarkEnd w:id="56"/>
+        <w:t>Latin</w:t>
+      </w:r>
+      <w:bookmarkEnd w:id="52"/>
     </w:p>
     <w:p>
       <w:pPr>
@@ -28414,12 +28276,12 @@
       <w:pPr>
         <w:pStyle w:val="Heading3"/>
       </w:pPr>
-      <w:bookmarkStart w:id="57" w:name="_Toc240789777"/>
+      <w:bookmarkStart w:id="53" w:name="_Toc240912975"/>
       <w:r>
         <w:lastRenderedPageBreak/>
         <w:t>Scripture</w:t>
       </w:r>
-      <w:bookmarkEnd w:id="57"/>
+      <w:bookmarkEnd w:id="53"/>
     </w:p>
     <w:p>
       <w:pPr>
@@ -28679,12 +28541,12 @@
       <w:pPr>
         <w:pStyle w:val="Heading3"/>
       </w:pPr>
-      <w:bookmarkStart w:id="58" w:name="_Toc240789778"/>
+      <w:bookmarkStart w:id="54" w:name="_Toc240912976"/>
       <w:r>
         <w:lastRenderedPageBreak/>
         <w:t>Reflection</w:t>
       </w:r>
-      <w:bookmarkEnd w:id="58"/>
+      <w:bookmarkEnd w:id="54"/>
     </w:p>
     <w:p>
       <w:pPr>
@@ -29410,12 +29272,12 @@
       <w:pPr>
         <w:pStyle w:val="Heading2"/>
       </w:pPr>
-      <w:bookmarkStart w:id="59" w:name="_Toc240789779"/>
+      <w:bookmarkStart w:id="55" w:name="_Toc240912977"/>
       <w:r>
         <w:lastRenderedPageBreak/>
         <w:t>The Angelus</w:t>
       </w:r>
-      <w:bookmarkEnd w:id="59"/>
+      <w:bookmarkEnd w:id="55"/>
     </w:p>
     <w:p>
       <w:pPr>
@@ -29561,15 +29423,12 @@
       <w:pPr>
         <w:pStyle w:val="Heading3"/>
       </w:pPr>
-      <w:bookmarkStart w:id="60" w:name="_Toc240789780"/>
+      <w:bookmarkStart w:id="56" w:name="_Toc240912978"/>
       <w:r>
         <w:lastRenderedPageBreak/>
-        <w:t>ENGLISH</w:t>
-      </w:r>
-      <w:bookmarkEnd w:id="60"/>
-      <w:r>
-        <w:t xml:space="preserve"> </w:t>
-      </w:r>
+        <w:t>English</w:t>
+      </w:r>
+      <w:bookmarkEnd w:id="56"/>
     </w:p>
     <w:p>
       <w:pPr>
@@ -29798,12 +29657,12 @@
       <w:pPr>
         <w:pStyle w:val="Heading3"/>
       </w:pPr>
-      <w:bookmarkStart w:id="61" w:name="_Toc240789781"/>
+      <w:bookmarkStart w:id="57" w:name="_Toc240912979"/>
       <w:r>
         <w:lastRenderedPageBreak/>
-        <w:t>LATIN</w:t>
-      </w:r>
-      <w:bookmarkEnd w:id="61"/>
+        <w:t>Latin</w:t>
+      </w:r>
+      <w:bookmarkEnd w:id="57"/>
     </w:p>
     <w:p>
       <w:pPr>
@@ -30072,16 +29931,18 @@
     </w:p>
     <w:p>
       <w:pPr>
-        <w:pStyle w:val="Heading3"/>
-      </w:pPr>
-      <w:bookmarkStart w:id="62" w:name="_Toc240789782"/>
-      <w:r>
+        <w:rPr>
+          <w:b/>
+          <w:bCs/>
+        </w:rPr>
+      </w:pPr>
+      <w:r>
+        <w:rPr>
+          <w:b/>
+          <w:bCs/>
+        </w:rPr>
         <w:lastRenderedPageBreak/>
-        <w:t>ENGLISH</w:t>
-      </w:r>
-      <w:bookmarkEnd w:id="62"/>
-      <w:r>
-        <w:t xml:space="preserve"> </w:t>
+        <w:t>English</w:t>
       </w:r>
     </w:p>
     <w:p>
@@ -30193,17 +30054,22 @@
     </w:p>
     <w:p>
       <w:pPr>
-        <w:pStyle w:val="Heading3"/>
+        <w:rPr>
+          <w:b/>
+          <w:bCs/>
+        </w:rPr>
       </w:pPr>
       <w:r>
         <w:lastRenderedPageBreak/>
         <w:tab/>
       </w:r>
-      <w:bookmarkStart w:id="63" w:name="_Toc240789783"/>
-      <w:r>
-        <w:t>LATIN</w:t>
-      </w:r>
-      <w:bookmarkEnd w:id="63"/>
+      <w:r>
+        <w:rPr>
+          <w:b/>
+          <w:bCs/>
+        </w:rPr>
+        <w:t>Latin</w:t>
+      </w:r>
     </w:p>
     <w:p>
       <w:pPr>
@@ -30339,12 +30205,12 @@
       <w:pPr>
         <w:pStyle w:val="Heading3"/>
       </w:pPr>
-      <w:bookmarkStart w:id="64" w:name="_Toc240789784"/>
+      <w:bookmarkStart w:id="58" w:name="_Toc240912980"/>
       <w:r>
         <w:lastRenderedPageBreak/>
         <w:t>Scripture</w:t>
       </w:r>
-      <w:bookmarkEnd w:id="64"/>
+      <w:bookmarkEnd w:id="58"/>
     </w:p>
     <w:p>
       <w:pPr>
@@ -30559,15 +30425,7 @@
           <w:sz w:val="24"/>
           <w:szCs w:val="24"/>
         </w:rPr>
-        <w:t xml:space="preserve"> we have beheld his glory, glory as the </w:t>
-      </w:r>
-      <w:proofErr w:type="gramStart"/>
-      <w:r>
-        <w:rPr>
-          <w:sz w:val="24"/>
-          <w:szCs w:val="24"/>
-        </w:rPr>
-        <w:t>only</w:t>
+        <w:t xml:space="preserve"> we have beheld his glory, glory as the only</w:t>
       </w:r>
       <w:r>
         <w:rPr>
@@ -30581,27 +30439,19 @@
           <w:sz w:val="24"/>
           <w:szCs w:val="24"/>
         </w:rPr>
-        <w:t>begotten</w:t>
-      </w:r>
-      <w:proofErr w:type="gramEnd"/>
-      <w:r>
-        <w:rPr>
-          <w:sz w:val="24"/>
-          <w:szCs w:val="24"/>
-        </w:rPr>
-        <w:t xml:space="preserve"> Son from the Father.</w:t>
+        <w:t>begotten Son from the Father.</w:t>
       </w:r>
     </w:p>
     <w:p>
       <w:pPr>
         <w:pStyle w:val="Heading3"/>
       </w:pPr>
-      <w:bookmarkStart w:id="65" w:name="_Toc240789785"/>
+      <w:bookmarkStart w:id="59" w:name="_Toc240912981"/>
       <w:r>
         <w:lastRenderedPageBreak/>
         <w:t>Reflection</w:t>
       </w:r>
-      <w:bookmarkEnd w:id="65"/>
+      <w:bookmarkEnd w:id="59"/>
     </w:p>
     <w:p>
       <w:pPr>
@@ -31654,12 +31504,12 @@
       <w:pPr>
         <w:pStyle w:val="Heading2"/>
       </w:pPr>
-      <w:bookmarkStart w:id="66" w:name="_Toc240789786"/>
+      <w:bookmarkStart w:id="60" w:name="_Toc240912982"/>
       <w:r>
         <w:lastRenderedPageBreak/>
         <w:t>Anima Christi</w:t>
       </w:r>
-      <w:bookmarkEnd w:id="66"/>
+      <w:bookmarkEnd w:id="60"/>
     </w:p>
     <w:p>
       <w:pPr>
@@ -31740,48 +31590,32 @@
           <w:iCs/>
           <w:szCs w:val="24"/>
         </w:rPr>
-        <w:t xml:space="preserve">Sanctify me. Save me. Wash me. Strengthen me. Hear me. Hide me. Defend </w:t>
-      </w:r>
-      <w:proofErr w:type="spellStart"/>
-      <w:r>
+        <w:t>Sanctify me. Save me. Wash me. Strengthen me. Hear me. Hide me. Defend me.</w:t>
+      </w:r>
+      <w:r>
+        <w:rPr>
+          <w:szCs w:val="24"/>
+        </w:rPr>
+        <w:t>And ultimately:</w:t>
+      </w:r>
+    </w:p>
+    <w:p>
+      <w:pPr>
+        <w:spacing w:after="0" w:line="480" w:lineRule="auto"/>
+        <w:ind w:left="0"/>
+        <w:jc w:val="left"/>
         <w:rPr>
           <w:i/>
           <w:iCs/>
           <w:szCs w:val="24"/>
         </w:rPr>
-        <w:t>me.</w:t>
-      </w:r>
-      <w:r>
-        <w:rPr>
-          <w:szCs w:val="24"/>
-        </w:rPr>
-        <w:t>And</w:t>
-      </w:r>
-      <w:proofErr w:type="spellEnd"/>
-      <w:r>
-        <w:rPr>
-          <w:szCs w:val="24"/>
-        </w:rPr>
-        <w:t xml:space="preserve"> ultimately:</w:t>
-      </w:r>
-    </w:p>
-    <w:p>
-      <w:pPr>
-        <w:spacing w:after="0" w:line="480" w:lineRule="auto"/>
-        <w:ind w:left="0"/>
-        <w:jc w:val="left"/>
+      </w:pPr>
+      <w:r>
         <w:rPr>
           <w:i/>
           <w:iCs/>
           <w:szCs w:val="24"/>
         </w:rPr>
-      </w:pPr>
-      <w:r>
-        <w:rPr>
-          <w:i/>
-          <w:iCs/>
-          <w:szCs w:val="24"/>
-        </w:rPr>
         <w:t>Never permit me to be separated from You.</w:t>
       </w:r>
     </w:p>
@@ -31816,12 +31650,12 @@
       <w:pPr>
         <w:pStyle w:val="Heading3"/>
       </w:pPr>
-      <w:bookmarkStart w:id="67" w:name="_Toc240789787"/>
+      <w:bookmarkStart w:id="61" w:name="_Toc240912983"/>
       <w:r>
         <w:lastRenderedPageBreak/>
-        <w:t>ENGLISH</w:t>
-      </w:r>
-      <w:bookmarkEnd w:id="67"/>
+        <w:t>English</w:t>
+      </w:r>
+      <w:bookmarkEnd w:id="61"/>
       <w:r>
         <w:t xml:space="preserve"> </w:t>
       </w:r>
@@ -32013,12 +31847,12 @@
       <w:pPr>
         <w:pStyle w:val="Heading3"/>
       </w:pPr>
-      <w:bookmarkStart w:id="68" w:name="_Toc240789788"/>
+      <w:bookmarkStart w:id="62" w:name="_Toc240912984"/>
       <w:r>
         <w:lastRenderedPageBreak/>
-        <w:t>LATIN</w:t>
-      </w:r>
-      <w:bookmarkEnd w:id="68"/>
+        <w:t>Latin</w:t>
+      </w:r>
+      <w:bookmarkEnd w:id="62"/>
     </w:p>
     <w:p>
       <w:pPr>
@@ -32227,12 +32061,12 @@
       <w:pPr>
         <w:pStyle w:val="Heading3"/>
       </w:pPr>
-      <w:bookmarkStart w:id="69" w:name="_Toc240789789"/>
+      <w:bookmarkStart w:id="63" w:name="_Toc240912985"/>
       <w:r>
         <w:lastRenderedPageBreak/>
         <w:t>Scripture</w:t>
       </w:r>
-      <w:bookmarkEnd w:id="69"/>
+      <w:bookmarkEnd w:id="63"/>
     </w:p>
     <w:p>
       <w:pPr>
@@ -32513,12 +32347,12 @@
       <w:pPr>
         <w:pStyle w:val="Heading3"/>
       </w:pPr>
-      <w:bookmarkStart w:id="70" w:name="_Toc240789790"/>
+      <w:bookmarkStart w:id="64" w:name="_Toc240912986"/>
       <w:r>
         <w:lastRenderedPageBreak/>
         <w:t>Reflection</w:t>
       </w:r>
-      <w:bookmarkEnd w:id="70"/>
+      <w:bookmarkEnd w:id="64"/>
     </w:p>
     <w:p>
       <w:pPr>
@@ -32927,12 +32761,12 @@
       <w:pPr>
         <w:pStyle w:val="Heading2"/>
       </w:pPr>
-      <w:bookmarkStart w:id="71" w:name="_Toc240789791"/>
+      <w:bookmarkStart w:id="65" w:name="_Toc240912987"/>
       <w:r>
         <w:lastRenderedPageBreak/>
         <w:t>Guardian Angel Prayer</w:t>
       </w:r>
-      <w:bookmarkEnd w:id="71"/>
+      <w:bookmarkEnd w:id="65"/>
     </w:p>
     <w:p>
       <w:pPr>
@@ -32984,21 +32818,7 @@
         <w:rPr>
           <w:szCs w:val="24"/>
         </w:rPr>
-        <w:t xml:space="preserve">The Guardian Angel Prayer reminds us that we do not walk this journey alone. In moments of uncertainty, temptation, danger, or simply in the ordinary circumstances of each day, we can entrust ourselves to God's loving </w:t>
-      </w:r>
-      <w:proofErr w:type="spellStart"/>
-      <w:r>
-        <w:rPr>
-          <w:szCs w:val="24"/>
-        </w:rPr>
-        <w:t>care.The</w:t>
-      </w:r>
-      <w:proofErr w:type="spellEnd"/>
-      <w:r>
-        <w:rPr>
-          <w:szCs w:val="24"/>
-        </w:rPr>
-        <w:t xml:space="preserve"> prayer we learned as children can become, with the understanding of an adult, a prayer of trust:</w:t>
+        <w:t>The Guardian Angel Prayer reminds us that we do not walk this journey alone. In moments of uncertainty, temptation, danger, or simply in the ordinary circumstances of each day, we can entrust ourselves to God's loving care.The prayer we learned as children can become, with the understanding of an adult, a prayer of trust:</w:t>
       </w:r>
     </w:p>
     <w:p>
@@ -33055,12 +32875,12 @@
       <w:pPr>
         <w:pStyle w:val="Heading3"/>
       </w:pPr>
-      <w:bookmarkStart w:id="72" w:name="_Toc240789792"/>
+      <w:bookmarkStart w:id="66" w:name="_Toc240912988"/>
       <w:r>
         <w:lastRenderedPageBreak/>
-        <w:t>ENGLISH</w:t>
-      </w:r>
-      <w:bookmarkEnd w:id="72"/>
+        <w:t>English</w:t>
+      </w:r>
+      <w:bookmarkEnd w:id="66"/>
     </w:p>
     <w:p>
       <w:pPr>
@@ -33175,12 +32995,12 @@
       <w:pPr>
         <w:pStyle w:val="Heading3"/>
       </w:pPr>
-      <w:bookmarkStart w:id="73" w:name="_Toc240789793"/>
+      <w:bookmarkStart w:id="67" w:name="_Toc240912989"/>
       <w:r>
         <w:lastRenderedPageBreak/>
-        <w:t>LATIN</w:t>
-      </w:r>
-      <w:bookmarkEnd w:id="73"/>
+        <w:t>Latin</w:t>
+      </w:r>
+      <w:bookmarkEnd w:id="67"/>
     </w:p>
     <w:p>
       <w:pPr>
@@ -33293,12 +33113,15 @@
       <w:pPr>
         <w:pStyle w:val="Heading3"/>
       </w:pPr>
-      <w:bookmarkStart w:id="74" w:name="_Toc240789794"/>
+      <w:bookmarkStart w:id="68" w:name="_Toc240912990"/>
       <w:r>
         <w:lastRenderedPageBreak/>
-        <w:t>SCRIPTURE</w:t>
-      </w:r>
-      <w:bookmarkEnd w:id="74"/>
+        <w:t>S</w:t>
+      </w:r>
+      <w:r>
+        <w:t>cripture</w:t>
+      </w:r>
+      <w:bookmarkEnd w:id="68"/>
     </w:p>
     <w:p>
       <w:pPr>
@@ -33522,12 +33345,12 @@
       <w:pPr>
         <w:pStyle w:val="Heading3"/>
       </w:pPr>
-      <w:bookmarkStart w:id="75" w:name="_Toc240789795"/>
+      <w:bookmarkStart w:id="69" w:name="_Toc240912991"/>
       <w:r>
         <w:lastRenderedPageBreak/>
-        <w:t>REFLECTION</w:t>
-      </w:r>
-      <w:bookmarkEnd w:id="75"/>
+        <w:t>Reflection</w:t>
+      </w:r>
+      <w:bookmarkEnd w:id="69"/>
     </w:p>
     <w:p>
       <w:pPr>
@@ -33923,12 +33746,12 @@
       <w:pPr>
         <w:pStyle w:val="Heading2"/>
       </w:pPr>
-      <w:bookmarkStart w:id="76" w:name="_Toc240789796"/>
+      <w:bookmarkStart w:id="70" w:name="_Toc240912992"/>
       <w:r>
         <w:lastRenderedPageBreak/>
         <w:t>Prayer for the Faithful Departed</w:t>
       </w:r>
-      <w:bookmarkEnd w:id="76"/>
+      <w:bookmarkEnd w:id="70"/>
     </w:p>
     <w:p>
       <w:pPr>
@@ -34056,11 +33879,11 @@
         <w:lastRenderedPageBreak/>
         <w:tab/>
       </w:r>
-      <w:bookmarkStart w:id="77" w:name="_Toc240789797"/>
-      <w:r>
-        <w:t>ENGLISH</w:t>
-      </w:r>
-      <w:bookmarkEnd w:id="77"/>
+      <w:bookmarkStart w:id="71" w:name="_Toc240912993"/>
+      <w:r>
+        <w:t>English</w:t>
+      </w:r>
+      <w:bookmarkEnd w:id="71"/>
     </w:p>
     <w:p>
       <w:pPr>
@@ -34203,12 +34026,12 @@
       <w:pPr>
         <w:pStyle w:val="Heading3"/>
       </w:pPr>
-      <w:bookmarkStart w:id="78" w:name="_Toc240789798"/>
+      <w:bookmarkStart w:id="72" w:name="_Toc240912994"/>
       <w:r>
         <w:lastRenderedPageBreak/>
-        <w:t>LATIN</w:t>
-      </w:r>
-      <w:bookmarkEnd w:id="78"/>
+        <w:t>Latin</w:t>
+      </w:r>
+      <w:bookmarkEnd w:id="72"/>
     </w:p>
     <w:p>
       <w:pPr>
@@ -34345,12 +34168,12 @@
       <w:pPr>
         <w:pStyle w:val="Heading3"/>
       </w:pPr>
-      <w:bookmarkStart w:id="79" w:name="_Toc240789799"/>
+      <w:bookmarkStart w:id="73" w:name="_Toc240912995"/>
       <w:r>
         <w:lastRenderedPageBreak/>
-        <w:t>SCRIPTURE</w:t>
-      </w:r>
-      <w:bookmarkEnd w:id="79"/>
+        <w:t>Scripture</w:t>
+      </w:r>
+      <w:bookmarkEnd w:id="73"/>
     </w:p>
     <w:p>
       <w:pPr>
@@ -34570,12 +34393,12 @@
       <w:pPr>
         <w:pStyle w:val="Heading3"/>
       </w:pPr>
-      <w:bookmarkStart w:id="80" w:name="_Toc240789800"/>
+      <w:bookmarkStart w:id="74" w:name="_Toc240912996"/>
       <w:r>
         <w:lastRenderedPageBreak/>
-        <w:t>REFLECTION</w:t>
-      </w:r>
-      <w:bookmarkEnd w:id="80"/>
+        <w:t>Reflection</w:t>
+      </w:r>
+      <w:bookmarkEnd w:id="74"/>
     </w:p>
     <w:p>
       <w:pPr>
@@ -34956,12 +34779,12 @@
       <w:pPr>
         <w:pStyle w:val="Heading2"/>
       </w:pPr>
-      <w:bookmarkStart w:id="81" w:name="_Toc240789801"/>
+      <w:bookmarkStart w:id="75" w:name="_Toc240912997"/>
       <w:r>
         <w:lastRenderedPageBreak/>
         <w:t>Divine  Praises</w:t>
       </w:r>
-      <w:bookmarkEnd w:id="81"/>
+      <w:bookmarkEnd w:id="75"/>
     </w:p>
     <w:p>
       <w:pPr>
@@ -35137,11 +34960,11 @@
         <w:lastRenderedPageBreak/>
         <w:tab/>
       </w:r>
-      <w:bookmarkStart w:id="82" w:name="_Toc240789802"/>
-      <w:r>
-        <w:t>ENGLISH</w:t>
-      </w:r>
-      <w:bookmarkEnd w:id="82"/>
+      <w:bookmarkStart w:id="76" w:name="_Toc240912998"/>
+      <w:r>
+        <w:t>English</w:t>
+      </w:r>
+      <w:bookmarkEnd w:id="76"/>
     </w:p>
     <w:p>
       <w:pPr>
@@ -35334,12 +35157,12 @@
       <w:pPr>
         <w:pStyle w:val="Heading3"/>
       </w:pPr>
-      <w:bookmarkStart w:id="83" w:name="_Toc240789803"/>
+      <w:bookmarkStart w:id="77" w:name="_Toc240912999"/>
       <w:r>
         <w:lastRenderedPageBreak/>
-        <w:t>LATIN</w:t>
-      </w:r>
-      <w:bookmarkEnd w:id="83"/>
+        <w:t>Latin</w:t>
+      </w:r>
+      <w:bookmarkEnd w:id="77"/>
     </w:p>
     <w:p>
       <w:pPr>
@@ -35526,12 +35349,12 @@
       <w:pPr>
         <w:pStyle w:val="Heading3"/>
       </w:pPr>
-      <w:bookmarkStart w:id="84" w:name="_Toc240789804"/>
+      <w:bookmarkStart w:id="78" w:name="_Toc240913000"/>
       <w:r>
         <w:lastRenderedPageBreak/>
-        <w:t>SCRIPTURE</w:t>
-      </w:r>
-      <w:bookmarkEnd w:id="84"/>
+        <w:t>Scripture</w:t>
+      </w:r>
+      <w:bookmarkEnd w:id="78"/>
     </w:p>
     <w:p>
       <w:pPr>
@@ -35747,12 +35570,15 @@
       <w:pPr>
         <w:pStyle w:val="Heading3"/>
       </w:pPr>
-      <w:bookmarkStart w:id="85" w:name="_Toc240789805"/>
+      <w:bookmarkStart w:id="79" w:name="_Toc240913001"/>
       <w:r>
         <w:lastRenderedPageBreak/>
-        <w:t>REFLECTION</w:t>
-      </w:r>
-      <w:bookmarkEnd w:id="85"/>
+        <w:t>R</w:t>
+      </w:r>
+      <w:r>
+        <w:t>eflection</w:t>
+      </w:r>
+      <w:bookmarkEnd w:id="79"/>
     </w:p>
     <w:p>
       <w:pPr>
@@ -36082,12 +35908,12 @@
       <w:pPr>
         <w:pStyle w:val="Heading2"/>
       </w:pPr>
-      <w:bookmarkStart w:id="86" w:name="_Toc240789806"/>
+      <w:bookmarkStart w:id="80" w:name="_Toc240913002"/>
       <w:r>
         <w:lastRenderedPageBreak/>
         <w:t>Night Prayer</w:t>
       </w:r>
-      <w:bookmarkEnd w:id="86"/>
+      <w:bookmarkEnd w:id="80"/>
     </w:p>
     <w:p>
       <w:pPr>
@@ -36244,11 +36070,11 @@
         <w:lastRenderedPageBreak/>
         <w:tab/>
       </w:r>
-      <w:bookmarkStart w:id="87" w:name="_Toc240789807"/>
-      <w:r>
-        <w:t>ENGLISH</w:t>
-      </w:r>
-      <w:bookmarkEnd w:id="87"/>
+      <w:bookmarkStart w:id="81" w:name="_Toc240913003"/>
+      <w:r>
+        <w:t>English</w:t>
+      </w:r>
+      <w:bookmarkEnd w:id="81"/>
     </w:p>
     <w:p>
       <w:pPr>
@@ -36340,12 +36166,12 @@
       <w:pPr>
         <w:pStyle w:val="Heading3"/>
       </w:pPr>
-      <w:bookmarkStart w:id="88" w:name="_Toc240789808"/>
+      <w:bookmarkStart w:id="82" w:name="_Toc240913004"/>
       <w:r>
         <w:lastRenderedPageBreak/>
-        <w:t>LATIN</w:t>
-      </w:r>
-      <w:bookmarkEnd w:id="88"/>
+        <w:t>Latin</w:t>
+      </w:r>
+      <w:bookmarkEnd w:id="82"/>
     </w:p>
     <w:p>
       <w:pPr>
@@ -36455,12 +36281,15 @@
       <w:pPr>
         <w:pStyle w:val="Heading3"/>
       </w:pPr>
-      <w:bookmarkStart w:id="89" w:name="_Toc240789809"/>
+      <w:bookmarkStart w:id="83" w:name="_Toc240913005"/>
       <w:r>
         <w:lastRenderedPageBreak/>
-        <w:t>SCRIPTURE</w:t>
-      </w:r>
-      <w:bookmarkEnd w:id="89"/>
+        <w:t>S</w:t>
+      </w:r>
+      <w:r>
+        <w:t>cripture</w:t>
+      </w:r>
+      <w:bookmarkEnd w:id="83"/>
     </w:p>
     <w:p>
       <w:pPr>
@@ -36596,12 +36425,12 @@
       <w:pPr>
         <w:pStyle w:val="Heading3"/>
       </w:pPr>
-      <w:bookmarkStart w:id="90" w:name="_Toc240789810"/>
+      <w:bookmarkStart w:id="84" w:name="_Toc240913006"/>
       <w:r>
         <w:lastRenderedPageBreak/>
-        <w:t>REFLECTION</w:t>
-      </w:r>
-      <w:bookmarkEnd w:id="90"/>
+        <w:t>Reflection</w:t>
+      </w:r>
+      <w:bookmarkEnd w:id="84"/>
     </w:p>
     <w:p>
       <w:pPr>
@@ -36966,14 +36795,14 @@
       <w:pPr>
         <w:pStyle w:val="Heading2"/>
       </w:pPr>
-      <w:bookmarkStart w:id="91" w:name="_Toc238726594"/>
-      <w:bookmarkStart w:id="92" w:name="_Toc240789811"/>
+      <w:bookmarkStart w:id="85" w:name="_Toc238726594"/>
+      <w:bookmarkStart w:id="86" w:name="_Toc240913007"/>
       <w:r>
         <w:lastRenderedPageBreak/>
         <w:t>Closing Thoughts</w:t>
       </w:r>
-      <w:bookmarkEnd w:id="91"/>
-      <w:bookmarkEnd w:id="92"/>
+      <w:bookmarkEnd w:id="85"/>
+      <w:bookmarkEnd w:id="86"/>
     </w:p>
     <w:p>
       <w:pPr>
@@ -37172,7 +37001,7 @@
         <w:lastRenderedPageBreak/>
         <w:t xml:space="preserve"> </w:t>
       </w:r>
-      <w:bookmarkStart w:id="93" w:name="_Toc240789812"/>
+      <w:bookmarkStart w:id="87" w:name="_Toc240913008"/>
       <w:r>
         <w:t>Part I</w:t>
       </w:r>
@@ -37194,7 +37023,7 @@
       <w:r>
         <w:t>ntercession</w:t>
       </w:r>
-      <w:bookmarkEnd w:id="93"/>
+      <w:bookmarkEnd w:id="87"/>
     </w:p>
     <w:p>
       <w:pPr>
@@ -37270,12 +37099,12 @@
       <w:pPr>
         <w:pStyle w:val="Heading2"/>
       </w:pPr>
-      <w:bookmarkStart w:id="94" w:name="_Toc240789813"/>
+      <w:bookmarkStart w:id="88" w:name="_Toc240913009"/>
       <w:r>
         <w:lastRenderedPageBreak/>
         <w:t>Saint Michael the Archangel</w:t>
       </w:r>
-      <w:bookmarkEnd w:id="94"/>
+      <w:bookmarkEnd w:id="88"/>
     </w:p>
     <w:p>
       <w:pPr>
@@ -37372,11 +37201,11 @@
         <w:lastRenderedPageBreak/>
         <w:tab/>
       </w:r>
-      <w:bookmarkStart w:id="95" w:name="_Toc240789814"/>
-      <w:r>
-        <w:t>ENGLISH</w:t>
-      </w:r>
-      <w:bookmarkEnd w:id="95"/>
+      <w:bookmarkStart w:id="89" w:name="_Toc240913010"/>
+      <w:r>
+        <w:t>English</w:t>
+      </w:r>
+      <w:bookmarkEnd w:id="89"/>
     </w:p>
     <w:p>
       <w:pPr>
@@ -37520,12 +37349,12 @@
       <w:pPr>
         <w:pStyle w:val="Heading3"/>
       </w:pPr>
-      <w:bookmarkStart w:id="96" w:name="_Toc240789815"/>
+      <w:bookmarkStart w:id="90" w:name="_Toc240913011"/>
       <w:r>
         <w:lastRenderedPageBreak/>
-        <w:t>LATIN</w:t>
-      </w:r>
-      <w:bookmarkEnd w:id="96"/>
+        <w:t>Latin</w:t>
+      </w:r>
+      <w:bookmarkEnd w:id="90"/>
     </w:p>
     <w:p>
       <w:pPr>
@@ -37655,12 +37484,12 @@
       <w:pPr>
         <w:pStyle w:val="Heading3"/>
       </w:pPr>
-      <w:bookmarkStart w:id="97" w:name="_Toc240789816"/>
+      <w:bookmarkStart w:id="91" w:name="_Toc240913012"/>
       <w:r>
         <w:lastRenderedPageBreak/>
-        <w:t>SCRIPTURE</w:t>
-      </w:r>
-      <w:bookmarkEnd w:id="97"/>
+        <w:t>Scripture</w:t>
+      </w:r>
+      <w:bookmarkEnd w:id="91"/>
     </w:p>
     <w:p>
       <w:pPr>
@@ -37823,12 +37652,15 @@
       <w:pPr>
         <w:pStyle w:val="Heading3"/>
       </w:pPr>
-      <w:bookmarkStart w:id="98" w:name="_Toc240789817"/>
+      <w:bookmarkStart w:id="92" w:name="_Toc240913013"/>
       <w:r>
         <w:lastRenderedPageBreak/>
-        <w:t>REFLECTION</w:t>
-      </w:r>
-      <w:bookmarkEnd w:id="98"/>
+        <w:t>R</w:t>
+      </w:r>
+      <w:r>
+        <w:t>eflection</w:t>
+      </w:r>
+      <w:bookmarkEnd w:id="92"/>
     </w:p>
     <w:p>
       <w:pPr>
@@ -38065,21 +37897,7 @@
         <w:rPr>
           <w:szCs w:val="24"/>
         </w:rPr>
-        <w:t xml:space="preserve">And perhaps that is why this prayer need not be prayed only in moments of fear. Pray it before beginning a difficult day or situation. When temptation rears </w:t>
-      </w:r>
-      <w:proofErr w:type="spellStart"/>
-      <w:r>
-        <w:rPr>
-          <w:szCs w:val="24"/>
-        </w:rPr>
-        <w:t>it’s</w:t>
-      </w:r>
-      <w:proofErr w:type="spellEnd"/>
-      <w:r>
-        <w:rPr>
-          <w:szCs w:val="24"/>
-        </w:rPr>
-        <w:t xml:space="preserve"> head or when you feel spiritually weary. </w:t>
+        <w:t xml:space="preserve">And perhaps that is why this prayer need not be prayed only in moments of fear. Pray it before beginning a difficult day or situation. When temptation rears it’s head or when you feel spiritually weary. </w:t>
       </w:r>
     </w:p>
     <w:p>
@@ -38275,12 +38093,12 @@
       <w:pPr>
         <w:pStyle w:val="Heading2"/>
       </w:pPr>
-      <w:bookmarkStart w:id="99" w:name="_Toc240789818"/>
+      <w:bookmarkStart w:id="93" w:name="_Toc240913014"/>
       <w:r>
         <w:lastRenderedPageBreak/>
         <w:t>Saint Benedict</w:t>
       </w:r>
-      <w:bookmarkEnd w:id="99"/>
+      <w:bookmarkEnd w:id="93"/>
     </w:p>
     <w:p>
       <w:pPr>
@@ -38435,11 +38253,11 @@
         <w:lastRenderedPageBreak/>
         <w:tab/>
       </w:r>
-      <w:bookmarkStart w:id="100" w:name="_Toc240789819"/>
-      <w:r>
-        <w:t>ENGLISH</w:t>
-      </w:r>
-      <w:bookmarkEnd w:id="100"/>
+      <w:bookmarkStart w:id="94" w:name="_Toc240913015"/>
+      <w:r>
+        <w:t>English</w:t>
+      </w:r>
+      <w:bookmarkEnd w:id="94"/>
     </w:p>
     <w:p>
       <w:pPr>
@@ -38626,12 +38444,12 @@
       <w:pPr>
         <w:pStyle w:val="Heading3"/>
       </w:pPr>
-      <w:bookmarkStart w:id="101" w:name="_Toc240789820"/>
+      <w:bookmarkStart w:id="95" w:name="_Toc240913016"/>
       <w:r>
         <w:lastRenderedPageBreak/>
-        <w:t>LATIN</w:t>
-      </w:r>
-      <w:bookmarkEnd w:id="101"/>
+        <w:t>Latin</w:t>
+      </w:r>
+      <w:bookmarkEnd w:id="95"/>
     </w:p>
     <w:p>
       <w:pPr>
@@ -38666,7 +38484,49 @@
           <w:sz w:val="24"/>
           <w:szCs w:val="24"/>
         </w:rPr>
-        <w:t>Note: This is a Latin rendering of the English prayer, as there is no traditional Latin version.</w:t>
+        <w:t xml:space="preserve">Note: This is a </w:t>
+      </w:r>
+      <w:r>
+        <w:rPr>
+          <w:sz w:val="24"/>
+          <w:szCs w:val="24"/>
+        </w:rPr>
+        <w:t>Latin</w:t>
+      </w:r>
+      <w:r>
+        <w:rPr>
+          <w:sz w:val="24"/>
+          <w:szCs w:val="24"/>
+        </w:rPr>
+        <w:t xml:space="preserve"> rendering of the </w:t>
+      </w:r>
+      <w:r>
+        <w:rPr>
+          <w:sz w:val="24"/>
+          <w:szCs w:val="24"/>
+        </w:rPr>
+        <w:t>English</w:t>
+      </w:r>
+      <w:r>
+        <w:rPr>
+          <w:sz w:val="24"/>
+          <w:szCs w:val="24"/>
+        </w:rPr>
+        <w:t xml:space="preserve"> prayer, as there is no traditional </w:t>
+      </w:r>
+      <w:r>
+        <w:rPr>
+          <w:sz w:val="24"/>
+          <w:szCs w:val="24"/>
+        </w:rPr>
+        <w:t>Latin</w:t>
+      </w:r>
+      <w:r>
+        <w:rPr>
+          <w:sz w:val="24"/>
+          <w:szCs w:val="24"/>
+        </w:rPr>
+        <w:t xml:space="preserve"> version.</w:t>
       </w:r>
       <w:r>
         <w:rPr>
@@ -38853,14 +38713,19 @@
     </w:p>
     <w:p>
       <w:pPr>
-        <w:pStyle w:val="Heading3"/>
-      </w:pPr>
-      <w:bookmarkStart w:id="102" w:name="_Toc240789821"/>
-      <w:r>
+        <w:rPr>
+          <w:b/>
+          <w:bCs/>
+        </w:rPr>
+      </w:pPr>
+      <w:r>
+        <w:rPr>
+          <w:b/>
+          <w:bCs/>
+        </w:rPr>
         <w:lastRenderedPageBreak/>
-        <w:t>ENGLISH</w:t>
-      </w:r>
-      <w:bookmarkEnd w:id="102"/>
+        <w:t>English</w:t>
+      </w:r>
     </w:p>
     <w:p>
       <w:pPr>
@@ -38992,14 +38857,19 @@
     </w:p>
     <w:p>
       <w:pPr>
-        <w:pStyle w:val="Heading3"/>
-      </w:pPr>
-      <w:bookmarkStart w:id="103" w:name="_Toc240789822"/>
-      <w:r>
+        <w:rPr>
+          <w:b/>
+          <w:bCs/>
+        </w:rPr>
+      </w:pPr>
+      <w:r>
+        <w:rPr>
+          <w:b/>
+          <w:bCs/>
+        </w:rPr>
         <w:lastRenderedPageBreak/>
-        <w:t>LATIN</w:t>
-      </w:r>
-      <w:bookmarkEnd w:id="103"/>
+        <w:t>Latin</w:t>
+      </w:r>
     </w:p>
     <w:p>
       <w:pPr>
@@ -39122,12 +38992,15 @@
       <w:pPr>
         <w:pStyle w:val="Heading3"/>
       </w:pPr>
-      <w:bookmarkStart w:id="104" w:name="_Toc240789823"/>
+      <w:bookmarkStart w:id="96" w:name="_Toc240913017"/>
       <w:r>
         <w:lastRenderedPageBreak/>
-        <w:t>SCRIPTURE</w:t>
-      </w:r>
-      <w:bookmarkEnd w:id="104"/>
+        <w:t>S</w:t>
+      </w:r>
+      <w:r>
+        <w:t>cripture</w:t>
+      </w:r>
+      <w:bookmarkEnd w:id="96"/>
     </w:p>
     <w:p>
       <w:pPr>
@@ -39248,15 +39121,7 @@
           <w:sz w:val="24"/>
           <w:szCs w:val="24"/>
         </w:rPr>
-        <w:t xml:space="preserve">Be sober, be watchful. Your adversary the devil prowls around like a roaring lion, seeking </w:t>
-      </w:r>
-      <w:proofErr w:type="spellStart"/>
-      <w:r>
-        <w:rPr>
-          <w:sz w:val="24"/>
-          <w:szCs w:val="24"/>
-        </w:rPr>
-        <w:t>some</w:t>
+        <w:t>Be sober, be watchful. Your adversary the devil prowls around like a roaring lion, seeking some</w:t>
       </w:r>
       <w:r>
         <w:rPr>
@@ -39270,15 +39135,7 @@
           <w:sz w:val="24"/>
           <w:szCs w:val="24"/>
         </w:rPr>
-        <w:t>one</w:t>
-      </w:r>
-      <w:proofErr w:type="spellEnd"/>
-      <w:r>
-        <w:rPr>
-          <w:sz w:val="24"/>
-          <w:szCs w:val="24"/>
-        </w:rPr>
-        <w:t xml:space="preserve"> to devour. Resist him, firm in your faith, knowing that the same experience of suffering is required of your brotherhood throughout the world.</w:t>
+        <w:t>one to devour. Resist him, firm in your faith, knowing that the same experience of suffering is required of your brotherhood throughout the world.</w:t>
       </w:r>
     </w:p>
     <w:p>
@@ -39391,12 +39248,12 @@
       <w:pPr>
         <w:pStyle w:val="Heading3"/>
       </w:pPr>
-      <w:bookmarkStart w:id="105" w:name="_Toc240789824"/>
+      <w:bookmarkStart w:id="97" w:name="_Toc240913018"/>
       <w:r>
         <w:lastRenderedPageBreak/>
-        <w:t>REFLECTION</w:t>
-      </w:r>
-      <w:bookmarkEnd w:id="105"/>
+        <w:t>Reflection</w:t>
+      </w:r>
+      <w:bookmarkEnd w:id="97"/>
     </w:p>
     <w:p>
       <w:pPr>
@@ -39729,7 +39586,7 @@
       <w:pPr>
         <w:pStyle w:val="Heading2"/>
       </w:pPr>
-      <w:bookmarkStart w:id="106" w:name="_Toc240789825"/>
+      <w:bookmarkStart w:id="98" w:name="_Toc240913019"/>
       <w:r>
         <w:lastRenderedPageBreak/>
         <w:t xml:space="preserve">Saint </w:t>
@@ -39740,7 +39597,7 @@
       <w:r>
         <w:t>oseph</w:t>
       </w:r>
-      <w:bookmarkEnd w:id="106"/>
+      <w:bookmarkEnd w:id="98"/>
     </w:p>
     <w:p>
       <w:pPr>
@@ -39845,11 +39702,11 @@
         <w:lastRenderedPageBreak/>
         <w:tab/>
       </w:r>
-      <w:bookmarkStart w:id="107" w:name="_Toc240789826"/>
-      <w:r>
-        <w:t>ENGLISH</w:t>
-      </w:r>
-      <w:bookmarkEnd w:id="107"/>
+      <w:bookmarkStart w:id="99" w:name="_Toc240913020"/>
+      <w:r>
+        <w:t>English</w:t>
+      </w:r>
+      <w:bookmarkEnd w:id="99"/>
     </w:p>
     <w:p>
       <w:pPr>
@@ -40018,12 +39875,12 @@
       <w:pPr>
         <w:pStyle w:val="Heading3"/>
       </w:pPr>
-      <w:bookmarkStart w:id="108" w:name="_Toc240789827"/>
+      <w:bookmarkStart w:id="100" w:name="_Toc240913021"/>
       <w:r>
         <w:lastRenderedPageBreak/>
-        <w:t>LATIN</w:t>
-      </w:r>
-      <w:bookmarkEnd w:id="108"/>
+        <w:t>Latin</w:t>
+      </w:r>
+      <w:bookmarkEnd w:id="100"/>
     </w:p>
     <w:p>
       <w:pPr>
@@ -40058,7 +39915,49 @@
           <w:sz w:val="24"/>
           <w:szCs w:val="24"/>
         </w:rPr>
-        <w:t>Note: This is a Latin rendering of the English prayer, as there is no traditional Latin version.</w:t>
+        <w:t xml:space="preserve">Note: This is a </w:t>
+      </w:r>
+      <w:r>
+        <w:rPr>
+          <w:sz w:val="24"/>
+          <w:szCs w:val="24"/>
+        </w:rPr>
+        <w:t>Latin</w:t>
+      </w:r>
+      <w:r>
+        <w:rPr>
+          <w:sz w:val="24"/>
+          <w:szCs w:val="24"/>
+        </w:rPr>
+        <w:t xml:space="preserve"> rendering of the </w:t>
+      </w:r>
+      <w:r>
+        <w:rPr>
+          <w:sz w:val="24"/>
+          <w:szCs w:val="24"/>
+        </w:rPr>
+        <w:t>English</w:t>
+      </w:r>
+      <w:r>
+        <w:rPr>
+          <w:sz w:val="24"/>
+          <w:szCs w:val="24"/>
+        </w:rPr>
+        <w:t xml:space="preserve"> prayer, as there is no traditional </w:t>
+      </w:r>
+      <w:r>
+        <w:rPr>
+          <w:sz w:val="24"/>
+          <w:szCs w:val="24"/>
+        </w:rPr>
+        <w:t>Latin</w:t>
+      </w:r>
+      <w:r>
+        <w:rPr>
+          <w:sz w:val="24"/>
+          <w:szCs w:val="24"/>
+        </w:rPr>
+        <w:t xml:space="preserve"> version.</w:t>
       </w:r>
       <w:r>
         <w:rPr>
@@ -40254,15 +40153,24 @@
     </w:p>
     <w:p>
       <w:pPr>
-        <w:pStyle w:val="Heading3"/>
-      </w:pPr>
-      <w:bookmarkStart w:id="109" w:name="_Toc240789828"/>
-      <w:r>
+        <w:rPr>
+          <w:b/>
+          <w:bCs/>
+        </w:rPr>
+      </w:pPr>
+      <w:r>
+        <w:rPr>
+          <w:b/>
+          <w:bCs/>
+        </w:rPr>
         <w:lastRenderedPageBreak/>
-        <w:t>ENGLISH</w:t>
-      </w:r>
-      <w:bookmarkEnd w:id="109"/>
-      <w:r>
+        <w:t>English</w:t>
+      </w:r>
+      <w:r>
+        <w:rPr>
+          <w:b/>
+          <w:bCs/>
+        </w:rPr>
         <w:tab/>
       </w:r>
     </w:p>
@@ -40392,17 +40300,22 @@
     </w:p>
     <w:p>
       <w:pPr>
-        <w:pStyle w:val="Heading3"/>
+        <w:rPr>
+          <w:b/>
+          <w:bCs/>
+        </w:rPr>
       </w:pPr>
       <w:r>
         <w:lastRenderedPageBreak/>
         <w:tab/>
       </w:r>
-      <w:bookmarkStart w:id="110" w:name="_Toc240789829"/>
-      <w:r>
-        <w:t>LATIN</w:t>
-      </w:r>
-      <w:bookmarkEnd w:id="110"/>
+      <w:r>
+        <w:rPr>
+          <w:b/>
+          <w:bCs/>
+        </w:rPr>
+        <w:t>Latin</w:t>
+      </w:r>
     </w:p>
     <w:p>
       <w:pPr>
@@ -40534,12 +40447,12 @@
       <w:pPr>
         <w:pStyle w:val="Heading3"/>
       </w:pPr>
-      <w:bookmarkStart w:id="111" w:name="_Toc240789830"/>
+      <w:bookmarkStart w:id="101" w:name="_Toc240913022"/>
       <w:r>
         <w:lastRenderedPageBreak/>
-        <w:t>SCRIPTURE</w:t>
-      </w:r>
-      <w:bookmarkEnd w:id="111"/>
+        <w:t>Scripture</w:t>
+      </w:r>
+      <w:bookmarkEnd w:id="101"/>
     </w:p>
     <w:p>
       <w:pPr>
@@ -40745,12 +40658,12 @@
       <w:pPr>
         <w:pStyle w:val="Heading3"/>
       </w:pPr>
-      <w:bookmarkStart w:id="112" w:name="_Toc240789831"/>
+      <w:bookmarkStart w:id="102" w:name="_Toc240913023"/>
       <w:r>
         <w:lastRenderedPageBreak/>
-        <w:t>REFLECTION</w:t>
-      </w:r>
-      <w:bookmarkEnd w:id="112"/>
+        <w:t>Reflection</w:t>
+      </w:r>
+      <w:bookmarkEnd w:id="102"/>
     </w:p>
     <w:p>
       <w:pPr>
@@ -41154,12 +41067,12 @@
       <w:pPr>
         <w:pStyle w:val="Heading2"/>
       </w:pPr>
-      <w:bookmarkStart w:id="113" w:name="_Toc240789832"/>
+      <w:bookmarkStart w:id="103" w:name="_Toc240913024"/>
       <w:r>
         <w:lastRenderedPageBreak/>
         <w:t>Saint Anthony</w:t>
       </w:r>
-      <w:bookmarkEnd w:id="113"/>
+      <w:bookmarkEnd w:id="103"/>
     </w:p>
     <w:p>
       <w:pPr>
@@ -41306,11 +41219,11 @@
         <w:lastRenderedPageBreak/>
         <w:tab/>
       </w:r>
-      <w:bookmarkStart w:id="114" w:name="_Toc240789833"/>
-      <w:r>
-        <w:t>ENGLISH</w:t>
-      </w:r>
-      <w:bookmarkEnd w:id="114"/>
+      <w:bookmarkStart w:id="104" w:name="_Toc240913025"/>
+      <w:r>
+        <w:t>English</w:t>
+      </w:r>
+      <w:bookmarkEnd w:id="104"/>
     </w:p>
     <w:p>
       <w:pPr>
@@ -41533,12 +41446,12 @@
       <w:pPr>
         <w:pStyle w:val="Heading3"/>
       </w:pPr>
-      <w:bookmarkStart w:id="115" w:name="_Toc240789834"/>
+      <w:bookmarkStart w:id="105" w:name="_Toc240913026"/>
       <w:r>
         <w:lastRenderedPageBreak/>
-        <w:t>LATIN</w:t>
-      </w:r>
-      <w:bookmarkEnd w:id="115"/>
+        <w:t>Latin</w:t>
+      </w:r>
+      <w:bookmarkEnd w:id="105"/>
     </w:p>
     <w:p>
       <w:pPr>
@@ -41555,7 +41468,49 @@
           <w:sz w:val="24"/>
           <w:szCs w:val="24"/>
         </w:rPr>
-        <w:t>(Note: This is a Latin rendering of the English prayer, as there is no traditional Latin version</w:t>
+        <w:t xml:space="preserve">(Note: This is a </w:t>
+      </w:r>
+      <w:r>
+        <w:rPr>
+          <w:sz w:val="24"/>
+          <w:szCs w:val="24"/>
+        </w:rPr>
+        <w:t>Latin</w:t>
+      </w:r>
+      <w:r>
+        <w:rPr>
+          <w:sz w:val="24"/>
+          <w:szCs w:val="24"/>
+        </w:rPr>
+        <w:t xml:space="preserve"> rendering of the </w:t>
+      </w:r>
+      <w:r>
+        <w:rPr>
+          <w:sz w:val="24"/>
+          <w:szCs w:val="24"/>
+        </w:rPr>
+        <w:t>English</w:t>
+      </w:r>
+      <w:r>
+        <w:rPr>
+          <w:sz w:val="24"/>
+          <w:szCs w:val="24"/>
+        </w:rPr>
+        <w:t xml:space="preserve"> prayer, as there is no traditional </w:t>
+      </w:r>
+      <w:r>
+        <w:rPr>
+          <w:sz w:val="24"/>
+          <w:szCs w:val="24"/>
+        </w:rPr>
+        <w:t>Latin</w:t>
+      </w:r>
+      <w:r>
+        <w:rPr>
+          <w:sz w:val="24"/>
+          <w:szCs w:val="24"/>
+        </w:rPr>
+        <w:t xml:space="preserve"> version</w:t>
       </w:r>
       <w:r>
         <w:rPr>
@@ -41761,12 +41716,15 @@
       <w:pPr>
         <w:pStyle w:val="Heading3"/>
       </w:pPr>
-      <w:bookmarkStart w:id="116" w:name="_Toc240789835"/>
+      <w:bookmarkStart w:id="106" w:name="_Toc240913027"/>
       <w:r>
         <w:lastRenderedPageBreak/>
-        <w:t>SCRIPTURE</w:t>
-      </w:r>
-      <w:bookmarkEnd w:id="116"/>
+        <w:t>S</w:t>
+      </w:r>
+      <w:r>
+        <w:t>cripture</w:t>
+      </w:r>
+      <w:bookmarkEnd w:id="106"/>
     </w:p>
     <w:p>
       <w:pPr>
@@ -41850,23 +41808,7 @@
           <w:sz w:val="24"/>
           <w:szCs w:val="24"/>
         </w:rPr>
-        <w:t xml:space="preserve">“What man of you, having a hundred sheep, if he has lost one of them,  does not leave the ninety-nine in the wilderness, and go after the one which is lost, until he finds it? And when he has found it, he lays it on his shoulders, rejoicing. And when he comes home, he calls together his friends and his </w:t>
-      </w:r>
-      <w:proofErr w:type="spellStart"/>
-      <w:r>
-        <w:rPr>
-          <w:sz w:val="24"/>
-          <w:szCs w:val="24"/>
-        </w:rPr>
-        <w:t>neighbors</w:t>
-      </w:r>
-      <w:proofErr w:type="spellEnd"/>
-      <w:r>
-        <w:rPr>
-          <w:sz w:val="24"/>
-          <w:szCs w:val="24"/>
-        </w:rPr>
-        <w:t>, saying to them, ‘Rejoice with me, for I have found my sheep which was lost.’ Just so, I tell you, there will be more joy in heaven over one sinner who repents than over ninety-nine righteous persons who need no repentance.”</w:t>
+        <w:t>“What man of you, having a hundred sheep, if he has lost one of them,  does not leave the ninety-nine in the wilderness, and go after the one which is lost, until he finds it? And when he has found it, he lays it on his shoulders, rejoicing. And when he comes home, he calls together his friends and his neighbors, saying to them, ‘Rejoice with me, for I have found my sheep which was lost.’ Just so, I tell you, there will be more joy in heaven over one sinner who repents than over ninety-nine righteous persons who need no repentance.”</w:t>
       </w:r>
     </w:p>
     <w:p>
@@ -41935,7 +41877,7 @@
       <w:pPr>
         <w:pStyle w:val="Heading3"/>
       </w:pPr>
-      <w:bookmarkStart w:id="117" w:name="_Toc240789836"/>
+      <w:bookmarkStart w:id="107" w:name="_Toc240913028"/>
       <w:r>
         <w:lastRenderedPageBreak/>
         <w:t>R</w:t>
@@ -41943,7 +41885,7 @@
       <w:r>
         <w:t>eflection</w:t>
       </w:r>
-      <w:bookmarkEnd w:id="117"/>
+      <w:bookmarkEnd w:id="107"/>
     </w:p>
     <w:p>
       <w:pPr>
@@ -42653,7 +42595,7 @@
       <w:pPr>
         <w:pStyle w:val="Heading2"/>
       </w:pPr>
-      <w:bookmarkStart w:id="118" w:name="_Toc240789837"/>
+      <w:bookmarkStart w:id="108" w:name="_Toc240913029"/>
       <w:r>
         <w:lastRenderedPageBreak/>
         <w:t xml:space="preserve">Saint </w:t>
@@ -42664,7 +42606,7 @@
       <w:r>
         <w:t>hristopher</w:t>
       </w:r>
-      <w:bookmarkEnd w:id="118"/>
+      <w:bookmarkEnd w:id="108"/>
     </w:p>
     <w:p>
       <w:pPr>
@@ -42712,12 +42654,12 @@
       <w:pPr>
         <w:pStyle w:val="Heading3"/>
       </w:pPr>
-      <w:bookmarkStart w:id="119" w:name="_Toc240789838"/>
+      <w:bookmarkStart w:id="109" w:name="_Toc240913030"/>
       <w:r>
         <w:lastRenderedPageBreak/>
-        <w:t>ENGLISH</w:t>
-      </w:r>
-      <w:bookmarkEnd w:id="119"/>
+        <w:t>English</w:t>
+      </w:r>
+      <w:bookmarkEnd w:id="109"/>
     </w:p>
     <w:p>
       <w:pPr>
@@ -42734,7 +42676,6 @@
           <w:sz w:val="24"/>
           <w:szCs w:val="24"/>
         </w:rPr>
-        <w:tab/>
         <w:t>O glorious Saint Christopher,</w:t>
       </w:r>
       <w:r>
@@ -42957,11 +42898,11 @@
         <w:lastRenderedPageBreak/>
         <w:tab/>
       </w:r>
-      <w:bookmarkStart w:id="120" w:name="_Toc240789839"/>
-      <w:r>
-        <w:t>LATIN</w:t>
-      </w:r>
-      <w:bookmarkEnd w:id="120"/>
+      <w:bookmarkStart w:id="110" w:name="_Toc240913031"/>
+      <w:r>
+        <w:t>Latin</w:t>
+      </w:r>
+      <w:bookmarkEnd w:id="110"/>
     </w:p>
     <w:p>
       <w:pPr>
@@ -42978,7 +42919,49 @@
           <w:sz w:val="24"/>
           <w:szCs w:val="24"/>
         </w:rPr>
-        <w:t>(Note: This is a Latin rendering of the English prayer, as there is no traditional Latin version.)</w:t>
+        <w:t xml:space="preserve">(Note: This is a </w:t>
+      </w:r>
+      <w:r>
+        <w:rPr>
+          <w:sz w:val="24"/>
+          <w:szCs w:val="24"/>
+        </w:rPr>
+        <w:t>Latin</w:t>
+      </w:r>
+      <w:r>
+        <w:rPr>
+          <w:sz w:val="24"/>
+          <w:szCs w:val="24"/>
+        </w:rPr>
+        <w:t xml:space="preserve"> rendering of the </w:t>
+      </w:r>
+      <w:r>
+        <w:rPr>
+          <w:sz w:val="24"/>
+          <w:szCs w:val="24"/>
+        </w:rPr>
+        <w:t>English</w:t>
+      </w:r>
+      <w:r>
+        <w:rPr>
+          <w:sz w:val="24"/>
+          <w:szCs w:val="24"/>
+        </w:rPr>
+        <w:t xml:space="preserve"> prayer, as there is no traditional </w:t>
+      </w:r>
+      <w:r>
+        <w:rPr>
+          <w:sz w:val="24"/>
+          <w:szCs w:val="24"/>
+        </w:rPr>
+        <w:t>Latin</w:t>
+      </w:r>
+      <w:r>
+        <w:rPr>
+          <w:sz w:val="24"/>
+          <w:szCs w:val="24"/>
+        </w:rPr>
+        <w:t xml:space="preserve"> version.)</w:t>
       </w:r>
     </w:p>
     <w:p>
@@ -43194,12 +43177,15 @@
       <w:pPr>
         <w:pStyle w:val="Heading3"/>
       </w:pPr>
-      <w:bookmarkStart w:id="121" w:name="_Toc240789840"/>
+      <w:bookmarkStart w:id="111" w:name="_Toc240913032"/>
       <w:r>
         <w:lastRenderedPageBreak/>
-        <w:t>SCRIPTURE</w:t>
-      </w:r>
-      <w:bookmarkEnd w:id="121"/>
+        <w:t>S</w:t>
+      </w:r>
+      <w:r>
+        <w:t>cripture</w:t>
+      </w:r>
+      <w:bookmarkEnd w:id="111"/>
     </w:p>
     <w:p>
       <w:pPr>
@@ -43342,12 +43328,12 @@
       <w:pPr>
         <w:pStyle w:val="Heading3"/>
       </w:pPr>
-      <w:bookmarkStart w:id="122" w:name="_Toc240789841"/>
+      <w:bookmarkStart w:id="112" w:name="_Toc240913033"/>
       <w:r>
         <w:lastRenderedPageBreak/>
         <w:t>Reflection</w:t>
       </w:r>
-      <w:bookmarkEnd w:id="122"/>
+      <w:bookmarkEnd w:id="112"/>
     </w:p>
     <w:p>
       <w:pPr>
@@ -43885,12 +43871,12 @@
       <w:pPr>
         <w:pStyle w:val="Heading2"/>
       </w:pPr>
-      <w:bookmarkStart w:id="123" w:name="_Toc240789842"/>
+      <w:bookmarkStart w:id="113" w:name="_Toc240913034"/>
       <w:r>
         <w:lastRenderedPageBreak/>
         <w:t>Closing Thoughts</w:t>
       </w:r>
-      <w:bookmarkEnd w:id="123"/>
+      <w:bookmarkEnd w:id="113"/>
     </w:p>
     <w:p>
       <w:pPr>
@@ -44375,12 +44361,12 @@
       <w:pPr>
         <w:pStyle w:val="Heading1"/>
       </w:pPr>
-      <w:bookmarkStart w:id="124" w:name="_Toc240789843"/>
+      <w:bookmarkStart w:id="114" w:name="_Toc240913035"/>
       <w:r>
         <w:lastRenderedPageBreak/>
         <w:t>Conclusion</w:t>
       </w:r>
-      <w:bookmarkEnd w:id="124"/>
+      <w:bookmarkEnd w:id="114"/>
     </w:p>
     <w:p>
       <w:pPr>
@@ -45202,73 +45188,124 @@
       <w:pPr>
         <w:pStyle w:val="Heading1"/>
       </w:pPr>
-      <w:bookmarkStart w:id="125" w:name="_Toc240789844"/>
+      <w:bookmarkStart w:id="115" w:name="_Toc240913036"/>
       <w:r>
         <w:lastRenderedPageBreak/>
-        <w:t>Latin Guide</w:t>
-      </w:r>
-      <w:bookmarkEnd w:id="125"/>
-    </w:p>
-    <w:p>
-      <w:pPr>
-        <w:pStyle w:val="SPBodyText"/>
-        <w:spacing w:after="0" w:line="480" w:lineRule="auto"/>
-        <w:ind w:firstLine="0"/>
-        <w:jc w:val="left"/>
-        <w:rPr>
-          <w:szCs w:val="24"/>
-        </w:rPr>
-      </w:pPr>
-      <w:r>
-        <w:rPr>
-          <w:szCs w:val="24"/>
-        </w:rPr>
-        <w:t>Praying in Latin</w:t>
-      </w:r>
-    </w:p>
-    <w:p>
-      <w:pPr>
-        <w:pStyle w:val="SPBodyText"/>
-        <w:spacing w:after="0" w:line="480" w:lineRule="auto"/>
-        <w:ind w:firstLine="0"/>
-        <w:jc w:val="left"/>
-        <w:rPr>
-          <w:szCs w:val="24"/>
-        </w:rPr>
-      </w:pPr>
-    </w:p>
-    <w:p>
-      <w:pPr>
-        <w:pStyle w:val="SPBodyText"/>
-        <w:spacing w:after="0" w:line="480" w:lineRule="auto"/>
-        <w:ind w:firstLine="0"/>
-        <w:jc w:val="left"/>
-        <w:rPr>
-          <w:szCs w:val="24"/>
-        </w:rPr>
-      </w:pPr>
-      <w:r>
-        <w:rPr>
-          <w:szCs w:val="24"/>
-        </w:rPr>
-        <w:t>Latin has been the language of Catholic prayer for centuries. For many Christians, praying in Latin can feel unfamiliar at first, but familiarity comes gradually through repetition.</w:t>
-      </w:r>
-    </w:p>
-    <w:p>
-      <w:pPr>
-        <w:pStyle w:val="SPBodyText"/>
-        <w:spacing w:after="0" w:line="480" w:lineRule="auto"/>
-        <w:ind w:firstLine="0"/>
-        <w:jc w:val="left"/>
-        <w:rPr>
-          <w:szCs w:val="24"/>
-        </w:rPr>
-      </w:pPr>
-      <w:r>
-        <w:rPr>
-          <w:szCs w:val="24"/>
-        </w:rPr>
-        <w:t xml:space="preserve">This guide is intended not as a complete study of Latin, but as a simple companion for praying the Latin prayers found in </w:t>
+        <w:t>Latin</w:t>
+      </w:r>
+      <w:r>
+        <w:t xml:space="preserve"> Guide</w:t>
+      </w:r>
+      <w:bookmarkEnd w:id="115"/>
+    </w:p>
+    <w:p>
+      <w:pPr>
+        <w:pStyle w:val="SPBodyText"/>
+        <w:spacing w:after="0" w:line="480" w:lineRule="auto"/>
+        <w:ind w:firstLine="0"/>
+        <w:jc w:val="left"/>
+        <w:rPr>
+          <w:szCs w:val="24"/>
+        </w:rPr>
+      </w:pPr>
+      <w:r>
+        <w:rPr>
+          <w:szCs w:val="24"/>
+        </w:rPr>
+        <w:t xml:space="preserve">Praying in </w:t>
+      </w:r>
+      <w:r>
+        <w:rPr>
+          <w:szCs w:val="24"/>
+        </w:rPr>
+        <w:t>Latin</w:t>
+      </w:r>
+    </w:p>
+    <w:p>
+      <w:pPr>
+        <w:pStyle w:val="SPBodyText"/>
+        <w:spacing w:after="0" w:line="480" w:lineRule="auto"/>
+        <w:ind w:firstLine="0"/>
+        <w:jc w:val="left"/>
+        <w:rPr>
+          <w:szCs w:val="24"/>
+        </w:rPr>
+      </w:pPr>
+    </w:p>
+    <w:p>
+      <w:pPr>
+        <w:pStyle w:val="SPBodyText"/>
+        <w:spacing w:after="0" w:line="480" w:lineRule="auto"/>
+        <w:ind w:firstLine="0"/>
+        <w:jc w:val="left"/>
+        <w:rPr>
+          <w:szCs w:val="24"/>
+        </w:rPr>
+      </w:pPr>
+      <w:r>
+        <w:rPr>
+          <w:szCs w:val="24"/>
+        </w:rPr>
+        <w:t>Latin</w:t>
+      </w:r>
+      <w:r>
+        <w:rPr>
+          <w:szCs w:val="24"/>
+        </w:rPr>
+        <w:t xml:space="preserve"> has been the language of Catholic prayer for centuries. For many Christians, praying in </w:t>
+      </w:r>
+      <w:r>
+        <w:rPr>
+          <w:szCs w:val="24"/>
+        </w:rPr>
+        <w:t>Latin</w:t>
+      </w:r>
+      <w:r>
+        <w:rPr>
+          <w:szCs w:val="24"/>
+        </w:rPr>
+        <w:t xml:space="preserve"> can feel unfamiliar at first, but familiarity comes gradually through repetition.</w:t>
+      </w:r>
+    </w:p>
+    <w:p>
+      <w:pPr>
+        <w:pStyle w:val="SPBodyText"/>
+        <w:spacing w:after="0" w:line="480" w:lineRule="auto"/>
+        <w:ind w:firstLine="0"/>
+        <w:jc w:val="left"/>
+        <w:rPr>
+          <w:szCs w:val="24"/>
+        </w:rPr>
+      </w:pPr>
+      <w:r>
+        <w:rPr>
+          <w:szCs w:val="24"/>
+        </w:rPr>
+        <w:t xml:space="preserve">This guide is intended not as a complete study of </w:t>
+      </w:r>
+      <w:r>
+        <w:rPr>
+          <w:szCs w:val="24"/>
+        </w:rPr>
+        <w:t>Latin</w:t>
+      </w:r>
+      <w:r>
+        <w:rPr>
+          <w:szCs w:val="24"/>
+        </w:rPr>
+        <w:t xml:space="preserve">, but as a simple companion for praying the </w:t>
+      </w:r>
+      <w:r>
+        <w:rPr>
+          <w:szCs w:val="24"/>
+        </w:rPr>
+        <w:t>Latin</w:t>
+      </w:r>
+      <w:r>
+        <w:rPr>
+          <w:szCs w:val="24"/>
+        </w:rPr>
+        <w:t xml:space="preserve"> prayers found in </w:t>
       </w:r>
       <w:r>
         <w:rPr>
@@ -45299,7 +45336,31 @@
         <w:rPr>
           <w:szCs w:val="24"/>
         </w:rPr>
-        <w:t>The Latin text is presented first, followed by the English meaning and then a simple pronunciation guide. The pronunciation is intentionally approximate, designed to help the reader speak the prayers with confidence rather than to provide a formal linguistic transcription.</w:t>
+        <w:t xml:space="preserve">The </w:t>
+      </w:r>
+      <w:r>
+        <w:rPr>
+          <w:szCs w:val="24"/>
+        </w:rPr>
+        <w:t>Latin</w:t>
+      </w:r>
+      <w:r>
+        <w:rPr>
+          <w:szCs w:val="24"/>
+        </w:rPr>
+        <w:t xml:space="preserve"> text is presented first, followed by the </w:t>
+      </w:r>
+      <w:r>
+        <w:rPr>
+          <w:szCs w:val="24"/>
+        </w:rPr>
+        <w:t>English</w:t>
+      </w:r>
+      <w:r>
+        <w:rPr>
+          <w:szCs w:val="24"/>
+        </w:rPr>
+        <w:t xml:space="preserve"> meaning and then a simple pronunciation guide. The pronunciation is intentionally approximate, designed to help the reader speak the prayers with confidence rather than to provide a formal linguistic transcription.</w:t>
       </w:r>
     </w:p>
     <w:p>
@@ -45368,7 +45429,19 @@
         <w:rPr>
           <w:szCs w:val="24"/>
         </w:rPr>
-        <w:t>The pronunciation used throughout this guide follows the traditional ecclesiastical pronunciation of Latin, the form commonly associated with Catholic liturgical prayer.</w:t>
+        <w:t xml:space="preserve">The pronunciation used throughout this guide follows the traditional ecclesiastical pronunciation of </w:t>
+      </w:r>
+      <w:r>
+        <w:rPr>
+          <w:szCs w:val="24"/>
+        </w:rPr>
+        <w:t>Latin</w:t>
+      </w:r>
+      <w:r>
+        <w:rPr>
+          <w:szCs w:val="24"/>
+        </w:rPr>
+        <w:t>, the form commonly associated with Catholic liturgical prayer.</w:t>
       </w:r>
     </w:p>
     <w:p>
@@ -45429,25 +45502,108 @@
           <w:iCs/>
           <w:szCs w:val="24"/>
         </w:rPr>
-        <w:t xml:space="preserve">e, </w:t>
-      </w:r>
-      <w:proofErr w:type="spellStart"/>
+        <w:t>e, i, ae,</w:t>
+      </w:r>
+      <w:r>
+        <w:rPr>
+          <w:szCs w:val="24"/>
+        </w:rPr>
+        <w:t xml:space="preserve"> or </w:t>
+      </w:r>
       <w:r>
         <w:rPr>
           <w:i/>
           <w:iCs/>
           <w:szCs w:val="24"/>
         </w:rPr>
-        <w:t>i</w:t>
-      </w:r>
-      <w:proofErr w:type="spellEnd"/>
+        <w:t>oe</w:t>
+      </w:r>
+      <w:r>
+        <w:rPr>
+          <w:szCs w:val="24"/>
+        </w:rPr>
+        <w:t xml:space="preserve"> is generally pronounced like </w:t>
+      </w:r>
+      <w:r>
+        <w:rPr>
+          <w:b/>
+          <w:bCs/>
+          <w:szCs w:val="24"/>
+        </w:rPr>
+        <w:t>ch</w:t>
+      </w:r>
+      <w:r>
+        <w:rPr>
+          <w:szCs w:val="24"/>
+        </w:rPr>
+        <w:t>.</w:t>
+      </w:r>
+      <w:r>
+        <w:rPr>
+          <w:szCs w:val="24"/>
+        </w:rPr>
+        <w:br/>
+      </w:r>
+      <w:r>
+        <w:rPr>
+          <w:b/>
+          <w:bCs/>
+          <w:szCs w:val="24"/>
+        </w:rPr>
+        <w:t>c</w:t>
+      </w:r>
+      <w:r>
+        <w:rPr>
+          <w:szCs w:val="24"/>
+        </w:rPr>
+        <w:t xml:space="preserve"> elsewhere is generally pronounced like </w:t>
+      </w:r>
+      <w:r>
+        <w:rPr>
+          <w:b/>
+          <w:bCs/>
+          <w:szCs w:val="24"/>
+        </w:rPr>
+        <w:t>k</w:t>
+      </w:r>
+      <w:r>
+        <w:rPr>
+          <w:szCs w:val="24"/>
+        </w:rPr>
+        <w:t>.</w:t>
+      </w:r>
+    </w:p>
+    <w:p>
+      <w:pPr>
+        <w:pStyle w:val="SPBodyText"/>
+        <w:spacing w:after="0" w:line="480" w:lineRule="auto"/>
+        <w:ind w:firstLine="0"/>
+        <w:jc w:val="left"/>
+        <w:rPr>
+          <w:szCs w:val="24"/>
+        </w:rPr>
+      </w:pPr>
+      <w:r>
+        <w:rPr>
+          <w:b/>
+          <w:bCs/>
+          <w:szCs w:val="24"/>
+        </w:rPr>
+        <w:t>g</w:t>
+      </w:r>
+      <w:r>
+        <w:rPr>
+          <w:szCs w:val="24"/>
+        </w:rPr>
+        <w:t xml:space="preserve"> before </w:t>
+      </w:r>
       <w:r>
         <w:rPr>
           <w:i/>
           <w:iCs/>
           <w:szCs w:val="24"/>
         </w:rPr>
-        <w:t>, ae,</w:t>
+        <w:t>e, i, ae,</w:t>
       </w:r>
       <w:r>
         <w:rPr>
@@ -45455,7 +45611,6 @@
         </w:rPr>
         <w:t xml:space="preserve"> or </w:t>
       </w:r>
-      <w:proofErr w:type="spellStart"/>
       <w:r>
         <w:rPr>
           <w:i/>
@@ -45464,12 +45619,11 @@
         </w:rPr>
         <w:t>oe</w:t>
       </w:r>
-      <w:proofErr w:type="spellEnd"/>
-      <w:r>
-        <w:rPr>
-          <w:szCs w:val="24"/>
-        </w:rPr>
-        <w:t xml:space="preserve"> is generally pronounced like </w:t>
+      <w:r>
+        <w:rPr>
+          <w:szCs w:val="24"/>
+        </w:rPr>
+        <w:t xml:space="preserve"> is generally pronounced like the </w:t>
       </w:r>
       <w:r>
         <w:rPr>
@@ -45477,7 +45631,21 @@
           <w:bCs/>
           <w:szCs w:val="24"/>
         </w:rPr>
-        <w:t>ch</w:t>
+        <w:t>g</w:t>
+      </w:r>
+      <w:r>
+        <w:rPr>
+          <w:szCs w:val="24"/>
+        </w:rPr>
+        <w:t xml:space="preserve"> in </w:t>
+      </w:r>
+      <w:r>
+        <w:rPr>
+          <w:i/>
+          <w:iCs/>
+          <w:szCs w:val="24"/>
+        </w:rPr>
+        <w:t>gentle</w:t>
       </w:r>
       <w:r>
         <w:rPr>
@@ -45497,13 +45665,13 @@
           <w:bCs/>
           <w:szCs w:val="24"/>
         </w:rPr>
-        <w:t>c</w:t>
-      </w:r>
-      <w:r>
-        <w:rPr>
-          <w:szCs w:val="24"/>
-        </w:rPr>
-        <w:t xml:space="preserve"> elsewhere is generally pronounced like </w:t>
+        <w:t>g</w:t>
+      </w:r>
+      <w:r>
+        <w:rPr>
+          <w:szCs w:val="24"/>
+        </w:rPr>
+        <w:t xml:space="preserve"> elsewhere is generally pronounced like the </w:t>
       </w:r>
       <w:r>
         <w:rPr>
@@ -45511,7 +45679,21 @@
           <w:bCs/>
           <w:szCs w:val="24"/>
         </w:rPr>
-        <w:t>k</w:t>
+        <w:t>g</w:t>
+      </w:r>
+      <w:r>
+        <w:rPr>
+          <w:szCs w:val="24"/>
+        </w:rPr>
+        <w:t xml:space="preserve"> in </w:t>
+      </w:r>
+      <w:r>
+        <w:rPr>
+          <w:i/>
+          <w:iCs/>
+          <w:szCs w:val="24"/>
+        </w:rPr>
+        <w:t>go</w:t>
       </w:r>
       <w:r>
         <w:rPr>
@@ -45536,61 +45718,13 @@
           <w:bCs/>
           <w:szCs w:val="24"/>
         </w:rPr>
-        <w:t>g</w:t>
-      </w:r>
-      <w:r>
-        <w:rPr>
-          <w:szCs w:val="24"/>
-        </w:rPr>
-        <w:t xml:space="preserve"> before </w:t>
-      </w:r>
-      <w:r>
-        <w:rPr>
-          <w:i/>
-          <w:iCs/>
-          <w:szCs w:val="24"/>
-        </w:rPr>
-        <w:t xml:space="preserve">e, </w:t>
-      </w:r>
-      <w:proofErr w:type="spellStart"/>
-      <w:r>
-        <w:rPr>
-          <w:i/>
-          <w:iCs/>
-          <w:szCs w:val="24"/>
-        </w:rPr>
-        <w:t>i</w:t>
-      </w:r>
-      <w:proofErr w:type="spellEnd"/>
-      <w:r>
-        <w:rPr>
-          <w:i/>
-          <w:iCs/>
-          <w:szCs w:val="24"/>
-        </w:rPr>
-        <w:t>, ae,</w:t>
-      </w:r>
-      <w:r>
-        <w:rPr>
-          <w:szCs w:val="24"/>
-        </w:rPr>
-        <w:t xml:space="preserve"> or </w:t>
-      </w:r>
-      <w:proofErr w:type="spellStart"/>
-      <w:r>
-        <w:rPr>
-          <w:i/>
-          <w:iCs/>
-          <w:szCs w:val="24"/>
-        </w:rPr>
-        <w:t>oe</w:t>
-      </w:r>
-      <w:proofErr w:type="spellEnd"/>
-      <w:r>
-        <w:rPr>
-          <w:szCs w:val="24"/>
-        </w:rPr>
-        <w:t xml:space="preserve"> is generally pronounced like the </w:t>
+        <w:t>ae</w:t>
+      </w:r>
+      <w:r>
+        <w:rPr>
+          <w:szCs w:val="24"/>
+        </w:rPr>
+        <w:t xml:space="preserve"> and </w:t>
       </w:r>
       <w:r>
         <w:rPr>
@@ -45598,33 +45732,13 @@
           <w:bCs/>
           <w:szCs w:val="24"/>
         </w:rPr>
-        <w:t>g</w:t>
-      </w:r>
-      <w:r>
-        <w:rPr>
-          <w:szCs w:val="24"/>
-        </w:rPr>
-        <w:t xml:space="preserve"> in </w:t>
-      </w:r>
-      <w:r>
-        <w:rPr>
-          <w:i/>
-          <w:iCs/>
-          <w:szCs w:val="24"/>
-        </w:rPr>
-        <w:t>gentle</w:t>
-      </w:r>
-      <w:r>
-        <w:rPr>
-          <w:szCs w:val="24"/>
-        </w:rPr>
-        <w:t>.</w:t>
-      </w:r>
-      <w:r>
-        <w:rPr>
-          <w:szCs w:val="24"/>
-        </w:rPr>
-        <w:br/>
+        <w:t>oe</w:t>
+      </w:r>
+      <w:r>
+        <w:rPr>
+          <w:szCs w:val="24"/>
+        </w:rPr>
+        <w:t xml:space="preserve"> are generally pronounced like </w:t>
       </w:r>
       <w:r>
         <w:rPr>
@@ -45632,82 +45746,77 @@
           <w:bCs/>
           <w:szCs w:val="24"/>
         </w:rPr>
-        <w:t>g</w:t>
-      </w:r>
-      <w:r>
-        <w:rPr>
-          <w:szCs w:val="24"/>
-        </w:rPr>
-        <w:t xml:space="preserve"> elsewhere is generally pronounced like the </w:t>
-      </w:r>
+        <w:t>ay</w:t>
+      </w:r>
+      <w:r>
+        <w:rPr>
+          <w:szCs w:val="24"/>
+        </w:rPr>
+        <w:t>.</w:t>
+      </w:r>
+    </w:p>
+    <w:p>
+      <w:pPr>
+        <w:pStyle w:val="SPBodyText"/>
+        <w:spacing w:after="0" w:line="480" w:lineRule="auto"/>
+        <w:ind w:firstLine="0"/>
+        <w:jc w:val="left"/>
+        <w:rPr>
+          <w:szCs w:val="24"/>
+        </w:rPr>
+      </w:pPr>
       <w:r>
         <w:rPr>
           <w:b/>
           <w:bCs/>
           <w:szCs w:val="24"/>
         </w:rPr>
-        <w:t>g</w:t>
-      </w:r>
-      <w:r>
-        <w:rPr>
-          <w:szCs w:val="24"/>
-        </w:rPr>
-        <w:t xml:space="preserve"> in </w:t>
-      </w:r>
-      <w:r>
-        <w:rPr>
-          <w:i/>
-          <w:iCs/>
-          <w:szCs w:val="24"/>
-        </w:rPr>
-        <w:t>go</w:t>
-      </w:r>
-      <w:r>
-        <w:rPr>
-          <w:szCs w:val="24"/>
-        </w:rPr>
-        <w:t>.</w:t>
-      </w:r>
-    </w:p>
-    <w:p>
-      <w:pPr>
-        <w:pStyle w:val="SPBodyText"/>
-        <w:spacing w:after="0" w:line="480" w:lineRule="auto"/>
-        <w:ind w:firstLine="0"/>
-        <w:jc w:val="left"/>
-        <w:rPr>
-          <w:szCs w:val="24"/>
-        </w:rPr>
-      </w:pPr>
+        <w:t>j</w:t>
+      </w:r>
+      <w:r>
+        <w:rPr>
+          <w:szCs w:val="24"/>
+        </w:rPr>
+        <w:t xml:space="preserve"> is pronounced like </w:t>
+      </w:r>
       <w:r>
         <w:rPr>
           <w:b/>
           <w:bCs/>
           <w:szCs w:val="24"/>
         </w:rPr>
-        <w:t>ae</w:t>
-      </w:r>
-      <w:r>
-        <w:rPr>
-          <w:szCs w:val="24"/>
-        </w:rPr>
-        <w:t xml:space="preserve"> and </w:t>
-      </w:r>
-      <w:proofErr w:type="spellStart"/>
+        <w:t>y</w:t>
+      </w:r>
+      <w:r>
+        <w:rPr>
+          <w:szCs w:val="24"/>
+        </w:rPr>
+        <w:t>.</w:t>
+      </w:r>
+    </w:p>
+    <w:p>
+      <w:pPr>
+        <w:pStyle w:val="SPBodyText"/>
+        <w:spacing w:after="0" w:line="480" w:lineRule="auto"/>
+        <w:ind w:firstLine="0"/>
+        <w:jc w:val="left"/>
+        <w:rPr>
+          <w:szCs w:val="24"/>
+        </w:rPr>
+      </w:pPr>
       <w:r>
         <w:rPr>
           <w:b/>
           <w:bCs/>
           <w:szCs w:val="24"/>
         </w:rPr>
-        <w:t>oe</w:t>
-      </w:r>
-      <w:proofErr w:type="spellEnd"/>
-      <w:r>
-        <w:rPr>
-          <w:szCs w:val="24"/>
-        </w:rPr>
-        <w:t xml:space="preserve"> are generally pronounced like </w:t>
+        <w:t>v</w:t>
+      </w:r>
+      <w:r>
+        <w:rPr>
+          <w:szCs w:val="24"/>
+        </w:rPr>
+        <w:t xml:space="preserve"> is pronounced like </w:t>
       </w:r>
       <w:r>
         <w:rPr>
@@ -45715,7 +45824,7 @@
           <w:bCs/>
           <w:szCs w:val="24"/>
         </w:rPr>
-        <w:t>ay</w:t>
+        <w:t>v</w:t>
       </w:r>
       <w:r>
         <w:rPr>
@@ -45734,100 +45843,46 @@
           <w:szCs w:val="24"/>
         </w:rPr>
       </w:pPr>
-      <w:r>
-        <w:rPr>
-          <w:b/>
-          <w:bCs/>
-          <w:szCs w:val="24"/>
-        </w:rPr>
-        <w:t>j</w:t>
-      </w:r>
-      <w:r>
-        <w:rPr>
-          <w:szCs w:val="24"/>
-        </w:rPr>
-        <w:t xml:space="preserve"> is pronounced like </w:t>
-      </w:r>
-      <w:r>
-        <w:rPr>
-          <w:b/>
-          <w:bCs/>
-          <w:szCs w:val="24"/>
-        </w:rPr>
-        <w:t>y</w:t>
-      </w:r>
-      <w:r>
-        <w:rPr>
-          <w:szCs w:val="24"/>
-        </w:rPr>
-        <w:t>.</w:t>
-      </w:r>
-    </w:p>
-    <w:p>
-      <w:pPr>
-        <w:pStyle w:val="SPBodyText"/>
-        <w:spacing w:after="0" w:line="480" w:lineRule="auto"/>
-        <w:ind w:firstLine="0"/>
-        <w:jc w:val="left"/>
-        <w:rPr>
-          <w:szCs w:val="24"/>
-        </w:rPr>
-      </w:pPr>
-      <w:r>
-        <w:rPr>
-          <w:b/>
-          <w:bCs/>
-          <w:szCs w:val="24"/>
-        </w:rPr>
-        <w:t>v</w:t>
-      </w:r>
-      <w:r>
-        <w:rPr>
-          <w:szCs w:val="24"/>
-        </w:rPr>
-        <w:t xml:space="preserve"> is pronounced like </w:t>
-      </w:r>
-      <w:r>
-        <w:rPr>
-          <w:b/>
-          <w:bCs/>
-          <w:szCs w:val="24"/>
-        </w:rPr>
-        <w:t>v</w:t>
-      </w:r>
-      <w:r>
-        <w:rPr>
-          <w:szCs w:val="24"/>
-        </w:rPr>
-        <w:t>.</w:t>
-      </w:r>
-    </w:p>
-    <w:p>
-      <w:pPr>
-        <w:pStyle w:val="SPBodyText"/>
-        <w:spacing w:after="0" w:line="480" w:lineRule="auto"/>
-        <w:ind w:firstLine="0"/>
-        <w:jc w:val="left"/>
-        <w:rPr>
-          <w:szCs w:val="24"/>
-        </w:rPr>
-      </w:pPr>
-    </w:p>
-    <w:p>
-      <w:pPr>
-        <w:pStyle w:val="SPBodyText"/>
-        <w:spacing w:after="0" w:line="480" w:lineRule="auto"/>
-        <w:ind w:firstLine="0"/>
-        <w:jc w:val="left"/>
-        <w:rPr>
-          <w:szCs w:val="24"/>
-        </w:rPr>
-      </w:pPr>
-      <w:r>
-        <w:rPr>
-          <w:szCs w:val="24"/>
-        </w:rPr>
-        <w:t>The pronunciation guide uses familiar English sounds and is not intended to capture every distinction of Latin pronunciation.</w:t>
+    </w:p>
+    <w:p>
+      <w:pPr>
+        <w:pStyle w:val="SPBodyText"/>
+        <w:spacing w:after="0" w:line="480" w:lineRule="auto"/>
+        <w:ind w:firstLine="0"/>
+        <w:jc w:val="left"/>
+        <w:rPr>
+          <w:szCs w:val="24"/>
+        </w:rPr>
+      </w:pPr>
+      <w:r>
+        <w:rPr>
+          <w:szCs w:val="24"/>
+        </w:rPr>
+        <w:t xml:space="preserve">The pronunciation guide uses familiar </w:t>
+      </w:r>
+      <w:r>
+        <w:rPr>
+          <w:szCs w:val="24"/>
+        </w:rPr>
+        <w:t>English</w:t>
+      </w:r>
+      <w:r>
+        <w:rPr>
+          <w:szCs w:val="24"/>
+        </w:rPr>
+        <w:t xml:space="preserve"> sounds and is not intended to capture every distinction of </w:t>
+      </w:r>
+      <w:r>
+        <w:rPr>
+          <w:szCs w:val="24"/>
+        </w:rPr>
+        <w:t>Latin</w:t>
+      </w:r>
+      <w:r>
+        <w:rPr>
+          <w:szCs w:val="24"/>
+        </w:rPr>
+        <w:t xml:space="preserve"> pronunciation.</w:t>
       </w:r>
     </w:p>
     <w:p>
@@ -45911,12 +45966,12 @@
       <w:pPr>
         <w:pStyle w:val="Heading2"/>
       </w:pPr>
-      <w:bookmarkStart w:id="126" w:name="_Toc240789845"/>
+      <w:bookmarkStart w:id="116" w:name="_Toc240913037"/>
       <w:r>
         <w:lastRenderedPageBreak/>
         <w:t>Common Prayers</w:t>
       </w:r>
-      <w:bookmarkEnd w:id="126"/>
+      <w:bookmarkEnd w:id="116"/>
     </w:p>
     <w:p>
       <w:pPr>
@@ -45957,7 +46012,31 @@
         <w:rPr>
           <w:szCs w:val="24"/>
         </w:rPr>
-        <w:t>, but to help the reader become familiar with their Latin words, sounds, and meanings. As these phrases become familiar, the prayers themselves may gradually become easier to pray in Latin.</w:t>
+        <w:t xml:space="preserve">, but to help the reader become familiar with their </w:t>
+      </w:r>
+      <w:r>
+        <w:rPr>
+          <w:szCs w:val="24"/>
+        </w:rPr>
+        <w:t>Latin</w:t>
+      </w:r>
+      <w:r>
+        <w:rPr>
+          <w:szCs w:val="24"/>
+        </w:rPr>
+        <w:t xml:space="preserve"> words, sounds, and meanings. As these phrases become familiar, the prayers themselves may gradually become easier to pray in </w:t>
+      </w:r>
+      <w:r>
+        <w:rPr>
+          <w:szCs w:val="24"/>
+        </w:rPr>
+        <w:t>Latin</w:t>
+      </w:r>
+      <w:r>
+        <w:rPr>
+          <w:szCs w:val="24"/>
+        </w:rPr>
+        <w:t>.</w:t>
       </w:r>
     </w:p>
     <w:p>
@@ -46081,17 +46160,8 @@
           <w:sz w:val="24"/>
           <w:szCs w:val="24"/>
         </w:rPr>
-        <w:t xml:space="preserve">qui es in </w:t>
-      </w:r>
-      <w:proofErr w:type="spellStart"/>
-      <w:r>
-        <w:rPr>
-          <w:sz w:val="24"/>
-          <w:szCs w:val="24"/>
-        </w:rPr>
-        <w:t>caelis</w:t>
-      </w:r>
-      <w:proofErr w:type="spellEnd"/>
+        <w:t>qui es in caelis</w:t>
+      </w:r>
       <w:r>
         <w:rPr>
           <w:sz w:val="24"/>
@@ -47100,39 +47170,51 @@
       <w:pPr>
         <w:pStyle w:val="Heading2"/>
       </w:pPr>
-      <w:bookmarkStart w:id="127" w:name="_Toc240789846"/>
+      <w:bookmarkStart w:id="117" w:name="_Toc240913038"/>
       <w:r>
         <w:lastRenderedPageBreak/>
         <w:t>Common Catholic Expressions</w:t>
       </w:r>
-      <w:bookmarkEnd w:id="127"/>
-    </w:p>
-    <w:p>
-      <w:pPr>
-        <w:pStyle w:val="SPBodyText"/>
-        <w:spacing w:after="0" w:line="480" w:lineRule="auto"/>
-        <w:ind w:firstLine="0"/>
-        <w:jc w:val="left"/>
-        <w:rPr>
-          <w:szCs w:val="24"/>
-        </w:rPr>
-      </w:pPr>
-    </w:p>
-    <w:p>
-      <w:pPr>
-        <w:pStyle w:val="SPBodyText"/>
-        <w:spacing w:after="0" w:line="480" w:lineRule="auto"/>
-        <w:ind w:firstLine="0"/>
-        <w:jc w:val="left"/>
-        <w:rPr>
-          <w:szCs w:val="24"/>
-        </w:rPr>
-      </w:pPr>
-      <w:r>
-        <w:rPr>
-          <w:szCs w:val="24"/>
-        </w:rPr>
-        <w:t>The Catholic tradition contains many Latin expressions that have been used in prayer, worship, and devotion for centuries. Some are heard regularly in the liturgy, while others appear in prayers, hymns, and writings of the saints.</w:t>
+      <w:bookmarkEnd w:id="117"/>
+    </w:p>
+    <w:p>
+      <w:pPr>
+        <w:pStyle w:val="SPBodyText"/>
+        <w:spacing w:after="0" w:line="480" w:lineRule="auto"/>
+        <w:ind w:firstLine="0"/>
+        <w:jc w:val="left"/>
+        <w:rPr>
+          <w:szCs w:val="24"/>
+        </w:rPr>
+      </w:pPr>
+    </w:p>
+    <w:p>
+      <w:pPr>
+        <w:pStyle w:val="SPBodyText"/>
+        <w:spacing w:after="0" w:line="480" w:lineRule="auto"/>
+        <w:ind w:firstLine="0"/>
+        <w:jc w:val="left"/>
+        <w:rPr>
+          <w:szCs w:val="24"/>
+        </w:rPr>
+      </w:pPr>
+      <w:r>
+        <w:rPr>
+          <w:szCs w:val="24"/>
+        </w:rPr>
+        <w:t xml:space="preserve">The Catholic tradition contains many </w:t>
+      </w:r>
+      <w:r>
+        <w:rPr>
+          <w:szCs w:val="24"/>
+        </w:rPr>
+        <w:t>Latin</w:t>
+      </w:r>
+      <w:r>
+        <w:rPr>
+          <w:szCs w:val="24"/>
+        </w:rPr>
+        <w:t xml:space="preserve"> expressions that have been used in prayer, worship, and devotion for centuries. Some are heard regularly in the liturgy, while others appear in prayers, hymns, and writings of the saints.</w:t>
       </w:r>
     </w:p>
     <w:p>
@@ -47168,7 +47250,19 @@
         <w:rPr>
           <w:szCs w:val="24"/>
         </w:rPr>
-        <w:t>The following expressions are offered as a simple introduction. They are not intended to provide a complete vocabulary, but to help the reader recognise familiar Latin phrases and understand their meaning when encountered in prayer.</w:t>
+        <w:t xml:space="preserve">The following expressions are offered as a simple introduction. They are not intended to provide a complete vocabulary, but to help the reader recognise familiar </w:t>
+      </w:r>
+      <w:r>
+        <w:rPr>
+          <w:szCs w:val="24"/>
+        </w:rPr>
+        <w:t>Latin</w:t>
+      </w:r>
+      <w:r>
+        <w:rPr>
+          <w:szCs w:val="24"/>
+        </w:rPr>
+        <w:t xml:space="preserve"> phrases and understand their meaning when encountered in prayer.</w:t>
       </w:r>
     </w:p>
     <w:p>

--- a/publisher-submissions/ignatius/final-submission/sacrae-preces-volume-1-submission.docx
+++ b/publisher-submissions/ignatius/final-submission/sacrae-preces-volume-1-submission.docx
@@ -30689,15 +30689,7 @@
           <w:sz w:val="24"/>
           <w:szCs w:val="24"/>
         </w:rPr>
-        <w:t xml:space="preserve"> we have beheld his glory, glory as the </w:t>
-      </w:r>
-      <w:proofErr w:type="gramStart"/>
-      <w:r>
-        <w:rPr>
-          <w:sz w:val="24"/>
-          <w:szCs w:val="24"/>
-        </w:rPr>
-        <w:t>only</w:t>
+        <w:t xml:space="preserve"> we have beheld his glory, glory as the only</w:t>
       </w:r>
       <w:r>
         <w:rPr>
@@ -30711,15 +30703,7 @@
           <w:sz w:val="24"/>
           <w:szCs w:val="24"/>
         </w:rPr>
-        <w:t>begotten</w:t>
-      </w:r>
-      <w:proofErr w:type="gramEnd"/>
-      <w:r>
-        <w:rPr>
-          <w:sz w:val="24"/>
-          <w:szCs w:val="24"/>
-        </w:rPr>
-        <w:t xml:space="preserve"> Son from the Father.</w:t>
+        <w:t>begotten Son from the Father.</w:t>
       </w:r>
     </w:p>
     <w:p>
@@ -37745,7 +37729,21 @@
           <w:szCs w:val="24"/>
         </w:rPr>
         <w:br/>
-        <w:t>divina virtute in infernum detrude.</w:t>
+        <w:t>divina virtute</w:t>
+      </w:r>
+      <w:r>
+        <w:rPr>
+          <w:sz w:val="24"/>
+          <w:szCs w:val="24"/>
+        </w:rPr>
+        <w:t>,</w:t>
+      </w:r>
+      <w:r>
+        <w:rPr>
+          <w:sz w:val="24"/>
+          <w:szCs w:val="24"/>
+        </w:rPr>
+        <w:t xml:space="preserve"> in infernum detrude.</w:t>
       </w:r>
     </w:p>
     <w:p>
@@ -39205,7 +39203,21 @@
           <w:sz w:val="24"/>
           <w:szCs w:val="24"/>
         </w:rPr>
-        <w:t>Impetrā mihi a Deo</w:t>
+        <w:t>Impetr</w:t>
+      </w:r>
+      <w:r>
+        <w:rPr>
+          <w:sz w:val="24"/>
+          <w:szCs w:val="24"/>
+        </w:rPr>
+        <w:t>a</w:t>
+      </w:r>
+      <w:r>
+        <w:rPr>
+          <w:sz w:val="24"/>
+          <w:szCs w:val="24"/>
+        </w:rPr>
+        <w:t xml:space="preserve"> mihi a Deo</w:t>
       </w:r>
       <w:r>
         <w:rPr>
@@ -40393,35 +40405,6 @@
         <w:rPr>
           <w:sz w:val="24"/>
           <w:szCs w:val="24"/>
-          <w:lang w:val="en-ZA"/>
-        </w:rPr>
-      </w:pPr>
-      <w:r>
-        <w:rPr>
-          <w:sz w:val="24"/>
-          <w:szCs w:val="24"/>
-          <w:lang w:val="en-ZA"/>
-        </w:rPr>
-        <w:t>Ora pro me, ut exemplum tuum sequar</w:t>
-      </w:r>
-      <w:r>
-        <w:rPr>
-          <w:sz w:val="24"/>
-          <w:szCs w:val="24"/>
-          <w:lang w:val="en-ZA"/>
-        </w:rPr>
-        <w:br/>
-        <w:t>fidei, humilitatis, castitatis et oboedientiae.</w:t>
-      </w:r>
-    </w:p>
-    <w:p>
-      <w:pPr>
-        <w:pStyle w:val="SPPrayerLatin"/>
-        <w:spacing w:after="0" w:line="480" w:lineRule="auto"/>
-        <w:jc w:val="left"/>
-        <w:rPr>
-          <w:sz w:val="24"/>
-          <w:szCs w:val="24"/>
         </w:rPr>
         <w:sectPr>
           <w:type w:val="oddPage"/>
@@ -40438,6 +40421,22 @@
           <w:szCs w:val="24"/>
           <w:lang w:val="en-ZA"/>
         </w:rPr>
+        <w:t>Ora pro me, ut exemplum tuum in fide, humilitate, castitate et oboedientia sequar.</w:t>
+      </w:r>
+      <w:r>
+        <w:rPr>
+          <w:sz w:val="24"/>
+          <w:szCs w:val="24"/>
+          <w:lang w:val="en-ZA"/>
+        </w:rPr>
+        <w:t xml:space="preserve"> </w:t>
+      </w:r>
+      <w:r>
+        <w:rPr>
+          <w:sz w:val="24"/>
+          <w:szCs w:val="24"/>
+          <w:lang w:val="en-ZA"/>
+        </w:rPr>
         <w:t>Protege familiam meam</w:t>
       </w:r>
       <w:r>
@@ -40446,7 +40445,14 @@
           <w:szCs w:val="24"/>
           <w:lang w:val="en-ZA"/>
         </w:rPr>
-        <w:br/>
+        <w:t xml:space="preserve"> </w:t>
+      </w:r>
+      <w:r>
+        <w:rPr>
+          <w:sz w:val="24"/>
+          <w:szCs w:val="24"/>
+          <w:lang w:val="en-ZA"/>
+        </w:rPr>
         <w:t>et eos qui curae meae commissi sunt.</w:t>
       </w:r>
       <w:r>
@@ -40464,7 +40470,14 @@
           <w:szCs w:val="24"/>
           <w:lang w:val="en-ZA"/>
         </w:rPr>
-        <w:br/>
+        <w:t xml:space="preserve"> </w:t>
+      </w:r>
+      <w:r>
+        <w:rPr>
+          <w:sz w:val="24"/>
+          <w:szCs w:val="24"/>
+          <w:lang w:val="en-ZA"/>
+        </w:rPr>
         <w:t>et adiuva me ut ea fideliter exsequar</w:t>
       </w:r>
       <w:r>
@@ -41720,35 +41733,6 @@
           <w:sz w:val="24"/>
           <w:szCs w:val="24"/>
         </w:rPr>
-      </w:pPr>
-      <w:r>
-        <w:rPr>
-          <w:sz w:val="24"/>
-          <w:szCs w:val="24"/>
-        </w:rPr>
-        <w:t>Amen.</w:t>
-      </w:r>
-    </w:p>
-    <w:p>
-      <w:pPr>
-        <w:pStyle w:val="SPPrayerEnglish"/>
-        <w:spacing w:after="0" w:line="480" w:lineRule="auto"/>
-        <w:jc w:val="left"/>
-        <w:rPr>
-          <w:sz w:val="24"/>
-          <w:szCs w:val="24"/>
-        </w:rPr>
-      </w:pPr>
-    </w:p>
-    <w:p>
-      <w:pPr>
-        <w:pStyle w:val="SPPrayerEnglish"/>
-        <w:spacing w:after="0" w:line="480" w:lineRule="auto"/>
-        <w:jc w:val="left"/>
-        <w:rPr>
-          <w:sz w:val="24"/>
-          <w:szCs w:val="24"/>
-        </w:rPr>
         <w:sectPr>
           <w:type w:val="evenPage"/>
           <w:pgSz w:w="7920" w:h="12240" w:code="6"/>
@@ -41763,7 +41747,7 @@
           <w:sz w:val="24"/>
           <w:szCs w:val="24"/>
         </w:rPr>
-        <w:t xml:space="preserve"> </w:t>
+        <w:t>Amen.</w:t>
       </w:r>
     </w:p>
     <w:p>
@@ -41834,21 +41818,7 @@
           <w:sz w:val="24"/>
           <w:szCs w:val="24"/>
         </w:rPr>
-        <w:t xml:space="preserve"> version</w:t>
-      </w:r>
-      <w:r>
-        <w:rPr>
-          <w:sz w:val="24"/>
-          <w:szCs w:val="24"/>
-        </w:rPr>
-        <w:t>.</w:t>
-      </w:r>
-      <w:r>
-        <w:rPr>
-          <w:sz w:val="24"/>
-          <w:szCs w:val="24"/>
-        </w:rPr>
-        <w:t>)</w:t>
+        <w:t xml:space="preserve"> version.)</w:t>
       </w:r>
     </w:p>
     <w:p>
@@ -41893,7 +41863,79 @@
           <w:szCs w:val="24"/>
         </w:rPr>
         <w:br/>
-        <w:t>et vitam tuam Evangelii nuntiando devovisti.</w:t>
+        <w:t>et vitam tuam Evangelio nuntiando devovisti.</w:t>
+      </w:r>
+    </w:p>
+    <w:p>
+      <w:pPr>
+        <w:pStyle w:val="SPPrayerLatin"/>
+        <w:spacing w:after="0" w:line="480" w:lineRule="auto"/>
+        <w:jc w:val="left"/>
+        <w:rPr>
+          <w:sz w:val="24"/>
+          <w:szCs w:val="24"/>
+        </w:rPr>
+      </w:pPr>
+      <w:r>
+        <w:rPr>
+          <w:sz w:val="24"/>
+          <w:szCs w:val="24"/>
+        </w:rPr>
+        <w:t>Adiuva me Christum eodem amore ac devotione quaerere.</w:t>
+      </w:r>
+    </w:p>
+    <w:p>
+      <w:pPr>
+        <w:pStyle w:val="SPPrayerLatin"/>
+        <w:spacing w:after="0" w:line="480" w:lineRule="auto"/>
+        <w:jc w:val="left"/>
+        <w:rPr>
+          <w:sz w:val="24"/>
+          <w:szCs w:val="24"/>
+        </w:rPr>
+      </w:pPr>
+      <w:r>
+        <w:rPr>
+          <w:sz w:val="24"/>
+          <w:szCs w:val="24"/>
+        </w:rPr>
+        <w:t>Cum viam amiserim, ad viam me reduc.</w:t>
+      </w:r>
+    </w:p>
+    <w:p>
+      <w:pPr>
+        <w:pStyle w:val="SPPrayerLatin"/>
+        <w:spacing w:after="0" w:line="480" w:lineRule="auto"/>
+        <w:jc w:val="left"/>
+        <w:rPr>
+          <w:sz w:val="24"/>
+          <w:szCs w:val="24"/>
+        </w:rPr>
+      </w:pPr>
+      <w:r>
+        <w:rPr>
+          <w:sz w:val="24"/>
+          <w:szCs w:val="24"/>
+        </w:rPr>
+        <w:t>Cum animo defecerim, spem meam confirma.</w:t>
+      </w:r>
+    </w:p>
+    <w:p>
+      <w:pPr>
+        <w:pStyle w:val="SPPrayerLatin"/>
+        <w:spacing w:after="0" w:line="480" w:lineRule="auto"/>
+        <w:jc w:val="left"/>
+        <w:rPr>
+          <w:sz w:val="24"/>
+          <w:szCs w:val="24"/>
+        </w:rPr>
+      </w:pPr>
+      <w:r>
+        <w:rPr>
+          <w:sz w:val="24"/>
+          <w:szCs w:val="24"/>
+        </w:rPr>
+        <w:t>Cum aliquid magni momenti amiserim,</w:t>
       </w:r>
       <w:r>
         <w:rPr>
@@ -41901,49 +41943,7 @@
           <w:szCs w:val="24"/>
         </w:rPr>
         <w:br/>
-        <w:t>Adiuva me Christum eodem amore ac devotione quaerere.</w:t>
-      </w:r>
-    </w:p>
-    <w:p>
-      <w:pPr>
-        <w:pStyle w:val="SPPrayerLatin"/>
-        <w:spacing w:after="0" w:line="480" w:lineRule="auto"/>
-        <w:jc w:val="left"/>
-        <w:rPr>
-          <w:sz w:val="24"/>
-          <w:szCs w:val="24"/>
-        </w:rPr>
-      </w:pPr>
-      <w:r>
-        <w:rPr>
-          <w:sz w:val="24"/>
-          <w:szCs w:val="24"/>
-        </w:rPr>
-        <w:t>Cum viam amiserim, ad viam me reduc.</w:t>
-      </w:r>
-      <w:r>
-        <w:rPr>
-          <w:sz w:val="24"/>
-          <w:szCs w:val="24"/>
-        </w:rPr>
-        <w:br/>
-        <w:t>Cum animo defecerim, spem meam confirma.</w:t>
-      </w:r>
-      <w:r>
-        <w:rPr>
-          <w:sz w:val="24"/>
-          <w:szCs w:val="24"/>
-        </w:rPr>
-        <w:br/>
-        <w:t>Cum aliquid magni momenti amiserim,</w:t>
-      </w:r>
-      <w:r>
-        <w:rPr>
-          <w:sz w:val="24"/>
-          <w:szCs w:val="24"/>
-        </w:rPr>
-        <w:br/>
-        <w:t>doce me divinae Providentiae confidere.</w:t>
+        <w:t>doce me divinae providentiae confidere.</w:t>
       </w:r>
     </w:p>
     <w:p>
@@ -41998,6 +41998,13 @@
           <w:szCs w:val="24"/>
         </w:rPr>
       </w:pPr>
+      <w:r>
+        <w:rPr>
+          <w:sz w:val="24"/>
+          <w:szCs w:val="24"/>
+        </w:rPr>
+        <w:t>Amen.</w:t>
+      </w:r>
     </w:p>
     <w:p>
       <w:pPr>
@@ -42009,17 +42016,10 @@
           <w:szCs w:val="24"/>
         </w:rPr>
       </w:pPr>
-      <w:r>
-        <w:rPr>
-          <w:sz w:val="24"/>
-          <w:szCs w:val="24"/>
-        </w:rPr>
-        <w:t>Amen.</w:t>
-      </w:r>
-    </w:p>
-    <w:p>
-      <w:pPr>
-        <w:pStyle w:val="SPPrayerLatin"/>
+    </w:p>
+    <w:p>
+      <w:pPr>
+        <w:pStyle w:val="SPPrayerEnglish"/>
         <w:spacing w:after="0" w:line="480" w:lineRule="auto"/>
         <w:jc w:val="left"/>
         <w:rPr>
@@ -42038,7 +42038,9 @@
     </w:p>
     <w:p>
       <w:pPr>
-        <w:pStyle w:val="Heading3"/>
+        <w:pStyle w:val="SPPrayerLatin"/>
+        <w:spacing w:after="0" w:line="480" w:lineRule="auto"/>
+        <w:jc w:val="left"/>
       </w:pPr>
       <w:bookmarkStart w:id="106" w:name="_Toc240913027"/>
       <w:r>
